--- a/templates/docx_templates/企业版合同模板_带变量.docx
+++ b/templates/docx_templates/企业版合同模板_带变量.docx
@@ -468,8 +468,6 @@
         </w:rPr>
         <w:t>509272088361</w:t>
       </w:r>
-      <w:bookmarkStart w:id="12" w:name="_GoBack"/>
-      <w:bookmarkEnd w:id="12"/>
     </w:p>
     <w:p>
       <w:pPr>
@@ -1409,7 +1407,7 @@
     </w:p>
     <w:tbl>
       <w:tblPr>
-        <w:tblStyle w:val="15"/>
+        <w:tblStyle w:val="16"/>
         <w:tblW w:w="4997" w:type="pct"/>
         <w:tblInd w:w="0" w:type="dxa"/>
         <w:tblBorders>
@@ -2611,7 +2609,7 @@
     </w:p>
     <w:p>
       <w:pPr>
-        <w:pStyle w:val="26"/>
+        <w:pStyle w:val="28"/>
         <w:ind w:firstLine="0" w:firstLineChars="0"/>
         <w:rPr>
           <w:rFonts w:ascii="仿宋" w:hAnsi="仿宋" w:eastAsia="仿宋"/>
@@ -3227,9 +3225,9 @@
           <w:shd w:val="solid" w:color="FFFFFF" w:fill="FFFFFF"/>
         </w:rPr>
       </w:pPr>
-      <w:bookmarkStart w:id="3" w:name="h.fm1olciy1qq4"/>
+      <w:bookmarkStart w:id="3" w:name="h.uqzvqlan9ma"/>
       <w:bookmarkEnd w:id="3"/>
-      <w:bookmarkStart w:id="4" w:name="h.uqzvqlan9ma"/>
+      <w:bookmarkStart w:id="4" w:name="h.fm1olciy1qq4"/>
       <w:bookmarkEnd w:id="4"/>
       <w:r>
         <w:rPr>
@@ -3448,7 +3446,7 @@
     </w:p>
     <w:p>
       <w:pPr>
-        <w:pStyle w:val="5"/>
+        <w:pStyle w:val="3"/>
         <w:adjustRightInd w:val="0"/>
         <w:snapToGrid w:val="0"/>
         <w:spacing w:before="360" w:line="360" w:lineRule="auto"/>
@@ -3637,7 +3635,7 @@
     </w:p>
     <w:p>
       <w:pPr>
-        <w:pStyle w:val="5"/>
+        <w:pStyle w:val="3"/>
         <w:adjustRightInd w:val="0"/>
         <w:snapToGrid w:val="0"/>
         <w:spacing w:before="360" w:line="360" w:lineRule="auto"/>
@@ -4173,7 +4171,7 @@
     </w:p>
     <w:p>
       <w:pPr>
-        <w:pStyle w:val="4"/>
+        <w:pStyle w:val="2"/>
         <w:adjustRightInd w:val="0"/>
         <w:snapToGrid w:val="0"/>
         <w:spacing w:before="480" w:line="360" w:lineRule="auto"/>
@@ -4195,7 +4193,7 @@
     </w:p>
     <w:p>
       <w:pPr>
-        <w:pStyle w:val="4"/>
+        <w:pStyle w:val="2"/>
         <w:adjustRightInd w:val="0"/>
         <w:snapToGrid w:val="0"/>
         <w:spacing w:before="480" w:line="360" w:lineRule="auto"/>
@@ -4217,15 +4215,15 @@
     </w:p>
     <w:p>
       <w:pPr>
-        <w:pStyle w:val="4"/>
+        <w:pStyle w:val="2"/>
         <w:spacing w:after="0" w:line="432" w:lineRule="auto"/>
         <w:rPr>
           <w:rFonts w:hint="eastAsia" w:ascii="仿宋" w:hAnsi="仿宋" w:eastAsia="仿宋" w:cs="仿宋"/>
           <w:b/>
           <w:bCs/>
           <w:color w:val="333333"/>
-          <w:sz w:val="21"/>
-          <w:szCs w:val="21"/>
+          <w:sz w:val="24"/>
+          <w:szCs w:val="24"/>
           <w:shd w:val="solid" w:color="FFFFFF" w:fill="FFFFFF"/>
           <w:lang w:val="en-US" w:eastAsia="zh-CN" w:bidi="ar-SA"/>
         </w:rPr>
@@ -4236,44 +4234,18 @@
           <w:b/>
           <w:bCs/>
           <w:color w:val="333333"/>
-          <w:sz w:val="21"/>
-          <w:szCs w:val="21"/>
+          <w:sz w:val="24"/>
+          <w:szCs w:val="24"/>
           <w:shd w:val="solid" w:color="FFFFFF" w:fill="FFFFFF"/>
           <w:lang w:val="en-US" w:eastAsia="zh-CN" w:bidi="ar-SA"/>
         </w:rPr>
-        <w:t xml:space="preserve">附件一  </w:t>
-      </w:r>
-      <w:r>
-        <w:rPr>
-          <w:rFonts w:hint="eastAsia" w:ascii="仿宋" w:hAnsi="仿宋" w:eastAsia="仿宋" w:cs="仿宋"/>
-          <w:b/>
-          <w:bCs/>
-          <w:color w:val="333333"/>
-          <w:sz w:val="21"/>
-          <w:szCs w:val="21"/>
-          <w:shd w:val="solid" w:color="FFFFFF" w:fill="FFFFFF"/>
-          <w:lang w:val="en-US" w:eastAsia="zh-CN" w:bidi="ar-SA"/>
-        </w:rPr>
-        <w:br w:type="textWrapping"/>
-      </w:r>
-      <w:r>
-        <w:rPr>
-          <w:rFonts w:hint="eastAsia" w:ascii="仿宋" w:hAnsi="仿宋" w:eastAsia="仿宋" w:cs="仿宋"/>
-          <w:b/>
-          <w:bCs/>
-          <w:color w:val="333333"/>
-          <w:sz w:val="21"/>
-          <w:szCs w:val="21"/>
-          <w:shd w:val="solid" w:color="FFFFFF" w:fill="FFFFFF"/>
-          <w:lang w:val="en-US" w:eastAsia="zh-CN" w:bidi="ar-SA"/>
-        </w:rPr>
-        <w:t>企业版功能清单</w:t>
+        <w:t>附件一  企业版功能清单</w:t>
       </w:r>
     </w:p>
     <w:tbl>
       <w:tblPr>
-        <w:tblStyle w:val="15"/>
-        <w:tblW w:w="9070" w:type="dxa"/>
+        <w:tblStyle w:val="16"/>
+        <w:tblW w:w="8479" w:type="dxa"/>
         <w:jc w:val="center"/>
         <w:tblBorders>
           <w:top w:val="single" w:color="auto" w:sz="4" w:space="0"/>
@@ -4292,17 +4264,17 @@
         </w:tblCellMar>
       </w:tblPr>
       <w:tblGrid>
-        <w:gridCol w:w="4535"/>
-        <w:gridCol w:w="4535"/>
+        <w:gridCol w:w="4323"/>
+        <w:gridCol w:w="4156"/>
       </w:tblGrid>
       <w:tr>
         <w:trPr>
-          <w:trHeight w:val="624" w:hRule="exact"/>
+          <w:trHeight w:val="567" w:hRule="exact"/>
           <w:jc w:val="center"/>
         </w:trPr>
         <w:tc>
           <w:tcPr>
-            <w:tcW w:w="4535" w:type="dxa"/>
+            <w:tcW w:w="4323" w:type="dxa"/>
             <w:tcMar>
               <w:top w:w="20" w:type="dxa"/>
               <w:left w:w="20" w:type="dxa"/>
@@ -4318,8 +4290,8 @@
                 <w:rFonts w:hint="eastAsia" w:ascii="仿宋" w:hAnsi="仿宋" w:eastAsia="仿宋" w:cs="仿宋"/>
                 <w:b w:val="0"/>
                 <w:bCs w:val="0"/>
-                <w:sz w:val="20"/>
-                <w:szCs w:val="20"/>
+                <w:sz w:val="24"/>
+                <w:szCs w:val="24"/>
               </w:rPr>
             </w:pPr>
             <w:r>
@@ -4327,8 +4299,8 @@
                 <w:rFonts w:hint="eastAsia" w:ascii="仿宋" w:hAnsi="仿宋" w:eastAsia="仿宋" w:cs="仿宋"/>
                 <w:b w:val="0"/>
                 <w:bCs w:val="0"/>
-                <w:sz w:val="20"/>
-                <w:szCs w:val="20"/>
+                <w:sz w:val="24"/>
+                <w:szCs w:val="24"/>
               </w:rPr>
               <w:t>用户数</w:t>
             </w:r>
@@ -4336,7 +4308,7 @@
         </w:tc>
         <w:tc>
           <w:tcPr>
-            <w:tcW w:w="4535" w:type="dxa"/>
+            <w:tcW w:w="4156" w:type="dxa"/>
             <w:tcMar>
               <w:top w:w="20" w:type="dxa"/>
               <w:left w:w="20" w:type="dxa"/>
@@ -4352,31 +4324,52 @@
                 <w:rFonts w:hint="eastAsia" w:ascii="仿宋" w:hAnsi="仿宋" w:eastAsia="仿宋" w:cs="仿宋"/>
                 <w:b w:val="0"/>
                 <w:bCs w:val="0"/>
-                <w:sz w:val="20"/>
-                <w:szCs w:val="20"/>
+                <w:sz w:val="24"/>
+                <w:szCs w:val="24"/>
               </w:rPr>
             </w:pPr>
             <w:r>
               <w:rPr>
-                <w:rFonts w:hint="eastAsia" w:ascii="仿宋" w:hAnsi="仿宋" w:eastAsia="仿宋" w:cs="仿宋"/>
-                <w:b w:val="0"/>
-                <w:bCs w:val="0"/>
-                <w:sz w:val="20"/>
-                <w:szCs w:val="20"/>
-              </w:rPr>
-              <w:t xml:space="preserve"> {{ user_count }}人</w:t>
+                <w:rFonts w:hint="eastAsia" w:ascii="仿宋" w:hAnsi="仿宋" w:eastAsia="仿宋"/>
+                <w:color w:val="auto"/>
+                <w:sz w:val="24"/>
+                <w:szCs w:val="24"/>
+                <w:shd w:val="solid" w:color="FFFFFF" w:fill="FFFFFF"/>
+              </w:rPr>
+              <w:t>{{ user_count }}</w:t>
+            </w:r>
+            <w:r>
+              <w:rPr>
+                <w:rFonts w:hint="eastAsia" w:ascii="仿宋" w:hAnsi="仿宋" w:eastAsia="仿宋"/>
+                <w:color w:val="auto"/>
+                <w:sz w:val="24"/>
+                <w:szCs w:val="24"/>
+                <w:shd w:val="solid" w:color="FFFFFF" w:fill="FFFFFF"/>
+                <w:lang w:val="en-US" w:eastAsia="zh-CN"/>
+              </w:rPr>
+              <w:t xml:space="preserve"> </w:t>
+            </w:r>
+            <w:r>
+              <w:rPr>
+                <w:rFonts w:hint="eastAsia" w:ascii="仿宋" w:hAnsi="仿宋" w:eastAsia="仿宋" w:cs="仿宋"/>
+                <w:b w:val="0"/>
+                <w:bCs w:val="0"/>
+                <w:sz w:val="24"/>
+                <w:szCs w:val="24"/>
+              </w:rPr>
+              <w:t>人</w:t>
             </w:r>
           </w:p>
         </w:tc>
       </w:tr>
       <w:tr>
         <w:trPr>
-          <w:trHeight w:val="624" w:hRule="exact"/>
+          <w:trHeight w:val="567" w:hRule="exact"/>
           <w:jc w:val="center"/>
         </w:trPr>
         <w:tc>
           <w:tcPr>
-            <w:tcW w:w="4535" w:type="dxa"/>
+            <w:tcW w:w="4323" w:type="dxa"/>
             <w:tcMar>
               <w:top w:w="20" w:type="dxa"/>
               <w:left w:w="20" w:type="dxa"/>
@@ -4392,8 +4385,8 @@
                 <w:rFonts w:hint="eastAsia" w:ascii="仿宋" w:hAnsi="仿宋" w:eastAsia="仿宋" w:cs="仿宋"/>
                 <w:b w:val="0"/>
                 <w:bCs w:val="0"/>
-                <w:sz w:val="20"/>
-                <w:szCs w:val="20"/>
+                <w:sz w:val="24"/>
+                <w:szCs w:val="24"/>
               </w:rPr>
             </w:pPr>
             <w:r>
@@ -4401,8 +4394,8 @@
                 <w:rFonts w:hint="eastAsia" w:ascii="仿宋" w:hAnsi="仿宋" w:eastAsia="仿宋" w:cs="仿宋"/>
                 <w:b w:val="0"/>
                 <w:bCs w:val="0"/>
-                <w:sz w:val="20"/>
-                <w:szCs w:val="20"/>
+                <w:sz w:val="24"/>
+                <w:szCs w:val="24"/>
               </w:rPr>
               <w:t>应用数</w:t>
             </w:r>
@@ -4410,7 +4403,7 @@
         </w:tc>
         <w:tc>
           <w:tcPr>
-            <w:tcW w:w="4535" w:type="dxa"/>
+            <w:tcW w:w="4156" w:type="dxa"/>
             <w:tcMar>
               <w:top w:w="20" w:type="dxa"/>
               <w:left w:w="20" w:type="dxa"/>
@@ -4426,8 +4419,8 @@
                 <w:rFonts w:hint="eastAsia" w:ascii="仿宋" w:hAnsi="仿宋" w:eastAsia="仿宋" w:cs="仿宋"/>
                 <w:b w:val="0"/>
                 <w:bCs w:val="0"/>
-                <w:sz w:val="20"/>
-                <w:szCs w:val="20"/>
+                <w:sz w:val="24"/>
+                <w:szCs w:val="24"/>
               </w:rPr>
             </w:pPr>
             <w:r>
@@ -4435,8 +4428,8 @@
                 <w:rFonts w:hint="eastAsia" w:ascii="仿宋" w:hAnsi="仿宋" w:eastAsia="仿宋" w:cs="仿宋"/>
                 <w:b w:val="0"/>
                 <w:bCs w:val="0"/>
-                <w:sz w:val="20"/>
-                <w:szCs w:val="20"/>
+                <w:sz w:val="24"/>
+                <w:szCs w:val="24"/>
               </w:rPr>
               <w:t>无限制</w:t>
             </w:r>
@@ -4445,12 +4438,12 @@
       </w:tr>
       <w:tr>
         <w:trPr>
-          <w:trHeight w:val="624" w:hRule="exact"/>
+          <w:trHeight w:val="567" w:hRule="exact"/>
           <w:jc w:val="center"/>
         </w:trPr>
         <w:tc>
           <w:tcPr>
-            <w:tcW w:w="4535" w:type="dxa"/>
+            <w:tcW w:w="4323" w:type="dxa"/>
             <w:tcMar>
               <w:top w:w="20" w:type="dxa"/>
               <w:left w:w="20" w:type="dxa"/>
@@ -4466,8 +4459,8 @@
                 <w:rFonts w:hint="eastAsia" w:ascii="仿宋" w:hAnsi="仿宋" w:eastAsia="仿宋" w:cs="仿宋"/>
                 <w:b w:val="0"/>
                 <w:bCs w:val="0"/>
-                <w:sz w:val="20"/>
-                <w:szCs w:val="20"/>
+                <w:sz w:val="24"/>
+                <w:szCs w:val="24"/>
               </w:rPr>
             </w:pPr>
             <w:r>
@@ -4475,8 +4468,8 @@
                 <w:rFonts w:hint="eastAsia" w:ascii="仿宋" w:hAnsi="仿宋" w:eastAsia="仿宋" w:cs="仿宋"/>
                 <w:b w:val="0"/>
                 <w:bCs w:val="0"/>
-                <w:sz w:val="20"/>
-                <w:szCs w:val="20"/>
+                <w:sz w:val="24"/>
+                <w:szCs w:val="24"/>
               </w:rPr>
               <w:t>子管理员</w:t>
             </w:r>
@@ -4484,7 +4477,7 @@
         </w:tc>
         <w:tc>
           <w:tcPr>
-            <w:tcW w:w="4535" w:type="dxa"/>
+            <w:tcW w:w="4156" w:type="dxa"/>
             <w:tcMar>
               <w:top w:w="20" w:type="dxa"/>
               <w:left w:w="20" w:type="dxa"/>
@@ -4500,8 +4493,8 @@
                 <w:rFonts w:hint="eastAsia" w:ascii="仿宋" w:hAnsi="仿宋" w:eastAsia="仿宋" w:cs="仿宋"/>
                 <w:b w:val="0"/>
                 <w:bCs w:val="0"/>
-                <w:sz w:val="20"/>
-                <w:szCs w:val="20"/>
+                <w:sz w:val="24"/>
+                <w:szCs w:val="24"/>
               </w:rPr>
             </w:pPr>
             <w:r>
@@ -4509,8 +4502,8 @@
                 <w:rFonts w:hint="eastAsia" w:ascii="仿宋" w:hAnsi="仿宋" w:eastAsia="仿宋" w:cs="仿宋"/>
                 <w:b w:val="0"/>
                 <w:bCs w:val="0"/>
-                <w:sz w:val="20"/>
-                <w:szCs w:val="20"/>
+                <w:sz w:val="24"/>
+                <w:szCs w:val="24"/>
                 <w:lang w:val="en-US" w:eastAsia="zh-CN"/>
               </w:rPr>
               <w:t>10</w:t>
@@ -4520,8 +4513,8 @@
                 <w:rFonts w:hint="eastAsia" w:ascii="仿宋" w:hAnsi="仿宋" w:eastAsia="仿宋" w:cs="仿宋"/>
                 <w:b w:val="0"/>
                 <w:bCs w:val="0"/>
-                <w:sz w:val="20"/>
-                <w:szCs w:val="20"/>
+                <w:sz w:val="24"/>
+                <w:szCs w:val="24"/>
               </w:rPr>
               <w:t>个子管理员 + 1个系统管理员</w:t>
             </w:r>
@@ -4530,12 +4523,12 @@
       </w:tr>
       <w:tr>
         <w:trPr>
-          <w:trHeight w:val="624" w:hRule="exact"/>
+          <w:trHeight w:val="567" w:hRule="exact"/>
           <w:jc w:val="center"/>
         </w:trPr>
         <w:tc>
           <w:tcPr>
-            <w:tcW w:w="4535" w:type="dxa"/>
+            <w:tcW w:w="4323" w:type="dxa"/>
             <w:tcMar>
               <w:top w:w="20" w:type="dxa"/>
               <w:left w:w="20" w:type="dxa"/>
@@ -4551,8 +4544,8 @@
                 <w:rFonts w:hint="eastAsia" w:ascii="仿宋" w:hAnsi="仿宋" w:eastAsia="仿宋" w:cs="仿宋"/>
                 <w:b w:val="0"/>
                 <w:bCs w:val="0"/>
-                <w:sz w:val="20"/>
-                <w:szCs w:val="20"/>
+                <w:sz w:val="24"/>
+                <w:szCs w:val="24"/>
               </w:rPr>
             </w:pPr>
             <w:r>
@@ -4560,8 +4553,8 @@
                 <w:rFonts w:hint="eastAsia" w:ascii="仿宋" w:hAnsi="仿宋" w:eastAsia="仿宋" w:cs="仿宋"/>
                 <w:b w:val="0"/>
                 <w:bCs w:val="0"/>
-                <w:sz w:val="20"/>
-                <w:szCs w:val="20"/>
+                <w:sz w:val="24"/>
+                <w:szCs w:val="24"/>
               </w:rPr>
               <w:t>单表数据上限</w:t>
             </w:r>
@@ -4569,7 +4562,7 @@
         </w:tc>
         <w:tc>
           <w:tcPr>
-            <w:tcW w:w="4535" w:type="dxa"/>
+            <w:tcW w:w="4156" w:type="dxa"/>
             <w:tcMar>
               <w:top w:w="20" w:type="dxa"/>
               <w:left w:w="20" w:type="dxa"/>
@@ -4585,8 +4578,8 @@
                 <w:rFonts w:hint="eastAsia" w:ascii="仿宋" w:hAnsi="仿宋" w:eastAsia="仿宋" w:cs="仿宋"/>
                 <w:b w:val="0"/>
                 <w:bCs w:val="0"/>
-                <w:sz w:val="20"/>
-                <w:szCs w:val="20"/>
+                <w:sz w:val="24"/>
+                <w:szCs w:val="24"/>
               </w:rPr>
             </w:pPr>
             <w:r>
@@ -4594,8 +4587,8 @@
                 <w:rFonts w:hint="eastAsia" w:ascii="仿宋" w:hAnsi="仿宋" w:eastAsia="仿宋" w:cs="仿宋"/>
                 <w:b w:val="0"/>
                 <w:bCs w:val="0"/>
-                <w:sz w:val="20"/>
-                <w:szCs w:val="20"/>
+                <w:sz w:val="24"/>
+                <w:szCs w:val="24"/>
                 <w:lang w:val="en-US" w:eastAsia="zh-CN"/>
               </w:rPr>
               <w:t>50</w:t>
@@ -4605,8 +4598,8 @@
                 <w:rFonts w:hint="eastAsia" w:ascii="仿宋" w:hAnsi="仿宋" w:eastAsia="仿宋" w:cs="仿宋"/>
                 <w:b w:val="0"/>
                 <w:bCs w:val="0"/>
-                <w:sz w:val="20"/>
-                <w:szCs w:val="20"/>
+                <w:sz w:val="24"/>
+                <w:szCs w:val="24"/>
               </w:rPr>
               <w:t>万条</w:t>
             </w:r>
@@ -4615,12 +4608,12 @@
       </w:tr>
       <w:tr>
         <w:trPr>
-          <w:trHeight w:val="624" w:hRule="exact"/>
+          <w:trHeight w:val="567" w:hRule="exact"/>
           <w:jc w:val="center"/>
         </w:trPr>
         <w:tc>
           <w:tcPr>
-            <w:tcW w:w="4535" w:type="dxa"/>
+            <w:tcW w:w="4323" w:type="dxa"/>
             <w:tcMar>
               <w:top w:w="20" w:type="dxa"/>
               <w:left w:w="20" w:type="dxa"/>
@@ -4636,8 +4629,8 @@
                 <w:rFonts w:hint="default" w:ascii="仿宋" w:hAnsi="仿宋" w:eastAsia="仿宋" w:cs="仿宋"/>
                 <w:b w:val="0"/>
                 <w:bCs w:val="0"/>
-                <w:sz w:val="20"/>
-                <w:szCs w:val="20"/>
+                <w:sz w:val="24"/>
+                <w:szCs w:val="24"/>
                 <w:lang w:val="en-US" w:eastAsia="zh-CN"/>
               </w:rPr>
             </w:pPr>
@@ -4646,8 +4639,8 @@
                 <w:rFonts w:hint="eastAsia" w:ascii="仿宋" w:hAnsi="仿宋" w:eastAsia="仿宋" w:cs="仿宋"/>
                 <w:b w:val="0"/>
                 <w:bCs w:val="0"/>
-                <w:sz w:val="20"/>
-                <w:szCs w:val="20"/>
+                <w:sz w:val="24"/>
+                <w:szCs w:val="24"/>
                 <w:lang w:val="en-US" w:eastAsia="zh-CN"/>
               </w:rPr>
               <w:t>单表字段上限</w:t>
@@ -4656,7 +4649,7 @@
         </w:tc>
         <w:tc>
           <w:tcPr>
-            <w:tcW w:w="4535" w:type="dxa"/>
+            <w:tcW w:w="4156" w:type="dxa"/>
             <w:tcMar>
               <w:top w:w="20" w:type="dxa"/>
               <w:left w:w="20" w:type="dxa"/>
@@ -4672,8 +4665,8 @@
                 <w:rFonts w:hint="default" w:ascii="仿宋" w:hAnsi="仿宋" w:eastAsia="仿宋" w:cs="仿宋"/>
                 <w:b w:val="0"/>
                 <w:bCs w:val="0"/>
-                <w:sz w:val="20"/>
-                <w:szCs w:val="20"/>
+                <w:sz w:val="24"/>
+                <w:szCs w:val="24"/>
                 <w:lang w:val="en-US" w:eastAsia="zh-CN"/>
               </w:rPr>
             </w:pPr>
@@ -4682,23 +4675,23 @@
                 <w:rFonts w:hint="eastAsia" w:ascii="仿宋" w:hAnsi="仿宋" w:eastAsia="仿宋" w:cs="仿宋"/>
                 <w:b w:val="0"/>
                 <w:bCs w:val="0"/>
-                <w:sz w:val="20"/>
-                <w:szCs w:val="20"/>
+                <w:sz w:val="24"/>
+                <w:szCs w:val="24"/>
                 <w:lang w:val="en-US" w:eastAsia="zh-CN"/>
               </w:rPr>
-              <w:t>300个</w:t>
+              <w:t>500个</w:t>
             </w:r>
           </w:p>
         </w:tc>
       </w:tr>
       <w:tr>
         <w:trPr>
-          <w:trHeight w:val="624" w:hRule="exact"/>
+          <w:trHeight w:val="567" w:hRule="exact"/>
           <w:jc w:val="center"/>
         </w:trPr>
         <w:tc>
           <w:tcPr>
-            <w:tcW w:w="4535" w:type="dxa"/>
+            <w:tcW w:w="4323" w:type="dxa"/>
             <w:tcMar>
               <w:top w:w="20" w:type="dxa"/>
               <w:left w:w="20" w:type="dxa"/>
@@ -4714,8 +4707,8 @@
                 <w:rFonts w:hint="eastAsia" w:ascii="仿宋" w:hAnsi="仿宋" w:eastAsia="仿宋" w:cs="仿宋"/>
                 <w:b w:val="0"/>
                 <w:bCs w:val="0"/>
-                <w:sz w:val="20"/>
-                <w:szCs w:val="20"/>
+                <w:sz w:val="24"/>
+                <w:szCs w:val="24"/>
               </w:rPr>
             </w:pPr>
             <w:r>
@@ -4723,8 +4716,8 @@
                 <w:rFonts w:hint="eastAsia" w:ascii="仿宋" w:hAnsi="仿宋" w:eastAsia="仿宋" w:cs="仿宋"/>
                 <w:b w:val="0"/>
                 <w:bCs w:val="0"/>
-                <w:sz w:val="20"/>
-                <w:szCs w:val="20"/>
+                <w:sz w:val="24"/>
+                <w:szCs w:val="24"/>
               </w:rPr>
               <w:t>总数据量</w:t>
             </w:r>
@@ -4732,7 +4725,7 @@
         </w:tc>
         <w:tc>
           <w:tcPr>
-            <w:tcW w:w="4535" w:type="dxa"/>
+            <w:tcW w:w="4156" w:type="dxa"/>
             <w:tcMar>
               <w:top w:w="20" w:type="dxa"/>
               <w:left w:w="20" w:type="dxa"/>
@@ -4748,8 +4741,8 @@
                 <w:rFonts w:hint="eastAsia" w:ascii="仿宋" w:hAnsi="仿宋" w:eastAsia="仿宋" w:cs="仿宋"/>
                 <w:b w:val="0"/>
                 <w:bCs w:val="0"/>
-                <w:sz w:val="20"/>
-                <w:szCs w:val="20"/>
+                <w:sz w:val="24"/>
+                <w:szCs w:val="24"/>
               </w:rPr>
             </w:pPr>
             <w:r>
@@ -4757,8 +4750,8 @@
                 <w:rFonts w:hint="eastAsia" w:ascii="仿宋" w:hAnsi="仿宋" w:eastAsia="仿宋" w:cs="仿宋"/>
                 <w:b w:val="0"/>
                 <w:bCs w:val="0"/>
-                <w:sz w:val="20"/>
-                <w:szCs w:val="20"/>
+                <w:sz w:val="24"/>
+                <w:szCs w:val="24"/>
                 <w:lang w:val="en-US" w:eastAsia="zh-CN"/>
               </w:rPr>
               <w:t>300</w:t>
@@ -4768,8 +4761,8 @@
                 <w:rFonts w:hint="eastAsia" w:ascii="仿宋" w:hAnsi="仿宋" w:eastAsia="仿宋" w:cs="仿宋"/>
                 <w:b w:val="0"/>
                 <w:bCs w:val="0"/>
-                <w:sz w:val="20"/>
-                <w:szCs w:val="20"/>
+                <w:sz w:val="24"/>
+                <w:szCs w:val="24"/>
               </w:rPr>
               <w:t>万条</w:t>
             </w:r>
@@ -4778,12 +4771,12 @@
       </w:tr>
       <w:tr>
         <w:trPr>
-          <w:trHeight w:val="624" w:hRule="exact"/>
+          <w:trHeight w:val="567" w:hRule="exact"/>
           <w:jc w:val="center"/>
         </w:trPr>
         <w:tc>
           <w:tcPr>
-            <w:tcW w:w="4535" w:type="dxa"/>
+            <w:tcW w:w="4323" w:type="dxa"/>
             <w:tcMar>
               <w:top w:w="20" w:type="dxa"/>
               <w:left w:w="20" w:type="dxa"/>
@@ -4799,8 +4792,8 @@
                 <w:rFonts w:hint="eastAsia" w:ascii="仿宋" w:hAnsi="仿宋" w:eastAsia="仿宋" w:cs="仿宋"/>
                 <w:b w:val="0"/>
                 <w:bCs w:val="0"/>
-                <w:sz w:val="20"/>
-                <w:szCs w:val="20"/>
+                <w:sz w:val="24"/>
+                <w:szCs w:val="24"/>
               </w:rPr>
             </w:pPr>
             <w:r>
@@ -4808,8 +4801,8 @@
                 <w:rFonts w:hint="eastAsia" w:ascii="仿宋" w:hAnsi="仿宋" w:eastAsia="仿宋" w:cs="仿宋"/>
                 <w:b w:val="0"/>
                 <w:bCs w:val="0"/>
-                <w:sz w:val="20"/>
-                <w:szCs w:val="20"/>
+                <w:sz w:val="24"/>
+                <w:szCs w:val="24"/>
               </w:rPr>
               <w:t>每年可上传附件总量</w:t>
             </w:r>
@@ -4817,7 +4810,7 @@
         </w:tc>
         <w:tc>
           <w:tcPr>
-            <w:tcW w:w="4535" w:type="dxa"/>
+            <w:tcW w:w="4156" w:type="dxa"/>
             <w:tcMar>
               <w:top w:w="20" w:type="dxa"/>
               <w:left w:w="20" w:type="dxa"/>
@@ -4833,8 +4826,8 @@
                 <w:rFonts w:hint="eastAsia" w:ascii="仿宋" w:hAnsi="仿宋" w:eastAsia="仿宋" w:cs="仿宋"/>
                 <w:b w:val="0"/>
                 <w:bCs w:val="0"/>
-                <w:sz w:val="20"/>
-                <w:szCs w:val="20"/>
+                <w:sz w:val="24"/>
+                <w:szCs w:val="24"/>
               </w:rPr>
             </w:pPr>
             <w:r>
@@ -4842,8 +4835,8 @@
                 <w:rFonts w:hint="eastAsia" w:ascii="仿宋" w:hAnsi="仿宋" w:eastAsia="仿宋" w:cs="仿宋"/>
                 <w:b w:val="0"/>
                 <w:bCs w:val="0"/>
-                <w:sz w:val="20"/>
-                <w:szCs w:val="20"/>
+                <w:sz w:val="24"/>
+                <w:szCs w:val="24"/>
                 <w:lang w:val="en-US" w:eastAsia="zh-CN"/>
               </w:rPr>
               <w:t>360</w:t>
@@ -4853,8 +4846,8 @@
                 <w:rFonts w:hint="eastAsia" w:ascii="仿宋" w:hAnsi="仿宋" w:eastAsia="仿宋" w:cs="仿宋"/>
                 <w:b w:val="0"/>
                 <w:bCs w:val="0"/>
-                <w:sz w:val="20"/>
-                <w:szCs w:val="20"/>
+                <w:sz w:val="24"/>
+                <w:szCs w:val="24"/>
               </w:rPr>
               <w:t>GB</w:t>
             </w:r>
@@ -4863,12 +4856,12 @@
       </w:tr>
       <w:tr>
         <w:trPr>
-          <w:trHeight w:val="624" w:hRule="exact"/>
+          <w:trHeight w:val="567" w:hRule="exact"/>
           <w:jc w:val="center"/>
         </w:trPr>
         <w:tc>
           <w:tcPr>
-            <w:tcW w:w="4535" w:type="dxa"/>
+            <w:tcW w:w="4323" w:type="dxa"/>
             <w:tcMar>
               <w:top w:w="20" w:type="dxa"/>
               <w:left w:w="20" w:type="dxa"/>
@@ -4884,8 +4877,8 @@
                 <w:rFonts w:hint="eastAsia" w:ascii="仿宋" w:hAnsi="仿宋" w:eastAsia="仿宋" w:cs="仿宋"/>
                 <w:b w:val="0"/>
                 <w:bCs w:val="0"/>
-                <w:sz w:val="20"/>
-                <w:szCs w:val="20"/>
+                <w:sz w:val="24"/>
+                <w:szCs w:val="24"/>
               </w:rPr>
             </w:pPr>
             <w:r>
@@ -4893,8 +4886,8 @@
                 <w:rFonts w:hint="eastAsia" w:ascii="仿宋" w:hAnsi="仿宋" w:eastAsia="仿宋" w:cs="仿宋"/>
                 <w:b w:val="0"/>
                 <w:bCs w:val="0"/>
-                <w:sz w:val="20"/>
-                <w:szCs w:val="20"/>
+                <w:sz w:val="24"/>
+                <w:szCs w:val="24"/>
               </w:rPr>
               <w:t>聚合表</w:t>
             </w:r>
@@ -4902,7 +4895,7 @@
         </w:tc>
         <w:tc>
           <w:tcPr>
-            <w:tcW w:w="4535" w:type="dxa"/>
+            <w:tcW w:w="4156" w:type="dxa"/>
             <w:tcMar>
               <w:top w:w="20" w:type="dxa"/>
               <w:left w:w="20" w:type="dxa"/>
@@ -4918,8 +4911,8 @@
                 <w:rFonts w:hint="eastAsia" w:ascii="仿宋" w:hAnsi="仿宋" w:eastAsia="仿宋" w:cs="仿宋"/>
                 <w:b w:val="0"/>
                 <w:bCs w:val="0"/>
-                <w:sz w:val="20"/>
-                <w:szCs w:val="20"/>
+                <w:sz w:val="24"/>
+                <w:szCs w:val="24"/>
               </w:rPr>
             </w:pPr>
             <w:r>
@@ -4927,8 +4920,8 @@
                 <w:rFonts w:hint="eastAsia" w:ascii="仿宋" w:hAnsi="仿宋" w:eastAsia="仿宋" w:cs="仿宋"/>
                 <w:b w:val="0"/>
                 <w:bCs w:val="0"/>
-                <w:sz w:val="20"/>
-                <w:szCs w:val="20"/>
+                <w:sz w:val="24"/>
+                <w:szCs w:val="24"/>
                 <w:lang w:val="en-US" w:eastAsia="zh-CN"/>
               </w:rPr>
               <w:t>20</w:t>
@@ -4938,8 +4931,8 @@
                 <w:rFonts w:hint="eastAsia" w:ascii="仿宋" w:hAnsi="仿宋" w:eastAsia="仿宋" w:cs="仿宋"/>
                 <w:b w:val="0"/>
                 <w:bCs w:val="0"/>
-                <w:sz w:val="20"/>
-                <w:szCs w:val="20"/>
+                <w:sz w:val="24"/>
+                <w:szCs w:val="24"/>
               </w:rPr>
               <w:t>个</w:t>
             </w:r>
@@ -4948,12 +4941,12 @@
       </w:tr>
       <w:tr>
         <w:trPr>
-          <w:trHeight w:val="624" w:hRule="exact"/>
+          <w:trHeight w:val="567" w:hRule="exact"/>
           <w:jc w:val="center"/>
         </w:trPr>
         <w:tc>
           <w:tcPr>
-            <w:tcW w:w="4535" w:type="dxa"/>
+            <w:tcW w:w="4323" w:type="dxa"/>
             <w:tcMar>
               <w:top w:w="20" w:type="dxa"/>
               <w:left w:w="20" w:type="dxa"/>
@@ -4969,8 +4962,8 @@
                 <w:rFonts w:hint="eastAsia" w:ascii="仿宋" w:hAnsi="仿宋" w:eastAsia="仿宋" w:cs="仿宋"/>
                 <w:b w:val="0"/>
                 <w:bCs w:val="0"/>
-                <w:sz w:val="20"/>
-                <w:szCs w:val="20"/>
+                <w:sz w:val="24"/>
+                <w:szCs w:val="24"/>
               </w:rPr>
             </w:pPr>
             <w:r>
@@ -4978,8 +4971,8 @@
                 <w:rFonts w:hint="eastAsia" w:ascii="仿宋" w:hAnsi="仿宋" w:eastAsia="仿宋" w:cs="仿宋"/>
                 <w:b w:val="0"/>
                 <w:bCs w:val="0"/>
-                <w:sz w:val="20"/>
-                <w:szCs w:val="20"/>
+                <w:sz w:val="24"/>
+                <w:szCs w:val="24"/>
               </w:rPr>
               <w:t>流程分析</w:t>
             </w:r>
@@ -4987,7 +4980,7 @@
         </w:tc>
         <w:tc>
           <w:tcPr>
-            <w:tcW w:w="4535" w:type="dxa"/>
+            <w:tcW w:w="4156" w:type="dxa"/>
             <w:tcMar>
               <w:top w:w="20" w:type="dxa"/>
               <w:left w:w="20" w:type="dxa"/>
@@ -5003,8 +4996,8 @@
                 <w:rFonts w:hint="eastAsia" w:ascii="仿宋" w:hAnsi="仿宋" w:eastAsia="仿宋" w:cs="仿宋"/>
                 <w:b w:val="0"/>
                 <w:bCs w:val="0"/>
-                <w:sz w:val="20"/>
-                <w:szCs w:val="20"/>
+                <w:sz w:val="24"/>
+                <w:szCs w:val="24"/>
                 <w:lang w:val="en-US" w:eastAsia="zh-CN"/>
               </w:rPr>
             </w:pPr>
@@ -5013,23 +5006,23 @@
                 <w:rFonts w:hint="eastAsia" w:ascii="仿宋" w:hAnsi="仿宋" w:eastAsia="仿宋" w:cs="仿宋"/>
                 <w:b w:val="0"/>
                 <w:bCs w:val="0"/>
-                <w:sz w:val="20"/>
-                <w:szCs w:val="20"/>
+                <w:sz w:val="24"/>
+                <w:szCs w:val="24"/>
                 <w:lang w:val="en-US" w:eastAsia="zh-CN"/>
               </w:rPr>
-              <w:t>60个</w:t>
+              <w:t>20个</w:t>
             </w:r>
           </w:p>
         </w:tc>
       </w:tr>
       <w:tr>
         <w:trPr>
-          <w:trHeight w:val="624" w:hRule="exact"/>
+          <w:trHeight w:val="567" w:hRule="exact"/>
           <w:jc w:val="center"/>
         </w:trPr>
         <w:tc>
           <w:tcPr>
-            <w:tcW w:w="4535" w:type="dxa"/>
+            <w:tcW w:w="4323" w:type="dxa"/>
             <w:tcMar>
               <w:top w:w="20" w:type="dxa"/>
               <w:left w:w="20" w:type="dxa"/>
@@ -5045,8 +5038,8 @@
                 <w:rFonts w:hint="eastAsia" w:ascii="仿宋" w:hAnsi="仿宋" w:eastAsia="仿宋" w:cs="仿宋"/>
                 <w:b w:val="0"/>
                 <w:bCs w:val="0"/>
-                <w:sz w:val="20"/>
-                <w:szCs w:val="20"/>
+                <w:sz w:val="24"/>
+                <w:szCs w:val="24"/>
               </w:rPr>
             </w:pPr>
             <w:r>
@@ -5054,8 +5047,8 @@
                 <w:rFonts w:hint="eastAsia" w:ascii="仿宋" w:hAnsi="仿宋" w:eastAsia="仿宋" w:cs="仿宋"/>
                 <w:b w:val="0"/>
                 <w:bCs w:val="0"/>
-                <w:sz w:val="20"/>
-                <w:szCs w:val="20"/>
+                <w:sz w:val="24"/>
+                <w:szCs w:val="24"/>
               </w:rPr>
               <w:t>基础功能</w:t>
             </w:r>
@@ -5063,7 +5056,7 @@
         </w:tc>
         <w:tc>
           <w:tcPr>
-            <w:tcW w:w="4535" w:type="dxa"/>
+            <w:tcW w:w="4156" w:type="dxa"/>
             <w:tcMar>
               <w:top w:w="20" w:type="dxa"/>
               <w:left w:w="20" w:type="dxa"/>
@@ -5079,8 +5072,8 @@
                 <w:rFonts w:hint="eastAsia" w:ascii="仿宋" w:hAnsi="仿宋" w:eastAsia="仿宋" w:cs="仿宋"/>
                 <w:b w:val="0"/>
                 <w:bCs w:val="0"/>
-                <w:sz w:val="20"/>
-                <w:szCs w:val="20"/>
+                <w:sz w:val="24"/>
+                <w:szCs w:val="24"/>
               </w:rPr>
             </w:pPr>
             <w:r>
@@ -5088,8 +5081,8 @@
                 <w:rFonts w:hint="eastAsia" w:ascii="仿宋" w:hAnsi="仿宋" w:eastAsia="仿宋" w:cs="仿宋"/>
                 <w:b w:val="0"/>
                 <w:bCs w:val="0"/>
-                <w:sz w:val="20"/>
-                <w:szCs w:val="20"/>
+                <w:sz w:val="24"/>
+                <w:szCs w:val="24"/>
               </w:rPr>
               <w:t>有</w:t>
             </w:r>
@@ -5098,12 +5091,12 @@
       </w:tr>
       <w:tr>
         <w:trPr>
-          <w:trHeight w:val="624" w:hRule="exact"/>
+          <w:trHeight w:val="567" w:hRule="exact"/>
           <w:jc w:val="center"/>
         </w:trPr>
         <w:tc>
           <w:tcPr>
-            <w:tcW w:w="4535" w:type="dxa"/>
+            <w:tcW w:w="4323" w:type="dxa"/>
             <w:tcMar>
               <w:top w:w="20" w:type="dxa"/>
               <w:left w:w="20" w:type="dxa"/>
@@ -5119,8 +5112,8 @@
                 <w:rFonts w:hint="default" w:ascii="仿宋" w:hAnsi="仿宋" w:eastAsia="仿宋" w:cs="仿宋"/>
                 <w:b w:val="0"/>
                 <w:bCs w:val="0"/>
-                <w:sz w:val="20"/>
-                <w:szCs w:val="20"/>
+                <w:sz w:val="24"/>
+                <w:szCs w:val="24"/>
                 <w:lang w:val="en-US" w:eastAsia="zh-CN"/>
               </w:rPr>
             </w:pPr>
@@ -5129,8 +5122,8 @@
                 <w:rFonts w:hint="eastAsia" w:ascii="仿宋" w:hAnsi="仿宋" w:eastAsia="仿宋" w:cs="仿宋"/>
                 <w:b w:val="0"/>
                 <w:bCs w:val="0"/>
-                <w:sz w:val="20"/>
-                <w:szCs w:val="20"/>
+                <w:sz w:val="24"/>
+                <w:szCs w:val="24"/>
                 <w:lang w:val="en-US" w:eastAsia="zh-CN"/>
               </w:rPr>
               <w:t>文字识别</w:t>
@@ -5139,7 +5132,7 @@
         </w:tc>
         <w:tc>
           <w:tcPr>
-            <w:tcW w:w="4535" w:type="dxa"/>
+            <w:tcW w:w="4156" w:type="dxa"/>
             <w:tcMar>
               <w:top w:w="20" w:type="dxa"/>
               <w:left w:w="20" w:type="dxa"/>
@@ -5155,8 +5148,8 @@
                 <w:rFonts w:hint="eastAsia" w:ascii="仿宋" w:hAnsi="仿宋" w:eastAsia="仿宋" w:cs="仿宋"/>
                 <w:b w:val="0"/>
                 <w:bCs w:val="0"/>
-                <w:sz w:val="20"/>
-                <w:szCs w:val="20"/>
+                <w:sz w:val="24"/>
+                <w:szCs w:val="24"/>
                 <w:lang w:val="en-US" w:eastAsia="zh-CN"/>
               </w:rPr>
             </w:pPr>
@@ -5165,8 +5158,8 @@
                 <w:rFonts w:hint="eastAsia" w:ascii="仿宋" w:hAnsi="仿宋" w:eastAsia="仿宋" w:cs="仿宋"/>
                 <w:b w:val="0"/>
                 <w:bCs w:val="0"/>
-                <w:sz w:val="20"/>
-                <w:szCs w:val="20"/>
+                <w:sz w:val="24"/>
+                <w:szCs w:val="24"/>
                 <w:lang w:val="en-US" w:eastAsia="zh-CN"/>
               </w:rPr>
               <w:t>无</w:t>
@@ -5176,12 +5169,12 @@
       </w:tr>
       <w:tr>
         <w:trPr>
-          <w:trHeight w:val="624" w:hRule="exact"/>
+          <w:trHeight w:val="567" w:hRule="exact"/>
           <w:jc w:val="center"/>
         </w:trPr>
         <w:tc>
           <w:tcPr>
-            <w:tcW w:w="4535" w:type="dxa"/>
+            <w:tcW w:w="4323" w:type="dxa"/>
             <w:tcMar>
               <w:top w:w="20" w:type="dxa"/>
               <w:left w:w="20" w:type="dxa"/>
@@ -5197,8 +5190,8 @@
                 <w:rFonts w:hint="eastAsia" w:ascii="仿宋" w:hAnsi="仿宋" w:eastAsia="仿宋" w:cs="仿宋"/>
                 <w:b w:val="0"/>
                 <w:bCs w:val="0"/>
-                <w:sz w:val="20"/>
-                <w:szCs w:val="20"/>
+                <w:sz w:val="24"/>
+                <w:szCs w:val="24"/>
                 <w:lang w:val="en-US" w:eastAsia="zh-CN"/>
               </w:rPr>
             </w:pPr>
@@ -5207,8 +5200,8 @@
                 <w:rFonts w:hint="eastAsia" w:ascii="仿宋" w:hAnsi="仿宋" w:eastAsia="仿宋" w:cs="仿宋"/>
                 <w:b w:val="0"/>
                 <w:bCs w:val="0"/>
-                <w:sz w:val="20"/>
-                <w:szCs w:val="20"/>
+                <w:sz w:val="24"/>
+                <w:szCs w:val="24"/>
                 <w:lang w:val="en-US" w:eastAsia="zh-CN"/>
               </w:rPr>
               <w:t>手机号</w:t>
@@ -5217,7 +5210,7 @@
         </w:tc>
         <w:tc>
           <w:tcPr>
-            <w:tcW w:w="4535" w:type="dxa"/>
+            <w:tcW w:w="4156" w:type="dxa"/>
             <w:tcMar>
               <w:top w:w="20" w:type="dxa"/>
               <w:left w:w="20" w:type="dxa"/>
@@ -5233,8 +5226,8 @@
                 <w:rFonts w:hint="eastAsia" w:ascii="仿宋" w:hAnsi="仿宋" w:eastAsia="仿宋" w:cs="仿宋"/>
                 <w:b w:val="0"/>
                 <w:bCs w:val="0"/>
-                <w:sz w:val="20"/>
-                <w:szCs w:val="20"/>
+                <w:sz w:val="24"/>
+                <w:szCs w:val="24"/>
                 <w:lang w:val="en-US" w:eastAsia="zh-CN"/>
               </w:rPr>
             </w:pPr>
@@ -5243,8 +5236,8 @@
                 <w:rFonts w:hint="eastAsia" w:ascii="仿宋" w:hAnsi="仿宋" w:eastAsia="仿宋" w:cs="仿宋"/>
                 <w:b w:val="0"/>
                 <w:bCs w:val="0"/>
-                <w:sz w:val="20"/>
-                <w:szCs w:val="20"/>
+                <w:sz w:val="24"/>
+                <w:szCs w:val="24"/>
                 <w:lang w:val="en-US" w:eastAsia="zh-CN"/>
               </w:rPr>
               <w:t>有</w:t>
@@ -5254,12 +5247,12 @@
       </w:tr>
       <w:tr>
         <w:trPr>
-          <w:trHeight w:val="624" w:hRule="exact"/>
+          <w:trHeight w:val="567" w:hRule="exact"/>
           <w:jc w:val="center"/>
         </w:trPr>
         <w:tc>
           <w:tcPr>
-            <w:tcW w:w="4535" w:type="dxa"/>
+            <w:tcW w:w="4323" w:type="dxa"/>
             <w:tcMar>
               <w:top w:w="20" w:type="dxa"/>
               <w:left w:w="20" w:type="dxa"/>
@@ -5275,8 +5268,8 @@
                 <w:rFonts w:hint="eastAsia" w:ascii="仿宋" w:hAnsi="仿宋" w:eastAsia="仿宋" w:cs="仿宋"/>
                 <w:b w:val="0"/>
                 <w:bCs w:val="0"/>
-                <w:sz w:val="20"/>
-                <w:szCs w:val="20"/>
+                <w:sz w:val="24"/>
+                <w:szCs w:val="24"/>
               </w:rPr>
             </w:pPr>
             <w:r>
@@ -5284,8 +5277,8 @@
                 <w:rFonts w:hint="eastAsia" w:ascii="仿宋" w:hAnsi="仿宋" w:eastAsia="仿宋" w:cs="仿宋"/>
                 <w:b w:val="0"/>
                 <w:bCs w:val="0"/>
-                <w:sz w:val="20"/>
-                <w:szCs w:val="20"/>
+                <w:sz w:val="24"/>
+                <w:szCs w:val="24"/>
               </w:rPr>
               <w:t>外链去logo</w:t>
             </w:r>
@@ -5293,7 +5286,7 @@
         </w:tc>
         <w:tc>
           <w:tcPr>
-            <w:tcW w:w="4535" w:type="dxa"/>
+            <w:tcW w:w="4156" w:type="dxa"/>
             <w:tcMar>
               <w:top w:w="20" w:type="dxa"/>
               <w:left w:w="20" w:type="dxa"/>
@@ -5309,8 +5302,8 @@
                 <w:rFonts w:hint="eastAsia" w:ascii="仿宋" w:hAnsi="仿宋" w:eastAsia="仿宋" w:cs="仿宋"/>
                 <w:b w:val="0"/>
                 <w:bCs w:val="0"/>
-                <w:sz w:val="20"/>
-                <w:szCs w:val="20"/>
+                <w:sz w:val="24"/>
+                <w:szCs w:val="24"/>
               </w:rPr>
             </w:pPr>
             <w:r>
@@ -5318,8 +5311,8 @@
                 <w:rFonts w:hint="eastAsia" w:ascii="仿宋" w:hAnsi="仿宋" w:eastAsia="仿宋" w:cs="仿宋"/>
                 <w:b w:val="0"/>
                 <w:bCs w:val="0"/>
-                <w:sz w:val="20"/>
-                <w:szCs w:val="20"/>
+                <w:sz w:val="24"/>
+                <w:szCs w:val="24"/>
               </w:rPr>
               <w:t>有</w:t>
             </w:r>
@@ -5328,12 +5321,12 @@
       </w:tr>
       <w:tr>
         <w:trPr>
-          <w:trHeight w:val="624" w:hRule="exact"/>
+          <w:trHeight w:val="567" w:hRule="exact"/>
           <w:jc w:val="center"/>
         </w:trPr>
         <w:tc>
           <w:tcPr>
-            <w:tcW w:w="4535" w:type="dxa"/>
+            <w:tcW w:w="4323" w:type="dxa"/>
             <w:tcMar>
               <w:top w:w="20" w:type="dxa"/>
               <w:left w:w="20" w:type="dxa"/>
@@ -5349,8 +5342,8 @@
                 <w:rFonts w:hint="eastAsia" w:ascii="仿宋" w:hAnsi="仿宋" w:eastAsia="仿宋" w:cs="仿宋"/>
                 <w:b w:val="0"/>
                 <w:bCs w:val="0"/>
-                <w:sz w:val="20"/>
-                <w:szCs w:val="20"/>
+                <w:sz w:val="24"/>
+                <w:szCs w:val="24"/>
               </w:rPr>
             </w:pPr>
             <w:r>
@@ -5358,8 +5351,8 @@
                 <w:rFonts w:hint="eastAsia" w:ascii="仿宋" w:hAnsi="仿宋" w:eastAsia="仿宋" w:cs="仿宋"/>
                 <w:b w:val="0"/>
                 <w:bCs w:val="0"/>
-                <w:sz w:val="20"/>
-                <w:szCs w:val="20"/>
+                <w:sz w:val="24"/>
+                <w:szCs w:val="24"/>
               </w:rPr>
               <w:t>数据回收/恢复</w:t>
             </w:r>
@@ -5367,7 +5360,7 @@
         </w:tc>
         <w:tc>
           <w:tcPr>
-            <w:tcW w:w="4535" w:type="dxa"/>
+            <w:tcW w:w="4156" w:type="dxa"/>
             <w:tcMar>
               <w:top w:w="20" w:type="dxa"/>
               <w:left w:w="20" w:type="dxa"/>
@@ -5383,8 +5376,8 @@
                 <w:rFonts w:hint="eastAsia" w:ascii="仿宋" w:hAnsi="仿宋" w:eastAsia="仿宋" w:cs="仿宋"/>
                 <w:b w:val="0"/>
                 <w:bCs w:val="0"/>
-                <w:sz w:val="20"/>
-                <w:szCs w:val="20"/>
+                <w:sz w:val="24"/>
+                <w:szCs w:val="24"/>
               </w:rPr>
             </w:pPr>
             <w:r>
@@ -5392,8 +5385,8 @@
                 <w:rFonts w:hint="eastAsia" w:ascii="仿宋" w:hAnsi="仿宋" w:eastAsia="仿宋" w:cs="仿宋"/>
                 <w:b w:val="0"/>
                 <w:bCs w:val="0"/>
-                <w:sz w:val="20"/>
-                <w:szCs w:val="20"/>
+                <w:sz w:val="24"/>
+                <w:szCs w:val="24"/>
                 <w:lang w:val="en-US" w:eastAsia="zh-CN"/>
               </w:rPr>
               <w:t>180</w:t>
@@ -5403,8 +5396,8 @@
                 <w:rFonts w:hint="eastAsia" w:ascii="仿宋" w:hAnsi="仿宋" w:eastAsia="仿宋" w:cs="仿宋"/>
                 <w:b w:val="0"/>
                 <w:bCs w:val="0"/>
-                <w:sz w:val="20"/>
-                <w:szCs w:val="20"/>
+                <w:sz w:val="24"/>
+                <w:szCs w:val="24"/>
               </w:rPr>
               <w:t>天</w:t>
             </w:r>
@@ -5413,12 +5406,12 @@
       </w:tr>
       <w:tr>
         <w:trPr>
-          <w:trHeight w:val="624" w:hRule="exact"/>
+          <w:trHeight w:val="567" w:hRule="exact"/>
           <w:jc w:val="center"/>
         </w:trPr>
         <w:tc>
           <w:tcPr>
-            <w:tcW w:w="4535" w:type="dxa"/>
+            <w:tcW w:w="4323" w:type="dxa"/>
             <w:tcMar>
               <w:top w:w="20" w:type="dxa"/>
               <w:left w:w="20" w:type="dxa"/>
@@ -5434,8 +5427,8 @@
                 <w:rFonts w:hint="eastAsia" w:ascii="仿宋" w:hAnsi="仿宋" w:eastAsia="仿宋" w:cs="仿宋"/>
                 <w:b w:val="0"/>
                 <w:bCs w:val="0"/>
-                <w:sz w:val="20"/>
-                <w:szCs w:val="20"/>
+                <w:sz w:val="24"/>
+                <w:szCs w:val="24"/>
               </w:rPr>
             </w:pPr>
             <w:r>
@@ -5443,8 +5436,8 @@
                 <w:rFonts w:hint="eastAsia" w:ascii="仿宋" w:hAnsi="仿宋" w:eastAsia="仿宋" w:cs="仿宋"/>
                 <w:b w:val="0"/>
                 <w:bCs w:val="0"/>
-                <w:sz w:val="20"/>
-                <w:szCs w:val="20"/>
+                <w:sz w:val="24"/>
+                <w:szCs w:val="24"/>
               </w:rPr>
               <w:t>自动同步用户</w:t>
             </w:r>
@@ -5452,7 +5445,7 @@
         </w:tc>
         <w:tc>
           <w:tcPr>
-            <w:tcW w:w="4535" w:type="dxa"/>
+            <w:tcW w:w="4156" w:type="dxa"/>
             <w:tcMar>
               <w:top w:w="20" w:type="dxa"/>
               <w:left w:w="20" w:type="dxa"/>
@@ -5468,8 +5461,8 @@
                 <w:rFonts w:hint="eastAsia" w:ascii="仿宋" w:hAnsi="仿宋" w:eastAsia="仿宋" w:cs="仿宋"/>
                 <w:b w:val="0"/>
                 <w:bCs w:val="0"/>
-                <w:sz w:val="20"/>
-                <w:szCs w:val="20"/>
+                <w:sz w:val="24"/>
+                <w:szCs w:val="24"/>
               </w:rPr>
             </w:pPr>
             <w:r>
@@ -5477,8 +5470,8 @@
                 <w:rFonts w:hint="eastAsia" w:ascii="仿宋" w:hAnsi="仿宋" w:eastAsia="仿宋" w:cs="仿宋"/>
                 <w:b w:val="0"/>
                 <w:bCs w:val="0"/>
-                <w:sz w:val="20"/>
-                <w:szCs w:val="20"/>
+                <w:sz w:val="24"/>
+                <w:szCs w:val="24"/>
               </w:rPr>
               <w:t>有</w:t>
             </w:r>
@@ -5487,12 +5480,12 @@
       </w:tr>
       <w:tr>
         <w:trPr>
-          <w:trHeight w:val="624" w:hRule="exact"/>
+          <w:trHeight w:val="567" w:hRule="exact"/>
           <w:jc w:val="center"/>
         </w:trPr>
         <w:tc>
           <w:tcPr>
-            <w:tcW w:w="4535" w:type="dxa"/>
+            <w:tcW w:w="4323" w:type="dxa"/>
             <w:tcMar>
               <w:top w:w="20" w:type="dxa"/>
               <w:left w:w="20" w:type="dxa"/>
@@ -5508,8 +5501,8 @@
                 <w:rFonts w:hint="eastAsia" w:ascii="仿宋" w:hAnsi="仿宋" w:eastAsia="仿宋" w:cs="仿宋"/>
                 <w:b w:val="0"/>
                 <w:bCs w:val="0"/>
-                <w:sz w:val="20"/>
-                <w:szCs w:val="20"/>
+                <w:sz w:val="24"/>
+                <w:szCs w:val="24"/>
               </w:rPr>
             </w:pPr>
             <w:r>
@@ -5517,8 +5510,8 @@
                 <w:rFonts w:hint="eastAsia" w:ascii="仿宋" w:hAnsi="仿宋" w:eastAsia="仿宋" w:cs="仿宋"/>
                 <w:b w:val="0"/>
                 <w:bCs w:val="0"/>
-                <w:sz w:val="20"/>
-                <w:szCs w:val="20"/>
+                <w:sz w:val="24"/>
+                <w:szCs w:val="24"/>
               </w:rPr>
               <w:t>自定义打印模板</w:t>
             </w:r>
@@ -5526,7 +5519,7 @@
         </w:tc>
         <w:tc>
           <w:tcPr>
-            <w:tcW w:w="4535" w:type="dxa"/>
+            <w:tcW w:w="4156" w:type="dxa"/>
             <w:tcMar>
               <w:top w:w="20" w:type="dxa"/>
               <w:left w:w="20" w:type="dxa"/>
@@ -5542,8 +5535,8 @@
                 <w:rFonts w:hint="eastAsia" w:ascii="仿宋" w:hAnsi="仿宋" w:eastAsia="仿宋" w:cs="仿宋"/>
                 <w:b w:val="0"/>
                 <w:bCs w:val="0"/>
-                <w:sz w:val="20"/>
-                <w:szCs w:val="20"/>
+                <w:sz w:val="24"/>
+                <w:szCs w:val="24"/>
                 <w:lang w:eastAsia="zh-CN"/>
               </w:rPr>
             </w:pPr>
@@ -5552,8 +5545,8 @@
                 <w:rFonts w:hint="eastAsia" w:ascii="仿宋" w:hAnsi="仿宋" w:eastAsia="仿宋" w:cs="仿宋"/>
                 <w:b w:val="0"/>
                 <w:bCs w:val="0"/>
-                <w:sz w:val="20"/>
-                <w:szCs w:val="20"/>
+                <w:sz w:val="24"/>
+                <w:szCs w:val="24"/>
                 <w:lang w:val="en-US" w:eastAsia="zh-CN"/>
               </w:rPr>
               <w:t>有</w:t>
@@ -5563,12 +5556,12 @@
       </w:tr>
       <w:tr>
         <w:trPr>
-          <w:trHeight w:val="624" w:hRule="exact"/>
+          <w:trHeight w:val="567" w:hRule="exact"/>
           <w:jc w:val="center"/>
         </w:trPr>
         <w:tc>
           <w:tcPr>
-            <w:tcW w:w="4535" w:type="dxa"/>
+            <w:tcW w:w="4323" w:type="dxa"/>
             <w:tcMar>
               <w:top w:w="20" w:type="dxa"/>
               <w:left w:w="20" w:type="dxa"/>
@@ -5584,8 +5577,8 @@
                 <w:rFonts w:hint="eastAsia" w:ascii="仿宋" w:hAnsi="仿宋" w:eastAsia="仿宋" w:cs="仿宋"/>
                 <w:b w:val="0"/>
                 <w:bCs w:val="0"/>
-                <w:sz w:val="20"/>
-                <w:szCs w:val="20"/>
+                <w:sz w:val="24"/>
+                <w:szCs w:val="24"/>
               </w:rPr>
             </w:pPr>
             <w:r>
@@ -5593,8 +5586,8 @@
                 <w:rFonts w:hint="eastAsia" w:ascii="仿宋" w:hAnsi="仿宋" w:eastAsia="仿宋" w:cs="仿宋"/>
                 <w:b w:val="0"/>
                 <w:bCs w:val="0"/>
-                <w:sz w:val="20"/>
-                <w:szCs w:val="20"/>
+                <w:sz w:val="24"/>
+                <w:szCs w:val="24"/>
               </w:rPr>
               <w:t>跨应用</w:t>
             </w:r>
@@ -5602,7 +5595,7 @@
         </w:tc>
         <w:tc>
           <w:tcPr>
-            <w:tcW w:w="4535" w:type="dxa"/>
+            <w:tcW w:w="4156" w:type="dxa"/>
             <w:tcMar>
               <w:top w:w="20" w:type="dxa"/>
               <w:left w:w="20" w:type="dxa"/>
@@ -5618,8 +5611,8 @@
                 <w:rFonts w:hint="eastAsia" w:ascii="仿宋" w:hAnsi="仿宋" w:eastAsia="仿宋" w:cs="仿宋"/>
                 <w:b w:val="0"/>
                 <w:bCs w:val="0"/>
-                <w:sz w:val="20"/>
-                <w:szCs w:val="20"/>
+                <w:sz w:val="24"/>
+                <w:szCs w:val="24"/>
               </w:rPr>
             </w:pPr>
             <w:r>
@@ -5627,8 +5620,8 @@
                 <w:rFonts w:hint="eastAsia" w:ascii="仿宋" w:hAnsi="仿宋" w:eastAsia="仿宋" w:cs="仿宋"/>
                 <w:b w:val="0"/>
                 <w:bCs w:val="0"/>
-                <w:sz w:val="20"/>
-                <w:szCs w:val="20"/>
+                <w:sz w:val="24"/>
+                <w:szCs w:val="24"/>
               </w:rPr>
               <w:t>有</w:t>
             </w:r>
@@ -5637,12 +5630,12 @@
       </w:tr>
       <w:tr>
         <w:trPr>
-          <w:trHeight w:val="624" w:hRule="exact"/>
+          <w:trHeight w:val="567" w:hRule="exact"/>
           <w:jc w:val="center"/>
         </w:trPr>
         <w:tc>
           <w:tcPr>
-            <w:tcW w:w="4535" w:type="dxa"/>
+            <w:tcW w:w="4323" w:type="dxa"/>
             <w:tcMar>
               <w:top w:w="20" w:type="dxa"/>
               <w:left w:w="20" w:type="dxa"/>
@@ -5658,8 +5651,8 @@
                 <w:rFonts w:hint="eastAsia" w:ascii="仿宋" w:hAnsi="仿宋" w:eastAsia="仿宋" w:cs="仿宋"/>
                 <w:b w:val="0"/>
                 <w:bCs w:val="0"/>
-                <w:sz w:val="20"/>
-                <w:szCs w:val="20"/>
+                <w:sz w:val="24"/>
+                <w:szCs w:val="24"/>
               </w:rPr>
             </w:pPr>
             <w:r>
@@ -5667,8 +5660,8 @@
                 <w:rFonts w:hint="eastAsia" w:ascii="仿宋" w:hAnsi="仿宋" w:eastAsia="仿宋" w:cs="仿宋"/>
                 <w:b w:val="0"/>
                 <w:bCs w:val="0"/>
-                <w:sz w:val="20"/>
-                <w:szCs w:val="20"/>
+                <w:sz w:val="24"/>
+                <w:szCs w:val="24"/>
               </w:rPr>
               <w:t>批量导出附件</w:t>
             </w:r>
@@ -5676,7 +5669,7 @@
         </w:tc>
         <w:tc>
           <w:tcPr>
-            <w:tcW w:w="4535" w:type="dxa"/>
+            <w:tcW w:w="4156" w:type="dxa"/>
             <w:tcMar>
               <w:top w:w="20" w:type="dxa"/>
               <w:left w:w="20" w:type="dxa"/>
@@ -5692,8 +5685,8 @@
                 <w:rFonts w:hint="eastAsia" w:ascii="仿宋" w:hAnsi="仿宋" w:eastAsia="仿宋" w:cs="仿宋"/>
                 <w:b w:val="0"/>
                 <w:bCs w:val="0"/>
-                <w:sz w:val="20"/>
-                <w:szCs w:val="20"/>
+                <w:sz w:val="24"/>
+                <w:szCs w:val="24"/>
               </w:rPr>
             </w:pPr>
             <w:r>
@@ -5701,8 +5694,8 @@
                 <w:rFonts w:hint="eastAsia" w:ascii="仿宋" w:hAnsi="仿宋" w:eastAsia="仿宋" w:cs="仿宋"/>
                 <w:b w:val="0"/>
                 <w:bCs w:val="0"/>
-                <w:sz w:val="20"/>
-                <w:szCs w:val="20"/>
+                <w:sz w:val="24"/>
+                <w:szCs w:val="24"/>
               </w:rPr>
               <w:t>有</w:t>
             </w:r>
@@ -5711,12 +5704,12 @@
       </w:tr>
       <w:tr>
         <w:trPr>
-          <w:trHeight w:val="624" w:hRule="exact"/>
+          <w:trHeight w:val="567" w:hRule="exact"/>
           <w:jc w:val="center"/>
         </w:trPr>
         <w:tc>
           <w:tcPr>
-            <w:tcW w:w="4535" w:type="dxa"/>
+            <w:tcW w:w="4323" w:type="dxa"/>
             <w:tcMar>
               <w:top w:w="20" w:type="dxa"/>
               <w:left w:w="20" w:type="dxa"/>
@@ -5732,8 +5725,8 @@
                 <w:rFonts w:hint="eastAsia" w:ascii="仿宋" w:hAnsi="仿宋" w:eastAsia="仿宋" w:cs="仿宋"/>
                 <w:b w:val="0"/>
                 <w:bCs w:val="0"/>
-                <w:sz w:val="20"/>
-                <w:szCs w:val="20"/>
+                <w:sz w:val="24"/>
+                <w:szCs w:val="24"/>
               </w:rPr>
             </w:pPr>
             <w:r>
@@ -5741,8 +5734,8 @@
                 <w:rFonts w:hint="eastAsia" w:ascii="仿宋" w:hAnsi="仿宋" w:eastAsia="仿宋" w:cs="仿宋"/>
                 <w:b w:val="0"/>
                 <w:bCs w:val="0"/>
-                <w:sz w:val="20"/>
-                <w:szCs w:val="20"/>
+                <w:sz w:val="24"/>
+                <w:szCs w:val="24"/>
               </w:rPr>
               <w:t>自定义提交成功页面</w:t>
             </w:r>
@@ -5750,7 +5743,7 @@
         </w:tc>
         <w:tc>
           <w:tcPr>
-            <w:tcW w:w="4535" w:type="dxa"/>
+            <w:tcW w:w="4156" w:type="dxa"/>
             <w:tcMar>
               <w:top w:w="20" w:type="dxa"/>
               <w:left w:w="20" w:type="dxa"/>
@@ -5766,8 +5759,8 @@
                 <w:rFonts w:hint="eastAsia" w:ascii="仿宋" w:hAnsi="仿宋" w:eastAsia="仿宋" w:cs="仿宋"/>
                 <w:b w:val="0"/>
                 <w:bCs w:val="0"/>
-                <w:sz w:val="20"/>
-                <w:szCs w:val="20"/>
+                <w:sz w:val="24"/>
+                <w:szCs w:val="24"/>
               </w:rPr>
             </w:pPr>
             <w:r>
@@ -5775,8 +5768,8 @@
                 <w:rFonts w:hint="eastAsia" w:ascii="仿宋" w:hAnsi="仿宋" w:eastAsia="仿宋" w:cs="仿宋"/>
                 <w:b w:val="0"/>
                 <w:bCs w:val="0"/>
-                <w:sz w:val="20"/>
-                <w:szCs w:val="20"/>
+                <w:sz w:val="24"/>
+                <w:szCs w:val="24"/>
               </w:rPr>
               <w:t>有</w:t>
             </w:r>
@@ -5785,12 +5778,12 @@
       </w:tr>
       <w:tr>
         <w:trPr>
-          <w:trHeight w:val="624" w:hRule="exact"/>
+          <w:trHeight w:val="567" w:hRule="exact"/>
           <w:jc w:val="center"/>
         </w:trPr>
         <w:tc>
           <w:tcPr>
-            <w:tcW w:w="4535" w:type="dxa"/>
+            <w:tcW w:w="4323" w:type="dxa"/>
             <w:tcMar>
               <w:top w:w="20" w:type="dxa"/>
               <w:left w:w="20" w:type="dxa"/>
@@ -5806,8 +5799,8 @@
                 <w:rFonts w:hint="eastAsia" w:ascii="仿宋" w:hAnsi="仿宋" w:eastAsia="仿宋" w:cs="仿宋"/>
                 <w:b w:val="0"/>
                 <w:bCs w:val="0"/>
-                <w:sz w:val="20"/>
-                <w:szCs w:val="20"/>
+                <w:sz w:val="24"/>
+                <w:szCs w:val="24"/>
               </w:rPr>
             </w:pPr>
             <w:r>
@@ -5815,8 +5808,8 @@
                 <w:rFonts w:hint="eastAsia" w:ascii="仿宋" w:hAnsi="仿宋" w:eastAsia="仿宋" w:cs="仿宋"/>
                 <w:b w:val="0"/>
                 <w:bCs w:val="0"/>
-                <w:sz w:val="20"/>
-                <w:szCs w:val="20"/>
+                <w:sz w:val="24"/>
+                <w:szCs w:val="24"/>
               </w:rPr>
               <w:t>手写签名</w:t>
             </w:r>
@@ -5824,7 +5817,7 @@
         </w:tc>
         <w:tc>
           <w:tcPr>
-            <w:tcW w:w="4535" w:type="dxa"/>
+            <w:tcW w:w="4156" w:type="dxa"/>
             <w:tcMar>
               <w:top w:w="20" w:type="dxa"/>
               <w:left w:w="20" w:type="dxa"/>
@@ -5840,8 +5833,8 @@
                 <w:rFonts w:hint="eastAsia" w:ascii="仿宋" w:hAnsi="仿宋" w:eastAsia="仿宋" w:cs="仿宋"/>
                 <w:b w:val="0"/>
                 <w:bCs w:val="0"/>
-                <w:sz w:val="20"/>
-                <w:szCs w:val="20"/>
+                <w:sz w:val="24"/>
+                <w:szCs w:val="24"/>
               </w:rPr>
             </w:pPr>
             <w:r>
@@ -5849,8 +5842,8 @@
                 <w:rFonts w:hint="eastAsia" w:ascii="仿宋" w:hAnsi="仿宋" w:eastAsia="仿宋" w:cs="仿宋"/>
                 <w:b w:val="0"/>
                 <w:bCs w:val="0"/>
-                <w:sz w:val="20"/>
-                <w:szCs w:val="20"/>
+                <w:sz w:val="24"/>
+                <w:szCs w:val="24"/>
               </w:rPr>
               <w:t>有</w:t>
             </w:r>
@@ -5859,12 +5852,12 @@
       </w:tr>
       <w:tr>
         <w:trPr>
-          <w:trHeight w:val="624" w:hRule="exact"/>
+          <w:trHeight w:val="567" w:hRule="exact"/>
           <w:jc w:val="center"/>
         </w:trPr>
         <w:tc>
           <w:tcPr>
-            <w:tcW w:w="4535" w:type="dxa"/>
+            <w:tcW w:w="4323" w:type="dxa"/>
             <w:tcMar>
               <w:top w:w="20" w:type="dxa"/>
               <w:left w:w="20" w:type="dxa"/>
@@ -5880,8 +5873,8 @@
                 <w:rFonts w:hint="default" w:ascii="仿宋" w:hAnsi="仿宋" w:eastAsia="仿宋" w:cs="仿宋"/>
                 <w:b w:val="0"/>
                 <w:bCs w:val="0"/>
-                <w:sz w:val="20"/>
-                <w:szCs w:val="20"/>
+                <w:sz w:val="24"/>
+                <w:szCs w:val="24"/>
                 <w:lang w:val="en-US" w:eastAsia="zh-CN"/>
               </w:rPr>
             </w:pPr>
@@ -5890,8 +5883,8 @@
                 <w:rFonts w:hint="eastAsia" w:ascii="仿宋" w:hAnsi="仿宋" w:eastAsia="仿宋" w:cs="仿宋"/>
                 <w:b w:val="0"/>
                 <w:bCs w:val="0"/>
-                <w:sz w:val="20"/>
-                <w:szCs w:val="20"/>
+                <w:sz w:val="24"/>
+                <w:szCs w:val="24"/>
                 <w:lang w:val="en-US" w:eastAsia="zh-CN"/>
               </w:rPr>
               <w:t>推送提醒</w:t>
@@ -5900,7 +5893,7 @@
         </w:tc>
         <w:tc>
           <w:tcPr>
-            <w:tcW w:w="4535" w:type="dxa"/>
+            <w:tcW w:w="4156" w:type="dxa"/>
             <w:tcMar>
               <w:top w:w="20" w:type="dxa"/>
               <w:left w:w="20" w:type="dxa"/>
@@ -5916,8 +5909,8 @@
                 <w:rFonts w:hint="default" w:ascii="仿宋" w:hAnsi="仿宋" w:eastAsia="仿宋" w:cs="仿宋"/>
                 <w:b w:val="0"/>
                 <w:bCs w:val="0"/>
-                <w:sz w:val="20"/>
-                <w:szCs w:val="20"/>
+                <w:sz w:val="24"/>
+                <w:szCs w:val="24"/>
                 <w:lang w:val="en-US" w:eastAsia="zh-CN"/>
               </w:rPr>
             </w:pPr>
@@ -5926,8 +5919,8 @@
                 <w:rFonts w:hint="eastAsia" w:ascii="仿宋" w:hAnsi="仿宋" w:eastAsia="仿宋" w:cs="仿宋"/>
                 <w:b w:val="0"/>
                 <w:bCs w:val="0"/>
-                <w:sz w:val="20"/>
-                <w:szCs w:val="20"/>
+                <w:sz w:val="24"/>
+                <w:szCs w:val="24"/>
                 <w:lang w:val="en-US" w:eastAsia="zh-CN"/>
               </w:rPr>
               <w:t>有</w:t>
@@ -5937,12 +5930,12 @@
       </w:tr>
       <w:tr>
         <w:trPr>
-          <w:trHeight w:val="624" w:hRule="exact"/>
+          <w:trHeight w:val="567" w:hRule="exact"/>
           <w:jc w:val="center"/>
         </w:trPr>
         <w:tc>
           <w:tcPr>
-            <w:tcW w:w="4535" w:type="dxa"/>
+            <w:tcW w:w="4323" w:type="dxa"/>
             <w:tcMar>
               <w:top w:w="20" w:type="dxa"/>
               <w:left w:w="20" w:type="dxa"/>
@@ -5958,8 +5951,8 @@
                 <w:rFonts w:hint="eastAsia" w:ascii="仿宋" w:hAnsi="仿宋" w:eastAsia="仿宋" w:cs="仿宋"/>
                 <w:b w:val="0"/>
                 <w:bCs w:val="0"/>
-                <w:sz w:val="20"/>
-                <w:szCs w:val="20"/>
+                <w:sz w:val="24"/>
+                <w:szCs w:val="24"/>
               </w:rPr>
             </w:pPr>
             <w:r>
@@ -5967,8 +5960,8 @@
                 <w:rFonts w:hint="eastAsia" w:ascii="仿宋" w:hAnsi="仿宋" w:eastAsia="仿宋" w:cs="仿宋"/>
                 <w:b w:val="0"/>
                 <w:bCs w:val="0"/>
-                <w:sz w:val="20"/>
-                <w:szCs w:val="20"/>
+                <w:sz w:val="24"/>
+                <w:szCs w:val="24"/>
               </w:rPr>
               <w:t>数据工厂</w:t>
             </w:r>
@@ -5976,7 +5969,7 @@
         </w:tc>
         <w:tc>
           <w:tcPr>
-            <w:tcW w:w="4535" w:type="dxa"/>
+            <w:tcW w:w="4156" w:type="dxa"/>
             <w:tcMar>
               <w:top w:w="20" w:type="dxa"/>
               <w:left w:w="20" w:type="dxa"/>
@@ -5992,8 +5985,8 @@
                 <w:rFonts w:hint="eastAsia" w:ascii="仿宋" w:hAnsi="仿宋" w:eastAsia="仿宋" w:cs="仿宋"/>
                 <w:b w:val="0"/>
                 <w:bCs w:val="0"/>
-                <w:sz w:val="20"/>
-                <w:szCs w:val="20"/>
+                <w:sz w:val="24"/>
+                <w:szCs w:val="24"/>
               </w:rPr>
             </w:pPr>
             <w:r>
@@ -6001,19 +5994,19 @@
                 <w:rFonts w:hint="eastAsia" w:ascii="仿宋" w:hAnsi="仿宋" w:eastAsia="仿宋" w:cs="仿宋"/>
                 <w:b w:val="0"/>
                 <w:bCs w:val="0"/>
-                <w:sz w:val="20"/>
-                <w:szCs w:val="20"/>
+                <w:sz w:val="24"/>
+                <w:szCs w:val="24"/>
                 <w:lang w:val="en-US" w:eastAsia="zh-CN"/>
               </w:rPr>
-              <w:t>60</w:t>
-            </w:r>
-            <w:r>
-              <w:rPr>
-                <w:rFonts w:hint="eastAsia" w:ascii="仿宋" w:hAnsi="仿宋" w:eastAsia="仿宋" w:cs="仿宋"/>
-                <w:b w:val="0"/>
-                <w:bCs w:val="0"/>
-                <w:sz w:val="20"/>
-                <w:szCs w:val="20"/>
+              <w:t>50</w:t>
+            </w:r>
+            <w:r>
+              <w:rPr>
+                <w:rFonts w:hint="eastAsia" w:ascii="仿宋" w:hAnsi="仿宋" w:eastAsia="仿宋" w:cs="仿宋"/>
+                <w:b w:val="0"/>
+                <w:bCs w:val="0"/>
+                <w:sz w:val="24"/>
+                <w:szCs w:val="24"/>
               </w:rPr>
               <w:t>个</w:t>
             </w:r>
@@ -6022,12 +6015,12 @@
       </w:tr>
       <w:tr>
         <w:trPr>
-          <w:trHeight w:val="624" w:hRule="exact"/>
+          <w:trHeight w:val="567" w:hRule="exact"/>
           <w:jc w:val="center"/>
         </w:trPr>
         <w:tc>
           <w:tcPr>
-            <w:tcW w:w="4535" w:type="dxa"/>
+            <w:tcW w:w="4323" w:type="dxa"/>
             <w:tcMar>
               <w:top w:w="20" w:type="dxa"/>
               <w:left w:w="20" w:type="dxa"/>
@@ -6043,8 +6036,8 @@
                 <w:rFonts w:hint="eastAsia" w:ascii="仿宋" w:hAnsi="仿宋" w:eastAsia="仿宋" w:cs="仿宋"/>
                 <w:b w:val="0"/>
                 <w:bCs w:val="0"/>
-                <w:sz w:val="20"/>
-                <w:szCs w:val="20"/>
+                <w:sz w:val="24"/>
+                <w:szCs w:val="24"/>
               </w:rPr>
             </w:pPr>
             <w:r>
@@ -6052,8 +6045,8 @@
                 <w:rFonts w:hint="eastAsia" w:ascii="仿宋" w:hAnsi="仿宋" w:eastAsia="仿宋" w:cs="仿宋"/>
                 <w:b w:val="0"/>
                 <w:bCs w:val="0"/>
-                <w:sz w:val="20"/>
-                <w:szCs w:val="20"/>
+                <w:sz w:val="24"/>
+                <w:szCs w:val="24"/>
               </w:rPr>
               <w:t>智能助手</w:t>
             </w:r>
@@ -6061,7 +6054,7 @@
         </w:tc>
         <w:tc>
           <w:tcPr>
-            <w:tcW w:w="4535" w:type="dxa"/>
+            <w:tcW w:w="4156" w:type="dxa"/>
             <w:tcMar>
               <w:top w:w="20" w:type="dxa"/>
               <w:left w:w="20" w:type="dxa"/>
@@ -6077,8 +6070,8 @@
                 <w:rFonts w:hint="eastAsia" w:ascii="仿宋" w:hAnsi="仿宋" w:eastAsia="仿宋" w:cs="仿宋"/>
                 <w:b w:val="0"/>
                 <w:bCs w:val="0"/>
-                <w:sz w:val="20"/>
-                <w:szCs w:val="20"/>
+                <w:sz w:val="24"/>
+                <w:szCs w:val="24"/>
               </w:rPr>
             </w:pPr>
             <w:r>
@@ -6086,8 +6079,8 @@
                 <w:rFonts w:hint="eastAsia" w:ascii="仿宋" w:hAnsi="仿宋" w:eastAsia="仿宋" w:cs="仿宋"/>
                 <w:b w:val="0"/>
                 <w:bCs w:val="0"/>
-                <w:sz w:val="20"/>
-                <w:szCs w:val="20"/>
+                <w:sz w:val="24"/>
+                <w:szCs w:val="24"/>
                 <w:lang w:val="en-US" w:eastAsia="zh-CN"/>
               </w:rPr>
               <w:t>120</w:t>
@@ -6097,8 +6090,8 @@
                 <w:rFonts w:hint="eastAsia" w:ascii="仿宋" w:hAnsi="仿宋" w:eastAsia="仿宋" w:cs="仿宋"/>
                 <w:b w:val="0"/>
                 <w:bCs w:val="0"/>
-                <w:sz w:val="20"/>
-                <w:szCs w:val="20"/>
+                <w:sz w:val="24"/>
+                <w:szCs w:val="24"/>
               </w:rPr>
               <w:t>个</w:t>
             </w:r>
@@ -6107,12 +6100,12 @@
       </w:tr>
       <w:tr>
         <w:trPr>
-          <w:trHeight w:val="624" w:hRule="exact"/>
+          <w:trHeight w:val="567" w:hRule="exact"/>
           <w:jc w:val="center"/>
         </w:trPr>
         <w:tc>
           <w:tcPr>
-            <w:tcW w:w="4535" w:type="dxa"/>
+            <w:tcW w:w="4323" w:type="dxa"/>
             <w:tcMar>
               <w:top w:w="20" w:type="dxa"/>
               <w:left w:w="20" w:type="dxa"/>
@@ -6128,8 +6121,8 @@
                 <w:rFonts w:hint="eastAsia" w:ascii="仿宋" w:hAnsi="仿宋" w:eastAsia="仿宋" w:cs="仿宋"/>
                 <w:b w:val="0"/>
                 <w:bCs w:val="0"/>
-                <w:sz w:val="20"/>
-                <w:szCs w:val="20"/>
+                <w:sz w:val="24"/>
+                <w:szCs w:val="24"/>
               </w:rPr>
             </w:pPr>
             <w:r>
@@ -6137,8 +6130,8 @@
                 <w:rFonts w:hint="eastAsia" w:ascii="仿宋" w:hAnsi="仿宋" w:eastAsia="仿宋" w:cs="仿宋"/>
                 <w:b w:val="0"/>
                 <w:bCs w:val="0"/>
-                <w:sz w:val="20"/>
-                <w:szCs w:val="20"/>
+                <w:sz w:val="24"/>
+                <w:szCs w:val="24"/>
               </w:rPr>
               <w:t>高级服务支持</w:t>
             </w:r>
@@ -6146,7 +6139,7 @@
         </w:tc>
         <w:tc>
           <w:tcPr>
-            <w:tcW w:w="4535" w:type="dxa"/>
+            <w:tcW w:w="4156" w:type="dxa"/>
             <w:tcMar>
               <w:top w:w="20" w:type="dxa"/>
               <w:left w:w="20" w:type="dxa"/>
@@ -6162,8 +6155,8 @@
                 <w:rFonts w:hint="eastAsia" w:ascii="仿宋" w:hAnsi="仿宋" w:eastAsia="仿宋" w:cs="仿宋"/>
                 <w:b w:val="0"/>
                 <w:bCs w:val="0"/>
-                <w:sz w:val="20"/>
-                <w:szCs w:val="20"/>
+                <w:sz w:val="24"/>
+                <w:szCs w:val="24"/>
               </w:rPr>
             </w:pPr>
             <w:r>
@@ -6171,8 +6164,8 @@
                 <w:rFonts w:hint="eastAsia" w:ascii="仿宋" w:hAnsi="仿宋" w:eastAsia="仿宋" w:cs="仿宋"/>
                 <w:b w:val="0"/>
                 <w:bCs w:val="0"/>
-                <w:sz w:val="20"/>
-                <w:szCs w:val="20"/>
+                <w:sz w:val="24"/>
+                <w:szCs w:val="24"/>
               </w:rPr>
               <w:t>有</w:t>
             </w:r>
@@ -6181,12 +6174,12 @@
       </w:tr>
       <w:tr>
         <w:trPr>
-          <w:trHeight w:val="624" w:hRule="exact"/>
+          <w:trHeight w:val="567" w:hRule="exact"/>
           <w:jc w:val="center"/>
         </w:trPr>
         <w:tc>
           <w:tcPr>
-            <w:tcW w:w="4535" w:type="dxa"/>
+            <w:tcW w:w="4323" w:type="dxa"/>
             <w:tcMar>
               <w:top w:w="20" w:type="dxa"/>
               <w:left w:w="20" w:type="dxa"/>
@@ -6202,8 +6195,8 @@
                 <w:rFonts w:hint="eastAsia" w:ascii="仿宋" w:hAnsi="仿宋" w:eastAsia="仿宋" w:cs="仿宋"/>
                 <w:b w:val="0"/>
                 <w:bCs w:val="0"/>
-                <w:sz w:val="20"/>
-                <w:szCs w:val="20"/>
+                <w:sz w:val="24"/>
+                <w:szCs w:val="24"/>
               </w:rPr>
             </w:pPr>
             <w:r>
@@ -6211,8 +6204,8 @@
                 <w:rFonts w:hint="eastAsia" w:ascii="仿宋" w:hAnsi="仿宋" w:eastAsia="仿宋" w:cs="仿宋"/>
                 <w:b w:val="0"/>
                 <w:bCs w:val="0"/>
-                <w:sz w:val="20"/>
-                <w:szCs w:val="20"/>
+                <w:sz w:val="24"/>
+                <w:szCs w:val="24"/>
               </w:rPr>
               <w:t>自定义表单外链样式</w:t>
             </w:r>
@@ -6220,7 +6213,7 @@
         </w:tc>
         <w:tc>
           <w:tcPr>
-            <w:tcW w:w="4535" w:type="dxa"/>
+            <w:tcW w:w="4156" w:type="dxa"/>
             <w:tcMar>
               <w:top w:w="20" w:type="dxa"/>
               <w:left w:w="20" w:type="dxa"/>
@@ -6236,8 +6229,8 @@
                 <w:rFonts w:hint="eastAsia" w:ascii="仿宋" w:hAnsi="仿宋" w:eastAsia="仿宋" w:cs="仿宋"/>
                 <w:b w:val="0"/>
                 <w:bCs w:val="0"/>
-                <w:sz w:val="20"/>
-                <w:szCs w:val="20"/>
+                <w:sz w:val="24"/>
+                <w:szCs w:val="24"/>
               </w:rPr>
             </w:pPr>
             <w:r>
@@ -6245,8 +6238,8 @@
                 <w:rFonts w:hint="eastAsia" w:ascii="仿宋" w:hAnsi="仿宋" w:eastAsia="仿宋" w:cs="仿宋"/>
                 <w:b w:val="0"/>
                 <w:bCs w:val="0"/>
-                <w:sz w:val="20"/>
-                <w:szCs w:val="20"/>
+                <w:sz w:val="24"/>
+                <w:szCs w:val="24"/>
               </w:rPr>
               <w:t>有</w:t>
             </w:r>
@@ -6255,12 +6248,12 @@
       </w:tr>
       <w:tr>
         <w:trPr>
-          <w:trHeight w:val="624" w:hRule="exact"/>
+          <w:trHeight w:val="567" w:hRule="exact"/>
           <w:jc w:val="center"/>
         </w:trPr>
         <w:tc>
           <w:tcPr>
-            <w:tcW w:w="4535" w:type="dxa"/>
+            <w:tcW w:w="4323" w:type="dxa"/>
             <w:tcMar>
               <w:top w:w="20" w:type="dxa"/>
               <w:left w:w="20" w:type="dxa"/>
@@ -6276,8 +6269,8 @@
                 <w:rFonts w:hint="eastAsia" w:ascii="仿宋" w:hAnsi="仿宋" w:eastAsia="仿宋" w:cs="仿宋"/>
                 <w:b w:val="0"/>
                 <w:bCs w:val="0"/>
-                <w:sz w:val="20"/>
-                <w:szCs w:val="20"/>
+                <w:sz w:val="24"/>
+                <w:szCs w:val="24"/>
               </w:rPr>
             </w:pPr>
             <w:r>
@@ -6285,8 +6278,8 @@
                 <w:rFonts w:hint="eastAsia" w:ascii="仿宋" w:hAnsi="仿宋" w:eastAsia="仿宋" w:cs="仿宋"/>
                 <w:b w:val="0"/>
                 <w:bCs w:val="0"/>
-                <w:sz w:val="20"/>
-                <w:szCs w:val="20"/>
+                <w:sz w:val="24"/>
+                <w:szCs w:val="24"/>
               </w:rPr>
               <w:t>仪表盘数据预警</w:t>
             </w:r>
@@ -6294,7 +6287,7 @@
         </w:tc>
         <w:tc>
           <w:tcPr>
-            <w:tcW w:w="4535" w:type="dxa"/>
+            <w:tcW w:w="4156" w:type="dxa"/>
             <w:tcMar>
               <w:top w:w="20" w:type="dxa"/>
               <w:left w:w="20" w:type="dxa"/>
@@ -6310,8 +6303,8 @@
                 <w:rFonts w:hint="eastAsia" w:ascii="仿宋" w:hAnsi="仿宋" w:eastAsia="仿宋" w:cs="仿宋"/>
                 <w:b w:val="0"/>
                 <w:bCs w:val="0"/>
-                <w:sz w:val="20"/>
-                <w:szCs w:val="20"/>
+                <w:sz w:val="24"/>
+                <w:szCs w:val="24"/>
               </w:rPr>
             </w:pPr>
             <w:r>
@@ -6319,8 +6312,8 @@
                 <w:rFonts w:hint="eastAsia" w:ascii="仿宋" w:hAnsi="仿宋" w:eastAsia="仿宋" w:cs="仿宋"/>
                 <w:b w:val="0"/>
                 <w:bCs w:val="0"/>
-                <w:sz w:val="20"/>
-                <w:szCs w:val="20"/>
+                <w:sz w:val="24"/>
+                <w:szCs w:val="24"/>
               </w:rPr>
               <w:t>有</w:t>
             </w:r>
@@ -6329,12 +6322,12 @@
       </w:tr>
       <w:tr>
         <w:trPr>
-          <w:trHeight w:val="624" w:hRule="exact"/>
+          <w:trHeight w:val="567" w:hRule="exact"/>
           <w:jc w:val="center"/>
         </w:trPr>
         <w:tc>
           <w:tcPr>
-            <w:tcW w:w="4535" w:type="dxa"/>
+            <w:tcW w:w="4323" w:type="dxa"/>
             <w:tcMar>
               <w:top w:w="20" w:type="dxa"/>
               <w:left w:w="20" w:type="dxa"/>
@@ -6350,8 +6343,8 @@
                 <w:rFonts w:hint="default" w:ascii="仿宋" w:hAnsi="仿宋" w:eastAsia="仿宋" w:cs="仿宋"/>
                 <w:b w:val="0"/>
                 <w:bCs w:val="0"/>
-                <w:sz w:val="20"/>
-                <w:szCs w:val="20"/>
+                <w:sz w:val="24"/>
+                <w:szCs w:val="24"/>
                 <w:lang w:val="en-US" w:eastAsia="zh-CN"/>
               </w:rPr>
             </w:pPr>
@@ -6360,8 +6353,8 @@
                 <w:rFonts w:hint="eastAsia" w:ascii="仿宋" w:hAnsi="仿宋" w:eastAsia="仿宋" w:cs="仿宋"/>
                 <w:b w:val="0"/>
                 <w:bCs w:val="0"/>
-                <w:sz w:val="20"/>
-                <w:szCs w:val="20"/>
+                <w:sz w:val="24"/>
+                <w:szCs w:val="24"/>
                 <w:lang w:val="en-US" w:eastAsia="zh-CN"/>
               </w:rPr>
               <w:t>CRM套件</w:t>
@@ -6370,7 +6363,7 @@
         </w:tc>
         <w:tc>
           <w:tcPr>
-            <w:tcW w:w="4535" w:type="dxa"/>
+            <w:tcW w:w="4156" w:type="dxa"/>
             <w:tcMar>
               <w:top w:w="20" w:type="dxa"/>
               <w:left w:w="20" w:type="dxa"/>
@@ -6386,8 +6379,8 @@
                 <w:rFonts w:hint="eastAsia" w:ascii="仿宋" w:hAnsi="仿宋" w:eastAsia="仿宋" w:cs="仿宋"/>
                 <w:b w:val="0"/>
                 <w:bCs w:val="0"/>
-                <w:sz w:val="20"/>
-                <w:szCs w:val="20"/>
+                <w:sz w:val="24"/>
+                <w:szCs w:val="24"/>
                 <w:lang w:val="en-US" w:eastAsia="zh-CN"/>
               </w:rPr>
             </w:pPr>
@@ -6396,23 +6389,23 @@
                 <w:rFonts w:hint="eastAsia" w:ascii="仿宋" w:hAnsi="仿宋" w:eastAsia="仿宋" w:cs="仿宋"/>
                 <w:b w:val="0"/>
                 <w:bCs w:val="0"/>
-                <w:sz w:val="20"/>
-                <w:szCs w:val="20"/>
+                <w:sz w:val="24"/>
+                <w:szCs w:val="24"/>
                 <w:lang w:val="en-US" w:eastAsia="zh-CN"/>
               </w:rPr>
-              <w:t>有</w:t>
+              <w:t>无</w:t>
             </w:r>
           </w:p>
         </w:tc>
       </w:tr>
       <w:tr>
         <w:trPr>
-          <w:trHeight w:val="624" w:hRule="exact"/>
+          <w:trHeight w:val="567" w:hRule="exact"/>
           <w:jc w:val="center"/>
         </w:trPr>
         <w:tc>
           <w:tcPr>
-            <w:tcW w:w="4535" w:type="dxa"/>
+            <w:tcW w:w="4323" w:type="dxa"/>
             <w:tcMar>
               <w:top w:w="20" w:type="dxa"/>
               <w:left w:w="20" w:type="dxa"/>
@@ -6428,8 +6421,8 @@
                 <w:rFonts w:hint="eastAsia" w:ascii="仿宋" w:hAnsi="仿宋" w:eastAsia="仿宋" w:cs="仿宋"/>
                 <w:b w:val="0"/>
                 <w:bCs w:val="0"/>
-                <w:sz w:val="20"/>
-                <w:szCs w:val="20"/>
+                <w:sz w:val="24"/>
+                <w:szCs w:val="24"/>
                 <w:lang w:val="en-US" w:eastAsia="zh-CN"/>
               </w:rPr>
             </w:pPr>
@@ -6438,8 +6431,8 @@
                 <w:rFonts w:hint="eastAsia" w:ascii="仿宋" w:hAnsi="仿宋" w:eastAsia="仿宋" w:cs="仿宋"/>
                 <w:b w:val="0"/>
                 <w:bCs w:val="0"/>
-                <w:sz w:val="20"/>
-                <w:szCs w:val="20"/>
+                <w:sz w:val="24"/>
+                <w:szCs w:val="24"/>
                 <w:lang w:val="en-US" w:eastAsia="zh-CN"/>
               </w:rPr>
               <w:t>知识库</w:t>
@@ -6448,7 +6441,7 @@
         </w:tc>
         <w:tc>
           <w:tcPr>
-            <w:tcW w:w="4535" w:type="dxa"/>
+            <w:tcW w:w="4156" w:type="dxa"/>
             <w:tcMar>
               <w:top w:w="20" w:type="dxa"/>
               <w:left w:w="20" w:type="dxa"/>
@@ -6464,9 +6457,9 @@
                 <w:rFonts w:hint="eastAsia" w:ascii="仿宋" w:hAnsi="仿宋" w:eastAsia="仿宋" w:cs="仿宋"/>
                 <w:b w:val="0"/>
                 <w:bCs w:val="0"/>
-                <w:sz w:val="20"/>
-                <w:szCs w:val="20"/>
-                <w:lang w:val="en-US" w:eastAsia="zh-Hans"/>
+                <w:sz w:val="24"/>
+                <w:szCs w:val="24"/>
+                <w:lang w:val="en-US" w:eastAsia="zh-CN"/>
               </w:rPr>
             </w:pPr>
             <w:r>
@@ -6474,23 +6467,23 @@
                 <w:rFonts w:hint="eastAsia" w:ascii="仿宋" w:hAnsi="仿宋" w:eastAsia="仿宋" w:cs="仿宋"/>
                 <w:b w:val="0"/>
                 <w:bCs w:val="0"/>
-                <w:sz w:val="20"/>
-                <w:szCs w:val="20"/>
-                <w:lang w:val="en-US" w:eastAsia="zh-Hans"/>
-              </w:rPr>
-              <w:t>有</w:t>
+                <w:sz w:val="24"/>
+                <w:szCs w:val="24"/>
+                <w:lang w:val="en-US" w:eastAsia="zh-CN"/>
+              </w:rPr>
+              <w:t>无</w:t>
             </w:r>
           </w:p>
         </w:tc>
       </w:tr>
       <w:tr>
         <w:trPr>
-          <w:trHeight w:val="624" w:hRule="exact"/>
+          <w:trHeight w:val="567" w:hRule="exact"/>
           <w:jc w:val="center"/>
         </w:trPr>
         <w:tc>
           <w:tcPr>
-            <w:tcW w:w="4535" w:type="dxa"/>
+            <w:tcW w:w="4323" w:type="dxa"/>
             <w:tcMar>
               <w:top w:w="20" w:type="dxa"/>
               <w:left w:w="20" w:type="dxa"/>
@@ -6506,8 +6499,8 @@
                 <w:rFonts w:hint="eastAsia" w:ascii="仿宋" w:hAnsi="仿宋" w:eastAsia="仿宋" w:cs="仿宋"/>
                 <w:b w:val="0"/>
                 <w:bCs w:val="0"/>
-                <w:sz w:val="20"/>
-                <w:szCs w:val="20"/>
+                <w:sz w:val="24"/>
+                <w:szCs w:val="24"/>
               </w:rPr>
             </w:pPr>
             <w:r>
@@ -6515,8 +6508,8 @@
                 <w:rFonts w:hint="eastAsia" w:ascii="仿宋" w:hAnsi="仿宋" w:eastAsia="仿宋" w:cs="仿宋"/>
                 <w:b w:val="0"/>
                 <w:bCs w:val="0"/>
-                <w:sz w:val="20"/>
-                <w:szCs w:val="20"/>
+                <w:sz w:val="24"/>
+                <w:szCs w:val="24"/>
               </w:rPr>
               <w:t>数据接口（API）</w:t>
             </w:r>
@@ -6524,7 +6517,7 @@
         </w:tc>
         <w:tc>
           <w:tcPr>
-            <w:tcW w:w="4535" w:type="dxa"/>
+            <w:tcW w:w="4156" w:type="dxa"/>
             <w:tcMar>
               <w:top w:w="20" w:type="dxa"/>
               <w:left w:w="20" w:type="dxa"/>
@@ -6540,8 +6533,8 @@
                 <w:rFonts w:hint="eastAsia" w:ascii="仿宋" w:hAnsi="仿宋" w:eastAsia="仿宋" w:cs="仿宋"/>
                 <w:b w:val="0"/>
                 <w:bCs w:val="0"/>
-                <w:sz w:val="20"/>
-                <w:szCs w:val="20"/>
+                <w:sz w:val="24"/>
+                <w:szCs w:val="24"/>
                 <w:lang w:val="en-US" w:eastAsia="zh-CN"/>
               </w:rPr>
             </w:pPr>
@@ -6550,8 +6543,8 @@
                 <w:rFonts w:hint="eastAsia" w:ascii="仿宋" w:hAnsi="仿宋" w:eastAsia="仿宋" w:cs="仿宋"/>
                 <w:b w:val="0"/>
                 <w:bCs w:val="0"/>
-                <w:sz w:val="20"/>
-                <w:szCs w:val="20"/>
+                <w:sz w:val="24"/>
+                <w:szCs w:val="24"/>
                 <w:lang w:val="en-US" w:eastAsia="zh-CN"/>
               </w:rPr>
               <w:t>有</w:t>
@@ -6561,12 +6554,12 @@
       </w:tr>
       <w:tr>
         <w:trPr>
-          <w:trHeight w:val="624" w:hRule="exact"/>
+          <w:trHeight w:val="567" w:hRule="exact"/>
           <w:jc w:val="center"/>
         </w:trPr>
         <w:tc>
           <w:tcPr>
-            <w:tcW w:w="4535" w:type="dxa"/>
+            <w:tcW w:w="4323" w:type="dxa"/>
             <w:tcMar>
               <w:top w:w="20" w:type="dxa"/>
               <w:left w:w="20" w:type="dxa"/>
@@ -6582,8 +6575,8 @@
                 <w:rFonts w:hint="eastAsia" w:ascii="仿宋" w:hAnsi="仿宋" w:eastAsia="仿宋" w:cs="仿宋"/>
                 <w:b w:val="0"/>
                 <w:bCs w:val="0"/>
-                <w:sz w:val="20"/>
-                <w:szCs w:val="20"/>
+                <w:sz w:val="24"/>
+                <w:szCs w:val="24"/>
               </w:rPr>
             </w:pPr>
             <w:r>
@@ -6591,8 +6584,8 @@
                 <w:rFonts w:hint="eastAsia" w:ascii="仿宋" w:hAnsi="仿宋" w:eastAsia="仿宋" w:cs="仿宋"/>
                 <w:b w:val="0"/>
                 <w:bCs w:val="0"/>
-                <w:sz w:val="20"/>
-                <w:szCs w:val="20"/>
+                <w:sz w:val="24"/>
+                <w:szCs w:val="24"/>
               </w:rPr>
               <w:t>自定义登录页</w:t>
             </w:r>
@@ -6600,7 +6593,7 @@
         </w:tc>
         <w:tc>
           <w:tcPr>
-            <w:tcW w:w="4535" w:type="dxa"/>
+            <w:tcW w:w="4156" w:type="dxa"/>
             <w:tcMar>
               <w:top w:w="20" w:type="dxa"/>
               <w:left w:w="20" w:type="dxa"/>
@@ -6616,8 +6609,8 @@
                 <w:rFonts w:hint="eastAsia" w:ascii="仿宋" w:hAnsi="仿宋" w:eastAsia="仿宋" w:cs="仿宋"/>
                 <w:b w:val="0"/>
                 <w:bCs w:val="0"/>
-                <w:sz w:val="20"/>
-                <w:szCs w:val="20"/>
+                <w:sz w:val="24"/>
+                <w:szCs w:val="24"/>
                 <w:lang w:val="en-US" w:eastAsia="zh-CN"/>
               </w:rPr>
             </w:pPr>
@@ -6626,8 +6619,8 @@
                 <w:rFonts w:hint="eastAsia" w:ascii="仿宋" w:hAnsi="仿宋" w:eastAsia="仿宋" w:cs="仿宋"/>
                 <w:b w:val="0"/>
                 <w:bCs w:val="0"/>
-                <w:sz w:val="20"/>
-                <w:szCs w:val="20"/>
+                <w:sz w:val="24"/>
+                <w:szCs w:val="24"/>
                 <w:lang w:val="en-US" w:eastAsia="zh-CN"/>
               </w:rPr>
               <w:t>有</w:t>
@@ -6637,12 +6630,12 @@
       </w:tr>
       <w:tr>
         <w:trPr>
-          <w:trHeight w:val="624" w:hRule="exact"/>
+          <w:trHeight w:val="567" w:hRule="exact"/>
           <w:jc w:val="center"/>
         </w:trPr>
         <w:tc>
           <w:tcPr>
-            <w:tcW w:w="4535" w:type="dxa"/>
+            <w:tcW w:w="4323" w:type="dxa"/>
             <w:tcMar>
               <w:top w:w="20" w:type="dxa"/>
               <w:left w:w="20" w:type="dxa"/>
@@ -6658,8 +6651,8 @@
                 <w:rFonts w:hint="eastAsia" w:ascii="仿宋" w:hAnsi="仿宋" w:eastAsia="仿宋" w:cs="仿宋"/>
                 <w:b w:val="0"/>
                 <w:bCs w:val="0"/>
-                <w:sz w:val="20"/>
-                <w:szCs w:val="20"/>
+                <w:sz w:val="24"/>
+                <w:szCs w:val="24"/>
               </w:rPr>
             </w:pPr>
             <w:r>
@@ -6667,8 +6660,8 @@
                 <w:rFonts w:hint="eastAsia" w:ascii="仿宋" w:hAnsi="仿宋" w:eastAsia="仿宋" w:cs="仿宋"/>
                 <w:b w:val="0"/>
                 <w:bCs w:val="0"/>
-                <w:sz w:val="20"/>
-                <w:szCs w:val="20"/>
+                <w:sz w:val="24"/>
+                <w:szCs w:val="24"/>
               </w:rPr>
               <w:t>单点登录</w:t>
             </w:r>
@@ -6676,7 +6669,7 @@
         </w:tc>
         <w:tc>
           <w:tcPr>
-            <w:tcW w:w="4535" w:type="dxa"/>
+            <w:tcW w:w="4156" w:type="dxa"/>
             <w:tcMar>
               <w:top w:w="20" w:type="dxa"/>
               <w:left w:w="20" w:type="dxa"/>
@@ -6692,8 +6685,8 @@
                 <w:rFonts w:hint="eastAsia" w:ascii="仿宋" w:hAnsi="仿宋" w:eastAsia="仿宋" w:cs="仿宋"/>
                 <w:b w:val="0"/>
                 <w:bCs w:val="0"/>
-                <w:sz w:val="20"/>
-                <w:szCs w:val="20"/>
+                <w:sz w:val="24"/>
+                <w:szCs w:val="24"/>
                 <w:lang w:val="en-US" w:eastAsia="zh-CN"/>
               </w:rPr>
             </w:pPr>
@@ -6702,8 +6695,8 @@
                 <w:rFonts w:hint="eastAsia" w:ascii="仿宋" w:hAnsi="仿宋" w:eastAsia="仿宋" w:cs="仿宋"/>
                 <w:b w:val="0"/>
                 <w:bCs w:val="0"/>
-                <w:sz w:val="20"/>
-                <w:szCs w:val="20"/>
+                <w:sz w:val="24"/>
+                <w:szCs w:val="24"/>
                 <w:lang w:val="en-US" w:eastAsia="zh-CN"/>
               </w:rPr>
               <w:t>有</w:t>
@@ -6713,12 +6706,12 @@
       </w:tr>
       <w:tr>
         <w:trPr>
-          <w:trHeight w:val="624" w:hRule="exact"/>
+          <w:trHeight w:val="567" w:hRule="exact"/>
           <w:jc w:val="center"/>
         </w:trPr>
         <w:tc>
           <w:tcPr>
-            <w:tcW w:w="4535" w:type="dxa"/>
+            <w:tcW w:w="4323" w:type="dxa"/>
             <w:tcMar>
               <w:top w:w="20" w:type="dxa"/>
               <w:left w:w="20" w:type="dxa"/>
@@ -6734,8 +6727,8 @@
                 <w:rFonts w:hint="eastAsia" w:ascii="仿宋" w:hAnsi="仿宋" w:eastAsia="仿宋" w:cs="仿宋"/>
                 <w:b w:val="0"/>
                 <w:bCs w:val="0"/>
-                <w:sz w:val="20"/>
-                <w:szCs w:val="20"/>
+                <w:sz w:val="24"/>
+                <w:szCs w:val="24"/>
                 <w:lang w:val="en-US" w:eastAsia="zh-Hans"/>
               </w:rPr>
             </w:pPr>
@@ -6744,8 +6737,8 @@
                 <w:rFonts w:hint="eastAsia" w:ascii="仿宋" w:hAnsi="仿宋" w:eastAsia="仿宋" w:cs="仿宋"/>
                 <w:b w:val="0"/>
                 <w:bCs w:val="0"/>
-                <w:sz w:val="20"/>
-                <w:szCs w:val="20"/>
+                <w:sz w:val="24"/>
+                <w:szCs w:val="24"/>
                 <w:lang w:val="en-US" w:eastAsia="zh-Hans"/>
               </w:rPr>
               <w:t>企业互联</w:t>
@@ -6754,7 +6747,7 @@
         </w:tc>
         <w:tc>
           <w:tcPr>
-            <w:tcW w:w="4535" w:type="dxa"/>
+            <w:tcW w:w="4156" w:type="dxa"/>
             <w:tcMar>
               <w:top w:w="20" w:type="dxa"/>
               <w:left w:w="20" w:type="dxa"/>
@@ -6770,8 +6763,8 @@
                 <w:rFonts w:hint="eastAsia" w:ascii="仿宋" w:hAnsi="仿宋" w:eastAsia="仿宋" w:cs="仿宋"/>
                 <w:b w:val="0"/>
                 <w:bCs w:val="0"/>
-                <w:sz w:val="20"/>
-                <w:szCs w:val="20"/>
+                <w:sz w:val="24"/>
+                <w:szCs w:val="24"/>
                 <w:lang w:eastAsia="zh-CN"/>
               </w:rPr>
             </w:pPr>
@@ -6780,8 +6773,8 @@
                 <w:rFonts w:hint="eastAsia" w:ascii="仿宋" w:hAnsi="仿宋" w:eastAsia="仿宋" w:cs="仿宋"/>
                 <w:b w:val="0"/>
                 <w:bCs w:val="0"/>
-                <w:sz w:val="20"/>
-                <w:szCs w:val="20"/>
+                <w:sz w:val="24"/>
+                <w:szCs w:val="24"/>
                 <w:lang w:val="en-US" w:eastAsia="zh-CN"/>
               </w:rPr>
               <w:t>60家</w:t>
@@ -6792,7 +6785,7 @@
     </w:tbl>
     <w:p>
       <w:pPr>
-        <w:pStyle w:val="4"/>
+        <w:pStyle w:val="2"/>
         <w:adjustRightInd w:val="0"/>
         <w:snapToGrid w:val="0"/>
         <w:spacing w:before="480" w:line="360" w:lineRule="auto"/>
@@ -6830,27 +6823,2290 @@
         <w:textAlignment w:val="auto"/>
         <w:outlineLvl w:val="9"/>
         <w:rPr>
+          <w:rFonts w:hint="default" w:ascii="仿宋" w:hAnsi="仿宋" w:eastAsia="仿宋" w:cs="仿宋"/>
+          <w:color w:val="000000"/>
+          <w:sz w:val="24"/>
+          <w:szCs w:val="24"/>
+          <w:lang w:val="en-US" w:eastAsia="zh-CN"/>
+        </w:rPr>
+      </w:pPr>
+      <w:r>
+        <w:rPr>
           <w:rFonts w:hint="eastAsia" w:ascii="仿宋" w:hAnsi="仿宋" w:eastAsia="仿宋" w:cs="仿宋"/>
           <w:b/>
           <w:bCs/>
           <w:color w:val="333333"/>
-          <w:sz w:val="21"/>
-          <w:szCs w:val="21"/>
-          <w:shd w:val="solid" w:color="FFFFFF" w:fill="FFFFFF"/>
-        </w:rPr>
-      </w:pPr>
+          <w:sz w:val="24"/>
+          <w:szCs w:val="24"/>
+          <w:shd w:val="solid" w:color="FFFFFF" w:fill="FFFFFF"/>
+        </w:rPr>
+        <w:t xml:space="preserve">附件二 </w:t>
+      </w:r>
       <w:r>
         <w:rPr>
           <w:rFonts w:hint="eastAsia" w:ascii="仿宋" w:hAnsi="仿宋" w:eastAsia="仿宋" w:cs="仿宋"/>
           <w:b/>
           <w:bCs/>
           <w:color w:val="333333"/>
-          <w:sz w:val="21"/>
-          <w:szCs w:val="21"/>
-          <w:shd w:val="solid" w:color="FFFFFF" w:fill="FFFFFF"/>
-        </w:rPr>
-        <w:t xml:space="preserve">附件二 </w:t>
-      </w:r>
+          <w:sz w:val="24"/>
+          <w:szCs w:val="24"/>
+          <w:shd w:val="solid" w:color="FFFFFF" w:fill="FFFFFF"/>
+          <w:lang w:val="en-US" w:eastAsia="zh-CN"/>
+        </w:rPr>
+        <w:t xml:space="preserve"> </w:t>
+      </w:r>
+      <w:r>
+        <w:rPr>
+          <w:rFonts w:hint="eastAsia" w:ascii="仿宋" w:hAnsi="仿宋" w:eastAsia="仿宋" w:cs="仿宋"/>
+          <w:b/>
+          <w:bCs/>
+          <w:color w:val="000000"/>
+          <w:sz w:val="24"/>
+          <w:szCs w:val="24"/>
+          <w:lang w:val="en-US" w:eastAsia="zh-CN"/>
+        </w:rPr>
+        <w:t>简道云服务条款</w:t>
+      </w:r>
+    </w:p>
+    <w:p>
+      <w:pPr>
+        <w:pStyle w:val="13"/>
+        <w:keepNext w:val="0"/>
+        <w:keepLines w:val="0"/>
+        <w:widowControl/>
+        <w:suppressLineNumbers w:val="0"/>
+        <w:rPr>
+          <w:rFonts w:hint="eastAsia" w:ascii="仿宋" w:hAnsi="仿宋" w:eastAsia="仿宋" w:cs="仿宋"/>
+          <w:sz w:val="24"/>
+          <w:szCs w:val="24"/>
+        </w:rPr>
+      </w:pPr>
+      <w:r>
+        <w:rPr>
+          <w:rFonts w:hint="eastAsia" w:ascii="仿宋" w:hAnsi="仿宋" w:eastAsia="仿宋" w:cs="仿宋"/>
+          <w:color w:val="000000"/>
+          <w:sz w:val="24"/>
+          <w:szCs w:val="24"/>
+        </w:rPr>
+        <w:t>在合同约定的服务期内，乙方向甲方提供技术支持服务，具体服务内容详见：</w:t>
+      </w:r>
+    </w:p>
+    <w:tbl>
+      <w:tblPr>
+        <w:tblStyle w:val="16"/>
+        <w:tblW w:w="8455" w:type="dxa"/>
+        <w:tblCellSpacing w:w="15" w:type="dxa"/>
+        <w:tblInd w:w="0" w:type="dxa"/>
+        <w:tblBorders>
+          <w:top w:val="none" w:color="auto" w:sz="0" w:space="0"/>
+          <w:left w:val="none" w:color="auto" w:sz="0" w:space="0"/>
+          <w:bottom w:val="none" w:color="auto" w:sz="0" w:space="0"/>
+          <w:right w:val="none" w:color="auto" w:sz="0" w:space="0"/>
+          <w:insideH w:val="none" w:color="auto" w:sz="0" w:space="0"/>
+          <w:insideV w:val="none" w:color="auto" w:sz="0" w:space="0"/>
+        </w:tblBorders>
+        <w:shd w:val="clear" w:color="auto" w:fill="auto"/>
+        <w:tblLayout w:type="autofit"/>
+        <w:tblCellMar>
+          <w:top w:w="15" w:type="dxa"/>
+          <w:left w:w="15" w:type="dxa"/>
+          <w:bottom w:w="15" w:type="dxa"/>
+          <w:right w:w="15" w:type="dxa"/>
+        </w:tblCellMar>
+      </w:tblPr>
+      <w:tblGrid>
+        <w:gridCol w:w="2767"/>
+        <w:gridCol w:w="5688"/>
+      </w:tblGrid>
+      <w:tr>
+        <w:trPr>
+          <w:tblCellSpacing w:w="15" w:type="dxa"/>
+        </w:trPr>
+        <w:tc>
+          <w:tcPr>
+            <w:tcW w:w="2722" w:type="dxa"/>
+            <w:shd w:val="clear" w:color="auto" w:fill="auto"/>
+            <w:vAlign w:val="center"/>
+          </w:tcPr>
+          <w:p>
+            <w:pPr>
+              <w:keepNext w:val="0"/>
+              <w:keepLines w:val="0"/>
+              <w:widowControl/>
+              <w:suppressLineNumbers w:val="0"/>
+              <w:jc w:val="center"/>
+              <w:rPr>
+                <w:rFonts w:hint="eastAsia" w:ascii="仿宋" w:hAnsi="仿宋" w:eastAsia="仿宋" w:cs="仿宋"/>
+                <w:b/>
+                <w:bCs/>
+                <w:sz w:val="24"/>
+                <w:szCs w:val="24"/>
+              </w:rPr>
+            </w:pPr>
+            <w:r>
+              <w:rPr>
+                <w:rStyle w:val="19"/>
+                <w:rFonts w:hint="eastAsia" w:ascii="仿宋" w:hAnsi="仿宋" w:eastAsia="仿宋" w:cs="仿宋"/>
+                <w:color w:val="000000"/>
+                <w:kern w:val="0"/>
+                <w:sz w:val="24"/>
+                <w:szCs w:val="24"/>
+                <w:lang w:val="en-US" w:eastAsia="zh-CN" w:bidi="ar"/>
+              </w:rPr>
+              <w:t>服务类别</w:t>
+            </w:r>
+          </w:p>
+        </w:tc>
+        <w:tc>
+          <w:tcPr>
+            <w:tcW w:w="5643" w:type="dxa"/>
+            <w:shd w:val="clear" w:color="auto" w:fill="auto"/>
+            <w:vAlign w:val="center"/>
+          </w:tcPr>
+          <w:p>
+            <w:pPr>
+              <w:keepNext w:val="0"/>
+              <w:keepLines w:val="0"/>
+              <w:widowControl/>
+              <w:suppressLineNumbers w:val="0"/>
+              <w:jc w:val="center"/>
+              <w:rPr>
+                <w:rFonts w:hint="eastAsia" w:ascii="仿宋" w:hAnsi="仿宋" w:eastAsia="仿宋" w:cs="仿宋"/>
+                <w:b/>
+                <w:bCs/>
+                <w:sz w:val="24"/>
+                <w:szCs w:val="24"/>
+              </w:rPr>
+            </w:pPr>
+            <w:r>
+              <w:rPr>
+                <w:rStyle w:val="19"/>
+                <w:rFonts w:hint="eastAsia" w:ascii="仿宋" w:hAnsi="仿宋" w:eastAsia="仿宋" w:cs="仿宋"/>
+                <w:color w:val="000000"/>
+                <w:kern w:val="0"/>
+                <w:sz w:val="24"/>
+                <w:szCs w:val="24"/>
+                <w:lang w:val="en-US" w:eastAsia="zh-CN" w:bidi="ar"/>
+              </w:rPr>
+              <w:t>服务内容</w:t>
+            </w:r>
+          </w:p>
+        </w:tc>
+      </w:tr>
+      <w:tr>
+        <w:trPr>
+          <w:tblCellSpacing w:w="15" w:type="dxa"/>
+        </w:trPr>
+        <w:tc>
+          <w:tcPr>
+            <w:tcW w:w="2722" w:type="dxa"/>
+            <w:vMerge w:val="restart"/>
+            <w:shd w:val="clear" w:color="auto" w:fill="auto"/>
+            <w:vAlign w:val="center"/>
+          </w:tcPr>
+          <w:p>
+            <w:pPr>
+              <w:keepNext w:val="0"/>
+              <w:keepLines w:val="0"/>
+              <w:widowControl/>
+              <w:suppressLineNumbers w:val="0"/>
+              <w:jc w:val="center"/>
+              <w:rPr>
+                <w:rFonts w:hint="eastAsia" w:ascii="仿宋" w:hAnsi="仿宋" w:eastAsia="仿宋" w:cs="仿宋"/>
+                <w:sz w:val="24"/>
+                <w:szCs w:val="24"/>
+              </w:rPr>
+            </w:pPr>
+            <w:r>
+              <w:rPr>
+                <w:rStyle w:val="19"/>
+                <w:rFonts w:hint="eastAsia" w:ascii="仿宋" w:hAnsi="仿宋" w:eastAsia="仿宋" w:cs="仿宋"/>
+                <w:color w:val="000000"/>
+                <w:kern w:val="0"/>
+                <w:sz w:val="24"/>
+                <w:szCs w:val="24"/>
+                <w:lang w:val="en-US" w:eastAsia="zh-CN" w:bidi="ar"/>
+              </w:rPr>
+              <w:t>基础服务</w:t>
+            </w:r>
+          </w:p>
+        </w:tc>
+        <w:tc>
+          <w:tcPr>
+            <w:tcW w:w="5643" w:type="dxa"/>
+            <w:shd w:val="clear" w:color="auto" w:fill="auto"/>
+            <w:vAlign w:val="center"/>
+          </w:tcPr>
+          <w:p>
+            <w:pPr>
+              <w:keepNext w:val="0"/>
+              <w:keepLines w:val="0"/>
+              <w:widowControl/>
+              <w:suppressLineNumbers w:val="0"/>
+              <w:jc w:val="center"/>
+              <w:rPr>
+                <w:rFonts w:hint="eastAsia" w:ascii="仿宋" w:hAnsi="仿宋" w:eastAsia="仿宋" w:cs="仿宋"/>
+                <w:sz w:val="24"/>
+                <w:szCs w:val="24"/>
+              </w:rPr>
+            </w:pPr>
+            <w:r>
+              <w:rPr>
+                <w:rFonts w:hint="eastAsia" w:ascii="仿宋" w:hAnsi="仿宋" w:eastAsia="仿宋" w:cs="仿宋"/>
+                <w:color w:val="000000"/>
+                <w:kern w:val="0"/>
+                <w:sz w:val="24"/>
+                <w:szCs w:val="24"/>
+                <w:lang w:val="en-US" w:eastAsia="zh-CN" w:bidi="ar"/>
+              </w:rPr>
+              <w:t>工单咨询</w:t>
+            </w:r>
+          </w:p>
+        </w:tc>
+      </w:tr>
+      <w:tr>
+        <w:trPr>
+          <w:tblCellSpacing w:w="15" w:type="dxa"/>
+        </w:trPr>
+        <w:tc>
+          <w:tcPr>
+            <w:tcW w:w="2722" w:type="dxa"/>
+            <w:vMerge w:val="continue"/>
+            <w:shd w:val="clear" w:color="auto" w:fill="auto"/>
+            <w:vAlign w:val="center"/>
+          </w:tcPr>
+          <w:p>
+            <w:pPr>
+              <w:jc w:val="center"/>
+              <w:rPr>
+                <w:rFonts w:hint="eastAsia" w:ascii="仿宋" w:hAnsi="仿宋" w:eastAsia="仿宋" w:cs="仿宋"/>
+                <w:sz w:val="24"/>
+                <w:szCs w:val="24"/>
+              </w:rPr>
+            </w:pPr>
+          </w:p>
+        </w:tc>
+        <w:tc>
+          <w:tcPr>
+            <w:tcW w:w="5643" w:type="dxa"/>
+            <w:shd w:val="clear" w:color="auto" w:fill="auto"/>
+            <w:vAlign w:val="center"/>
+          </w:tcPr>
+          <w:p>
+            <w:pPr>
+              <w:keepNext w:val="0"/>
+              <w:keepLines w:val="0"/>
+              <w:widowControl/>
+              <w:suppressLineNumbers w:val="0"/>
+              <w:jc w:val="center"/>
+              <w:rPr>
+                <w:rFonts w:hint="eastAsia" w:ascii="仿宋" w:hAnsi="仿宋" w:eastAsia="仿宋" w:cs="仿宋"/>
+                <w:sz w:val="24"/>
+                <w:szCs w:val="24"/>
+              </w:rPr>
+            </w:pPr>
+            <w:r>
+              <w:rPr>
+                <w:rFonts w:hint="eastAsia" w:ascii="仿宋" w:hAnsi="仿宋" w:eastAsia="仿宋" w:cs="仿宋"/>
+                <w:color w:val="000000"/>
+                <w:kern w:val="0"/>
+                <w:sz w:val="24"/>
+                <w:szCs w:val="24"/>
+                <w:lang w:val="en-US" w:eastAsia="zh-CN" w:bidi="ar"/>
+              </w:rPr>
+              <w:t>帮助文档</w:t>
+            </w:r>
+          </w:p>
+        </w:tc>
+      </w:tr>
+      <w:tr>
+        <w:trPr>
+          <w:tblCellSpacing w:w="15" w:type="dxa"/>
+        </w:trPr>
+        <w:tc>
+          <w:tcPr>
+            <w:tcW w:w="2722" w:type="dxa"/>
+            <w:vMerge w:val="continue"/>
+            <w:shd w:val="clear" w:color="auto" w:fill="auto"/>
+            <w:vAlign w:val="center"/>
+          </w:tcPr>
+          <w:p>
+            <w:pPr>
+              <w:jc w:val="center"/>
+              <w:rPr>
+                <w:rFonts w:hint="eastAsia" w:ascii="仿宋" w:hAnsi="仿宋" w:eastAsia="仿宋" w:cs="仿宋"/>
+                <w:sz w:val="24"/>
+                <w:szCs w:val="24"/>
+              </w:rPr>
+            </w:pPr>
+          </w:p>
+        </w:tc>
+        <w:tc>
+          <w:tcPr>
+            <w:tcW w:w="5643" w:type="dxa"/>
+            <w:shd w:val="clear" w:color="auto" w:fill="auto"/>
+            <w:vAlign w:val="center"/>
+          </w:tcPr>
+          <w:p>
+            <w:pPr>
+              <w:keepNext w:val="0"/>
+              <w:keepLines w:val="0"/>
+              <w:widowControl/>
+              <w:suppressLineNumbers w:val="0"/>
+              <w:jc w:val="center"/>
+              <w:rPr>
+                <w:rFonts w:hint="eastAsia" w:ascii="仿宋" w:hAnsi="仿宋" w:eastAsia="仿宋" w:cs="仿宋"/>
+                <w:sz w:val="24"/>
+                <w:szCs w:val="24"/>
+              </w:rPr>
+            </w:pPr>
+            <w:r>
+              <w:rPr>
+                <w:rFonts w:hint="eastAsia" w:ascii="仿宋" w:hAnsi="仿宋" w:eastAsia="仿宋" w:cs="仿宋"/>
+                <w:color w:val="000000"/>
+                <w:kern w:val="0"/>
+                <w:sz w:val="24"/>
+                <w:szCs w:val="24"/>
+                <w:lang w:val="en-US" w:eastAsia="zh-CN" w:bidi="ar"/>
+              </w:rPr>
+              <w:t>视频课程</w:t>
+            </w:r>
+          </w:p>
+        </w:tc>
+      </w:tr>
+      <w:tr>
+        <w:trPr>
+          <w:tblCellSpacing w:w="15" w:type="dxa"/>
+        </w:trPr>
+        <w:tc>
+          <w:tcPr>
+            <w:tcW w:w="2722" w:type="dxa"/>
+            <w:vMerge w:val="restart"/>
+            <w:shd w:val="clear" w:color="auto" w:fill="auto"/>
+            <w:vAlign w:val="center"/>
+          </w:tcPr>
+          <w:p>
+            <w:pPr>
+              <w:keepNext w:val="0"/>
+              <w:keepLines w:val="0"/>
+              <w:widowControl/>
+              <w:suppressLineNumbers w:val="0"/>
+              <w:jc w:val="center"/>
+              <w:rPr>
+                <w:rFonts w:hint="eastAsia" w:ascii="仿宋" w:hAnsi="仿宋" w:eastAsia="仿宋" w:cs="仿宋"/>
+                <w:sz w:val="24"/>
+                <w:szCs w:val="24"/>
+              </w:rPr>
+            </w:pPr>
+            <w:r>
+              <w:rPr>
+                <w:rStyle w:val="19"/>
+                <w:rFonts w:hint="eastAsia" w:ascii="仿宋" w:hAnsi="仿宋" w:eastAsia="仿宋" w:cs="仿宋"/>
+                <w:color w:val="000000"/>
+                <w:kern w:val="0"/>
+                <w:sz w:val="24"/>
+                <w:szCs w:val="24"/>
+                <w:lang w:val="en-US" w:eastAsia="zh-CN" w:bidi="ar"/>
+              </w:rPr>
+              <w:t>标准服务</w:t>
+            </w:r>
+          </w:p>
+        </w:tc>
+        <w:tc>
+          <w:tcPr>
+            <w:tcW w:w="5643" w:type="dxa"/>
+            <w:shd w:val="clear" w:color="auto" w:fill="auto"/>
+            <w:vAlign w:val="center"/>
+          </w:tcPr>
+          <w:p>
+            <w:pPr>
+              <w:keepNext w:val="0"/>
+              <w:keepLines w:val="0"/>
+              <w:widowControl/>
+              <w:suppressLineNumbers w:val="0"/>
+              <w:jc w:val="center"/>
+              <w:rPr>
+                <w:rFonts w:hint="eastAsia" w:ascii="仿宋" w:hAnsi="仿宋" w:eastAsia="仿宋" w:cs="仿宋"/>
+                <w:sz w:val="24"/>
+                <w:szCs w:val="24"/>
+              </w:rPr>
+            </w:pPr>
+            <w:r>
+              <w:rPr>
+                <w:rFonts w:hint="eastAsia" w:ascii="仿宋" w:hAnsi="仿宋" w:eastAsia="仿宋" w:cs="仿宋"/>
+                <w:color w:val="000000"/>
+                <w:kern w:val="0"/>
+                <w:sz w:val="24"/>
+                <w:szCs w:val="24"/>
+                <w:lang w:val="en-US" w:eastAsia="zh-CN" w:bidi="ar"/>
+              </w:rPr>
+              <w:t>产品功能咨询答疑</w:t>
+            </w:r>
+          </w:p>
+        </w:tc>
+      </w:tr>
+      <w:tr>
+        <w:trPr>
+          <w:tblCellSpacing w:w="15" w:type="dxa"/>
+        </w:trPr>
+        <w:tc>
+          <w:tcPr>
+            <w:tcW w:w="2722" w:type="dxa"/>
+            <w:vMerge w:val="continue"/>
+            <w:shd w:val="clear" w:color="auto" w:fill="auto"/>
+            <w:vAlign w:val="center"/>
+          </w:tcPr>
+          <w:p>
+            <w:pPr>
+              <w:jc w:val="center"/>
+              <w:rPr>
+                <w:rFonts w:hint="eastAsia" w:ascii="仿宋" w:hAnsi="仿宋" w:eastAsia="仿宋" w:cs="仿宋"/>
+                <w:sz w:val="24"/>
+                <w:szCs w:val="24"/>
+              </w:rPr>
+            </w:pPr>
+          </w:p>
+        </w:tc>
+        <w:tc>
+          <w:tcPr>
+            <w:tcW w:w="5643" w:type="dxa"/>
+            <w:shd w:val="clear" w:color="auto" w:fill="auto"/>
+            <w:vAlign w:val="center"/>
+          </w:tcPr>
+          <w:p>
+            <w:pPr>
+              <w:keepNext w:val="0"/>
+              <w:keepLines w:val="0"/>
+              <w:widowControl/>
+              <w:suppressLineNumbers w:val="0"/>
+              <w:jc w:val="center"/>
+              <w:rPr>
+                <w:rFonts w:hint="eastAsia" w:ascii="仿宋" w:hAnsi="仿宋" w:eastAsia="仿宋" w:cs="仿宋"/>
+                <w:sz w:val="24"/>
+                <w:szCs w:val="24"/>
+              </w:rPr>
+            </w:pPr>
+            <w:r>
+              <w:rPr>
+                <w:rFonts w:hint="eastAsia" w:ascii="仿宋" w:hAnsi="仿宋" w:eastAsia="仿宋" w:cs="仿宋"/>
+                <w:color w:val="000000"/>
+                <w:kern w:val="0"/>
+                <w:sz w:val="24"/>
+                <w:szCs w:val="24"/>
+                <w:lang w:val="en-US" w:eastAsia="zh-CN" w:bidi="ar"/>
+              </w:rPr>
+              <w:t>故障诊断</w:t>
+            </w:r>
+          </w:p>
+        </w:tc>
+      </w:tr>
+      <w:tr>
+        <w:trPr>
+          <w:tblCellSpacing w:w="15" w:type="dxa"/>
+        </w:trPr>
+        <w:tc>
+          <w:tcPr>
+            <w:tcW w:w="2722" w:type="dxa"/>
+            <w:vMerge w:val="continue"/>
+            <w:shd w:val="clear" w:color="auto" w:fill="auto"/>
+            <w:vAlign w:val="center"/>
+          </w:tcPr>
+          <w:p>
+            <w:pPr>
+              <w:jc w:val="center"/>
+              <w:rPr>
+                <w:rFonts w:hint="eastAsia" w:ascii="仿宋" w:hAnsi="仿宋" w:eastAsia="仿宋" w:cs="仿宋"/>
+                <w:sz w:val="24"/>
+                <w:szCs w:val="24"/>
+              </w:rPr>
+            </w:pPr>
+          </w:p>
+        </w:tc>
+        <w:tc>
+          <w:tcPr>
+            <w:tcW w:w="5643" w:type="dxa"/>
+            <w:shd w:val="clear" w:color="auto" w:fill="auto"/>
+            <w:vAlign w:val="center"/>
+          </w:tcPr>
+          <w:p>
+            <w:pPr>
+              <w:keepNext w:val="0"/>
+              <w:keepLines w:val="0"/>
+              <w:widowControl/>
+              <w:suppressLineNumbers w:val="0"/>
+              <w:jc w:val="center"/>
+              <w:rPr>
+                <w:rFonts w:hint="eastAsia" w:ascii="仿宋" w:hAnsi="仿宋" w:eastAsia="仿宋" w:cs="仿宋"/>
+                <w:sz w:val="24"/>
+                <w:szCs w:val="24"/>
+              </w:rPr>
+            </w:pPr>
+            <w:r>
+              <w:rPr>
+                <w:rFonts w:hint="eastAsia" w:ascii="仿宋" w:hAnsi="仿宋" w:eastAsia="仿宋" w:cs="仿宋"/>
+                <w:color w:val="000000"/>
+                <w:kern w:val="0"/>
+                <w:sz w:val="24"/>
+                <w:szCs w:val="24"/>
+                <w:lang w:val="en-US" w:eastAsia="zh-CN" w:bidi="ar"/>
+              </w:rPr>
+              <w:t>需求反馈</w:t>
+            </w:r>
+          </w:p>
+        </w:tc>
+      </w:tr>
+      <w:tr>
+        <w:trPr>
+          <w:tblCellSpacing w:w="15" w:type="dxa"/>
+        </w:trPr>
+        <w:tc>
+          <w:tcPr>
+            <w:tcW w:w="2722" w:type="dxa"/>
+            <w:vMerge w:val="continue"/>
+            <w:shd w:val="clear" w:color="auto" w:fill="auto"/>
+            <w:vAlign w:val="center"/>
+          </w:tcPr>
+          <w:p>
+            <w:pPr>
+              <w:jc w:val="center"/>
+              <w:rPr>
+                <w:rFonts w:hint="eastAsia" w:ascii="仿宋" w:hAnsi="仿宋" w:eastAsia="仿宋" w:cs="仿宋"/>
+                <w:sz w:val="24"/>
+                <w:szCs w:val="24"/>
+              </w:rPr>
+            </w:pPr>
+          </w:p>
+        </w:tc>
+        <w:tc>
+          <w:tcPr>
+            <w:tcW w:w="5643" w:type="dxa"/>
+            <w:shd w:val="clear" w:color="auto" w:fill="auto"/>
+            <w:vAlign w:val="center"/>
+          </w:tcPr>
+          <w:p>
+            <w:pPr>
+              <w:keepNext w:val="0"/>
+              <w:keepLines w:val="0"/>
+              <w:widowControl/>
+              <w:suppressLineNumbers w:val="0"/>
+              <w:jc w:val="center"/>
+              <w:rPr>
+                <w:rFonts w:hint="eastAsia" w:ascii="仿宋" w:hAnsi="仿宋" w:eastAsia="仿宋" w:cs="仿宋"/>
+                <w:sz w:val="24"/>
+                <w:szCs w:val="24"/>
+              </w:rPr>
+            </w:pPr>
+            <w:r>
+              <w:rPr>
+                <w:rFonts w:hint="eastAsia" w:ascii="仿宋" w:hAnsi="仿宋" w:eastAsia="仿宋" w:cs="仿宋"/>
+                <w:color w:val="000000"/>
+                <w:kern w:val="0"/>
+                <w:sz w:val="24"/>
+                <w:szCs w:val="24"/>
+                <w:lang w:val="en-US" w:eastAsia="zh-CN" w:bidi="ar"/>
+              </w:rPr>
+              <w:t>培训学习</w:t>
+            </w:r>
+          </w:p>
+        </w:tc>
+      </w:tr>
+    </w:tbl>
+    <w:p>
+      <w:pPr>
+        <w:pStyle w:val="3"/>
+        <w:keepNext w:val="0"/>
+        <w:keepLines w:val="0"/>
+        <w:widowControl/>
+        <w:suppressLineNumbers w:val="0"/>
+        <w:rPr>
+          <w:rFonts w:hint="eastAsia" w:ascii="仿宋" w:hAnsi="仿宋" w:eastAsia="仿宋" w:cs="仿宋"/>
+          <w:sz w:val="24"/>
+          <w:szCs w:val="24"/>
+        </w:rPr>
+      </w:pPr>
+      <w:r>
+        <w:rPr>
+          <w:rFonts w:hint="eastAsia" w:ascii="仿宋" w:hAnsi="仿宋" w:eastAsia="仿宋" w:cs="仿宋"/>
+          <w:color w:val="000000"/>
+          <w:sz w:val="24"/>
+          <w:szCs w:val="24"/>
+        </w:rPr>
+        <w:t>一、具体服务内容</w:t>
+      </w:r>
+    </w:p>
+    <w:p>
+      <w:pPr>
+        <w:pStyle w:val="4"/>
+        <w:keepNext w:val="0"/>
+        <w:keepLines w:val="0"/>
+        <w:widowControl/>
+        <w:suppressLineNumbers w:val="0"/>
+        <w:rPr>
+          <w:rFonts w:hint="eastAsia" w:ascii="仿宋" w:hAnsi="仿宋" w:eastAsia="仿宋" w:cs="仿宋"/>
+          <w:sz w:val="24"/>
+          <w:szCs w:val="24"/>
+        </w:rPr>
+      </w:pPr>
+      <w:r>
+        <w:rPr>
+          <w:rFonts w:hint="eastAsia" w:ascii="仿宋" w:hAnsi="仿宋" w:eastAsia="仿宋" w:cs="仿宋"/>
+          <w:color w:val="000000"/>
+          <w:sz w:val="24"/>
+          <w:szCs w:val="24"/>
+        </w:rPr>
+        <w:t>（一）基础服务</w:t>
+      </w:r>
+    </w:p>
+    <w:p>
+      <w:pPr>
+        <w:pStyle w:val="5"/>
+        <w:keepNext w:val="0"/>
+        <w:keepLines w:val="0"/>
+        <w:widowControl/>
+        <w:suppressLineNumbers w:val="0"/>
+        <w:rPr>
+          <w:rFonts w:hint="eastAsia" w:ascii="仿宋" w:hAnsi="仿宋" w:eastAsia="仿宋" w:cs="仿宋"/>
+          <w:i w:val="0"/>
+          <w:iCs w:val="0"/>
+          <w:sz w:val="24"/>
+          <w:szCs w:val="24"/>
+        </w:rPr>
+      </w:pPr>
+      <w:r>
+        <w:rPr>
+          <w:rFonts w:hint="eastAsia" w:ascii="仿宋" w:hAnsi="仿宋" w:eastAsia="仿宋" w:cs="仿宋"/>
+          <w:i w:val="0"/>
+          <w:iCs w:val="0"/>
+          <w:color w:val="000000"/>
+          <w:sz w:val="24"/>
+          <w:szCs w:val="24"/>
+        </w:rPr>
+        <w:t>1.工单咨询</w:t>
+      </w:r>
+    </w:p>
+    <w:p>
+      <w:pPr>
+        <w:pStyle w:val="13"/>
+        <w:keepNext w:val="0"/>
+        <w:keepLines w:val="0"/>
+        <w:widowControl/>
+        <w:suppressLineNumbers w:val="0"/>
+        <w:spacing w:before="0" w:beforeAutospacing="1" w:after="0" w:afterAutospacing="1"/>
+        <w:ind w:left="0" w:right="0"/>
+        <w:rPr>
+          <w:rFonts w:hint="eastAsia" w:ascii="仿宋" w:hAnsi="仿宋" w:eastAsia="仿宋" w:cs="仿宋"/>
+          <w:sz w:val="24"/>
+          <w:szCs w:val="24"/>
+        </w:rPr>
+      </w:pPr>
+      <w:r>
+        <w:rPr>
+          <w:rFonts w:hint="eastAsia" w:ascii="仿宋" w:hAnsi="仿宋" w:eastAsia="仿宋" w:cs="仿宋"/>
+          <w:color w:val="000000"/>
+          <w:sz w:val="24"/>
+          <w:szCs w:val="24"/>
+        </w:rPr>
+        <w:t>解决客户使用简道云过程中遇到的各类问题。登录简道云账号，从【产品内右上角帮助（？）入口-技术支持-点击使用/商务问题咨询】进入工单页面提交问题，简道云官方服务人员将会通过邮件的形式，将解决方案发送至客户工单中预留的邮箱，服务时间：国家法定工作日9:00-12:00，13:30-17:30，回复时效&lt;2h。</w:t>
+      </w:r>
+    </w:p>
+    <w:p>
+      <w:pPr>
+        <w:pStyle w:val="5"/>
+        <w:keepNext w:val="0"/>
+        <w:keepLines w:val="0"/>
+        <w:widowControl/>
+        <w:suppressLineNumbers w:val="0"/>
+        <w:rPr>
+          <w:rFonts w:hint="eastAsia" w:ascii="仿宋" w:hAnsi="仿宋" w:eastAsia="仿宋" w:cs="仿宋"/>
+          <w:i w:val="0"/>
+          <w:iCs w:val="0"/>
+          <w:sz w:val="24"/>
+          <w:szCs w:val="24"/>
+        </w:rPr>
+      </w:pPr>
+      <w:r>
+        <w:rPr>
+          <w:rFonts w:hint="eastAsia" w:ascii="仿宋" w:hAnsi="仿宋" w:eastAsia="仿宋" w:cs="仿宋"/>
+          <w:i w:val="0"/>
+          <w:iCs w:val="0"/>
+          <w:color w:val="000000"/>
+          <w:sz w:val="24"/>
+          <w:szCs w:val="24"/>
+        </w:rPr>
+        <w:t>2.帮助文档</w:t>
+      </w:r>
+    </w:p>
+    <w:p>
+      <w:pPr>
+        <w:pStyle w:val="13"/>
+        <w:keepNext w:val="0"/>
+        <w:keepLines w:val="0"/>
+        <w:widowControl/>
+        <w:suppressLineNumbers w:val="0"/>
+        <w:jc w:val="left"/>
+        <w:rPr>
+          <w:rFonts w:hint="eastAsia" w:ascii="仿宋" w:hAnsi="仿宋" w:eastAsia="仿宋" w:cs="仿宋"/>
+          <w:sz w:val="24"/>
+          <w:szCs w:val="24"/>
+        </w:rPr>
+      </w:pPr>
+      <w:r>
+        <w:rPr>
+          <w:rFonts w:hint="eastAsia" w:ascii="仿宋" w:hAnsi="仿宋" w:eastAsia="仿宋" w:cs="仿宋"/>
+          <w:color w:val="000000"/>
+          <w:sz w:val="24"/>
+          <w:szCs w:val="24"/>
+        </w:rPr>
+        <w:t>24小时在线知识库，链接：</w:t>
+      </w:r>
+      <w:r>
+        <w:rPr>
+          <w:rFonts w:hint="eastAsia" w:ascii="仿宋" w:hAnsi="仿宋" w:eastAsia="仿宋" w:cs="仿宋"/>
+          <w:color w:val="000000"/>
+          <w:sz w:val="24"/>
+          <w:szCs w:val="24"/>
+        </w:rPr>
+        <w:fldChar w:fldCharType="begin"/>
+      </w:r>
+      <w:r>
+        <w:rPr>
+          <w:rFonts w:hint="eastAsia" w:ascii="仿宋" w:hAnsi="仿宋" w:eastAsia="仿宋" w:cs="仿宋"/>
+          <w:color w:val="000000"/>
+          <w:sz w:val="24"/>
+          <w:szCs w:val="24"/>
+        </w:rPr>
+        <w:instrText xml:space="preserve"> HYPERLINK "https://hc.jiandaoyun.com/" </w:instrText>
+      </w:r>
+      <w:r>
+        <w:rPr>
+          <w:rFonts w:hint="eastAsia" w:ascii="仿宋" w:hAnsi="仿宋" w:eastAsia="仿宋" w:cs="仿宋"/>
+          <w:color w:val="000000"/>
+          <w:sz w:val="24"/>
+          <w:szCs w:val="24"/>
+        </w:rPr>
+        <w:fldChar w:fldCharType="separate"/>
+      </w:r>
+      <w:r>
+        <w:rPr>
+          <w:rStyle w:val="20"/>
+          <w:rFonts w:hint="eastAsia" w:ascii="仿宋" w:hAnsi="仿宋" w:eastAsia="仿宋" w:cs="仿宋"/>
+          <w:color w:val="000000"/>
+          <w:sz w:val="24"/>
+          <w:szCs w:val="24"/>
+        </w:rPr>
+        <w:t>https://hc.jiandaoyun.com/</w:t>
+      </w:r>
+      <w:r>
+        <w:rPr>
+          <w:rFonts w:hint="eastAsia" w:ascii="仿宋" w:hAnsi="仿宋" w:eastAsia="仿宋" w:cs="仿宋"/>
+          <w:color w:val="000000"/>
+          <w:sz w:val="24"/>
+          <w:szCs w:val="24"/>
+        </w:rPr>
+        <w:fldChar w:fldCharType="end"/>
+      </w:r>
+      <w:r>
+        <w:rPr>
+          <w:rFonts w:hint="eastAsia" w:ascii="仿宋" w:hAnsi="仿宋" w:eastAsia="仿宋" w:cs="仿宋"/>
+          <w:color w:val="000000"/>
+          <w:sz w:val="24"/>
+          <w:szCs w:val="24"/>
+        </w:rPr>
+        <w:t>，包含完善的产品功能教程，帮助客户随时随地轻松找到简道云问题解决方案。</w:t>
+      </w:r>
+    </w:p>
+    <w:p>
+      <w:pPr>
+        <w:pStyle w:val="5"/>
+        <w:keepNext w:val="0"/>
+        <w:keepLines w:val="0"/>
+        <w:widowControl/>
+        <w:suppressLineNumbers w:val="0"/>
+        <w:jc w:val="left"/>
+        <w:rPr>
+          <w:rFonts w:hint="eastAsia" w:ascii="仿宋" w:hAnsi="仿宋" w:eastAsia="仿宋" w:cs="仿宋"/>
+          <w:i w:val="0"/>
+          <w:iCs w:val="0"/>
+          <w:sz w:val="24"/>
+          <w:szCs w:val="24"/>
+        </w:rPr>
+      </w:pPr>
+      <w:r>
+        <w:rPr>
+          <w:rFonts w:hint="eastAsia" w:ascii="仿宋" w:hAnsi="仿宋" w:eastAsia="仿宋" w:cs="仿宋"/>
+          <w:i w:val="0"/>
+          <w:iCs w:val="0"/>
+          <w:color w:val="000000"/>
+          <w:sz w:val="24"/>
+          <w:szCs w:val="24"/>
+        </w:rPr>
+        <w:t>3.视频课程</w:t>
+      </w:r>
+    </w:p>
+    <w:p>
+      <w:pPr>
+        <w:pStyle w:val="13"/>
+        <w:keepNext w:val="0"/>
+        <w:keepLines w:val="0"/>
+        <w:widowControl/>
+        <w:suppressLineNumbers w:val="0"/>
+        <w:jc w:val="left"/>
+        <w:rPr>
+          <w:rFonts w:hint="eastAsia" w:ascii="仿宋" w:hAnsi="仿宋" w:eastAsia="仿宋" w:cs="仿宋"/>
+          <w:sz w:val="24"/>
+          <w:szCs w:val="24"/>
+        </w:rPr>
+      </w:pPr>
+      <w:r>
+        <w:rPr>
+          <w:rFonts w:hint="eastAsia" w:ascii="仿宋" w:hAnsi="仿宋" w:eastAsia="仿宋" w:cs="仿宋"/>
+          <w:color w:val="000000"/>
+          <w:sz w:val="24"/>
+          <w:szCs w:val="24"/>
+        </w:rPr>
+        <w:t>链接：</w:t>
+      </w:r>
+      <w:r>
+        <w:rPr>
+          <w:rFonts w:hint="eastAsia" w:ascii="仿宋" w:hAnsi="仿宋" w:eastAsia="仿宋" w:cs="仿宋"/>
+          <w:color w:val="000000"/>
+          <w:sz w:val="24"/>
+          <w:szCs w:val="24"/>
+        </w:rPr>
+        <w:fldChar w:fldCharType="begin"/>
+      </w:r>
+      <w:r>
+        <w:rPr>
+          <w:rFonts w:hint="eastAsia" w:ascii="仿宋" w:hAnsi="仿宋" w:eastAsia="仿宋" w:cs="仿宋"/>
+          <w:color w:val="000000"/>
+          <w:sz w:val="24"/>
+          <w:szCs w:val="24"/>
+        </w:rPr>
+        <w:instrText xml:space="preserve"> HYPERLINK "https://home.fanruan.com/jdy/video" </w:instrText>
+      </w:r>
+      <w:r>
+        <w:rPr>
+          <w:rFonts w:hint="eastAsia" w:ascii="仿宋" w:hAnsi="仿宋" w:eastAsia="仿宋" w:cs="仿宋"/>
+          <w:color w:val="000000"/>
+          <w:sz w:val="24"/>
+          <w:szCs w:val="24"/>
+        </w:rPr>
+        <w:fldChar w:fldCharType="separate"/>
+      </w:r>
+      <w:r>
+        <w:rPr>
+          <w:rStyle w:val="20"/>
+          <w:rFonts w:hint="eastAsia" w:ascii="仿宋" w:hAnsi="仿宋" w:eastAsia="仿宋" w:cs="仿宋"/>
+          <w:color w:val="000000"/>
+          <w:sz w:val="24"/>
+          <w:szCs w:val="24"/>
+        </w:rPr>
+        <w:t>https://home.fanruan.com/jdy/video</w:t>
+      </w:r>
+      <w:r>
+        <w:rPr>
+          <w:rFonts w:hint="eastAsia" w:ascii="仿宋" w:hAnsi="仿宋" w:eastAsia="仿宋" w:cs="仿宋"/>
+          <w:color w:val="000000"/>
+          <w:sz w:val="24"/>
+          <w:szCs w:val="24"/>
+        </w:rPr>
+        <w:fldChar w:fldCharType="end"/>
+      </w:r>
+      <w:r>
+        <w:rPr>
+          <w:rFonts w:hint="eastAsia" w:ascii="仿宋" w:hAnsi="仿宋" w:eastAsia="仿宋" w:cs="仿宋"/>
+          <w:color w:val="000000"/>
+          <w:sz w:val="24"/>
+          <w:szCs w:val="24"/>
+        </w:rPr>
+        <w:t>，包含各类关于基础操作、功能讲解、解决方案等丰富多样的课程，帮助客户快速上手简道云。</w:t>
+      </w:r>
+    </w:p>
+    <w:p>
+      <w:pPr>
+        <w:pStyle w:val="4"/>
+        <w:keepNext w:val="0"/>
+        <w:keepLines w:val="0"/>
+        <w:widowControl/>
+        <w:suppressLineNumbers w:val="0"/>
+        <w:jc w:val="left"/>
+        <w:rPr>
+          <w:rFonts w:hint="eastAsia" w:ascii="仿宋" w:hAnsi="仿宋" w:eastAsia="仿宋" w:cs="仿宋"/>
+          <w:sz w:val="24"/>
+          <w:szCs w:val="24"/>
+        </w:rPr>
+      </w:pPr>
+      <w:r>
+        <w:rPr>
+          <w:rFonts w:hint="eastAsia" w:ascii="仿宋" w:hAnsi="仿宋" w:eastAsia="仿宋" w:cs="仿宋"/>
+          <w:color w:val="000000"/>
+          <w:sz w:val="24"/>
+          <w:szCs w:val="24"/>
+        </w:rPr>
+        <w:t>（二）标准服务</w:t>
+      </w:r>
+    </w:p>
+    <w:p>
+      <w:pPr>
+        <w:pStyle w:val="5"/>
+        <w:keepNext w:val="0"/>
+        <w:keepLines w:val="0"/>
+        <w:widowControl/>
+        <w:suppressLineNumbers w:val="0"/>
+        <w:jc w:val="left"/>
+        <w:rPr>
+          <w:rFonts w:hint="eastAsia" w:ascii="仿宋" w:hAnsi="仿宋" w:eastAsia="仿宋" w:cs="仿宋"/>
+          <w:i w:val="0"/>
+          <w:iCs w:val="0"/>
+          <w:sz w:val="24"/>
+          <w:szCs w:val="24"/>
+        </w:rPr>
+      </w:pPr>
+      <w:r>
+        <w:rPr>
+          <w:rFonts w:hint="eastAsia" w:ascii="仿宋" w:hAnsi="仿宋" w:eastAsia="仿宋" w:cs="仿宋"/>
+          <w:i w:val="0"/>
+          <w:iCs w:val="0"/>
+          <w:color w:val="000000"/>
+          <w:sz w:val="24"/>
+          <w:szCs w:val="24"/>
+        </w:rPr>
+        <w:t>1.服务内容</w:t>
+      </w:r>
+    </w:p>
+    <w:p>
+      <w:pPr>
+        <w:keepNext w:val="0"/>
+        <w:keepLines w:val="0"/>
+        <w:widowControl/>
+        <w:numPr>
+          <w:ilvl w:val="0"/>
+          <w:numId w:val="1"/>
+        </w:numPr>
+        <w:suppressLineNumbers w:val="0"/>
+        <w:spacing w:before="0" w:beforeAutospacing="1" w:after="0" w:afterAutospacing="1"/>
+        <w:ind w:left="720" w:hanging="360"/>
+        <w:rPr>
+          <w:rFonts w:hint="eastAsia" w:ascii="仿宋" w:hAnsi="仿宋" w:eastAsia="仿宋" w:cs="仿宋"/>
+          <w:sz w:val="24"/>
+          <w:szCs w:val="24"/>
+        </w:rPr>
+      </w:pPr>
+      <w:r>
+        <w:rPr>
+          <w:rFonts w:hint="eastAsia" w:ascii="仿宋" w:hAnsi="仿宋" w:eastAsia="仿宋" w:cs="仿宋"/>
+          <w:color w:val="000000"/>
+          <w:sz w:val="24"/>
+          <w:szCs w:val="24"/>
+        </w:rPr>
+        <w:t>产品功能咨询答疑：解决客户使用简道云过程中遇到的各类功能使用、配置问题。</w:t>
+      </w:r>
+    </w:p>
+    <w:p>
+      <w:pPr>
+        <w:keepNext w:val="0"/>
+        <w:keepLines w:val="0"/>
+        <w:widowControl/>
+        <w:numPr>
+          <w:ilvl w:val="0"/>
+          <w:numId w:val="1"/>
+        </w:numPr>
+        <w:suppressLineNumbers w:val="0"/>
+        <w:spacing w:before="0" w:beforeAutospacing="1" w:after="0" w:afterAutospacing="1"/>
+        <w:ind w:left="720" w:hanging="360"/>
+        <w:rPr>
+          <w:rFonts w:hint="eastAsia" w:ascii="仿宋" w:hAnsi="仿宋" w:eastAsia="仿宋" w:cs="仿宋"/>
+          <w:sz w:val="24"/>
+          <w:szCs w:val="24"/>
+        </w:rPr>
+      </w:pPr>
+      <w:r>
+        <w:rPr>
+          <w:rFonts w:hint="eastAsia" w:ascii="仿宋" w:hAnsi="仿宋" w:eastAsia="仿宋" w:cs="仿宋"/>
+          <w:color w:val="000000"/>
+          <w:sz w:val="24"/>
+          <w:szCs w:val="24"/>
+        </w:rPr>
+        <w:t>故障诊断 ：快速判断疑难问题类型，必要时协调产研部门，提升处理效率。</w:t>
+      </w:r>
+    </w:p>
+    <w:p>
+      <w:pPr>
+        <w:keepNext w:val="0"/>
+        <w:keepLines w:val="0"/>
+        <w:widowControl/>
+        <w:numPr>
+          <w:ilvl w:val="0"/>
+          <w:numId w:val="1"/>
+        </w:numPr>
+        <w:suppressLineNumbers w:val="0"/>
+        <w:spacing w:before="0" w:beforeAutospacing="1" w:after="0" w:afterAutospacing="1"/>
+        <w:ind w:left="720" w:hanging="360"/>
+        <w:rPr>
+          <w:rFonts w:hint="eastAsia" w:ascii="仿宋" w:hAnsi="仿宋" w:eastAsia="仿宋" w:cs="仿宋"/>
+          <w:sz w:val="24"/>
+          <w:szCs w:val="24"/>
+        </w:rPr>
+      </w:pPr>
+      <w:r>
+        <w:rPr>
+          <w:rFonts w:hint="eastAsia" w:ascii="仿宋" w:hAnsi="仿宋" w:eastAsia="仿宋" w:cs="仿宋"/>
+          <w:color w:val="000000"/>
+          <w:sz w:val="24"/>
+          <w:szCs w:val="24"/>
+        </w:rPr>
+        <w:t>需求反馈：高效传达客户需求，便于产品团队倾听客户之声。</w:t>
+      </w:r>
+    </w:p>
+    <w:p>
+      <w:pPr>
+        <w:keepNext w:val="0"/>
+        <w:keepLines w:val="0"/>
+        <w:widowControl/>
+        <w:numPr>
+          <w:ilvl w:val="0"/>
+          <w:numId w:val="1"/>
+        </w:numPr>
+        <w:suppressLineNumbers w:val="0"/>
+        <w:spacing w:before="0" w:beforeAutospacing="1" w:after="0" w:afterAutospacing="1"/>
+        <w:ind w:left="720" w:hanging="360"/>
+        <w:rPr>
+          <w:rFonts w:hint="eastAsia" w:ascii="仿宋" w:hAnsi="仿宋" w:eastAsia="仿宋" w:cs="仿宋"/>
+          <w:sz w:val="24"/>
+          <w:szCs w:val="24"/>
+        </w:rPr>
+      </w:pPr>
+      <w:r>
+        <w:rPr>
+          <w:rFonts w:hint="eastAsia" w:ascii="仿宋" w:hAnsi="仿宋" w:eastAsia="仿宋" w:cs="仿宋"/>
+          <w:color w:val="000000"/>
+          <w:sz w:val="24"/>
+          <w:szCs w:val="24"/>
+        </w:rPr>
+        <w:t>培训学习：涵盖新手教学、场景学习、最佳案例等的一站式学习中心，助力新手客户快速上手使用。</w:t>
+      </w:r>
+    </w:p>
+    <w:p>
+      <w:pPr>
+        <w:pStyle w:val="5"/>
+        <w:keepNext w:val="0"/>
+        <w:keepLines w:val="0"/>
+        <w:widowControl/>
+        <w:suppressLineNumbers w:val="0"/>
+        <w:rPr>
+          <w:rFonts w:hint="eastAsia" w:ascii="仿宋" w:hAnsi="仿宋" w:eastAsia="仿宋" w:cs="仿宋"/>
+          <w:i w:val="0"/>
+          <w:iCs w:val="0"/>
+          <w:sz w:val="24"/>
+          <w:szCs w:val="24"/>
+        </w:rPr>
+      </w:pPr>
+      <w:r>
+        <w:rPr>
+          <w:rFonts w:hint="eastAsia" w:ascii="仿宋" w:hAnsi="仿宋" w:eastAsia="仿宋" w:cs="仿宋"/>
+          <w:i w:val="0"/>
+          <w:iCs w:val="0"/>
+          <w:color w:val="000000"/>
+          <w:sz w:val="24"/>
+          <w:szCs w:val="24"/>
+        </w:rPr>
+        <w:t>2.服务形式</w:t>
+      </w:r>
+    </w:p>
+    <w:p>
+      <w:pPr>
+        <w:pStyle w:val="13"/>
+        <w:keepNext w:val="0"/>
+        <w:keepLines w:val="0"/>
+        <w:widowControl/>
+        <w:suppressLineNumbers w:val="0"/>
+        <w:rPr>
+          <w:rFonts w:hint="eastAsia" w:ascii="仿宋" w:hAnsi="仿宋" w:eastAsia="仿宋" w:cs="仿宋"/>
+          <w:sz w:val="24"/>
+          <w:szCs w:val="24"/>
+        </w:rPr>
+      </w:pPr>
+      <w:r>
+        <w:rPr>
+          <w:rFonts w:hint="eastAsia" w:ascii="仿宋" w:hAnsi="仿宋" w:eastAsia="仿宋" w:cs="仿宋"/>
+          <w:color w:val="000000"/>
+          <w:sz w:val="24"/>
+          <w:szCs w:val="24"/>
+        </w:rPr>
+        <w:t>通过在线文字描述，截图标注指导来提供服务，支持以下2种方式咨询：</w:t>
+      </w:r>
+    </w:p>
+    <w:p>
+      <w:pPr>
+        <w:keepNext w:val="0"/>
+        <w:keepLines w:val="0"/>
+        <w:widowControl/>
+        <w:numPr>
+          <w:ilvl w:val="0"/>
+          <w:numId w:val="2"/>
+        </w:numPr>
+        <w:suppressLineNumbers w:val="0"/>
+        <w:spacing w:before="0" w:beforeAutospacing="1" w:after="0" w:afterAutospacing="1"/>
+        <w:ind w:left="720" w:hanging="360"/>
+        <w:jc w:val="left"/>
+        <w:rPr>
+          <w:rFonts w:hint="eastAsia" w:ascii="仿宋" w:hAnsi="仿宋" w:eastAsia="仿宋" w:cs="仿宋"/>
+          <w:sz w:val="24"/>
+          <w:szCs w:val="24"/>
+        </w:rPr>
+      </w:pPr>
+      <w:r>
+        <w:rPr>
+          <w:rFonts w:hint="eastAsia" w:ascii="仿宋" w:hAnsi="仿宋" w:eastAsia="仿宋" w:cs="仿宋"/>
+          <w:color w:val="000000"/>
+          <w:sz w:val="24"/>
+          <w:szCs w:val="24"/>
+        </w:rPr>
+        <w:t>企业专属服务群（入门版、青春版不支持）：每个企业默认包含一个专属服务群，群内安排简道云官方技术顾问，协助客户解决使用简道云时出现的各类问题。</w:t>
+      </w:r>
+    </w:p>
+    <w:p>
+      <w:pPr>
+        <w:keepNext w:val="0"/>
+        <w:keepLines w:val="0"/>
+        <w:widowControl/>
+        <w:numPr>
+          <w:ilvl w:val="0"/>
+          <w:numId w:val="3"/>
+        </w:numPr>
+        <w:suppressLineNumbers w:val="0"/>
+        <w:spacing w:before="0" w:beforeAutospacing="1" w:after="0" w:afterAutospacing="1"/>
+        <w:ind w:left="720" w:hanging="360"/>
+        <w:jc w:val="left"/>
+        <w:rPr>
+          <w:rFonts w:hint="eastAsia" w:ascii="仿宋" w:hAnsi="仿宋" w:eastAsia="仿宋" w:cs="仿宋"/>
+          <w:sz w:val="24"/>
+          <w:szCs w:val="24"/>
+        </w:rPr>
+      </w:pPr>
+      <w:r>
+        <w:rPr>
+          <w:rFonts w:hint="eastAsia" w:ascii="仿宋" w:hAnsi="仿宋" w:eastAsia="仿宋" w:cs="仿宋"/>
+          <w:color w:val="000000"/>
+          <w:sz w:val="24"/>
+          <w:szCs w:val="24"/>
+        </w:rPr>
+        <w:t>在线咨询：登录简道云账号，从【产品内右上角帮助（？）入口-技术支持-转人工】进线，公有云付费版客户将自动接入简道云官方技术顾问，协助客户解决使用简道云时出现的各类问题。</w:t>
+      </w:r>
+    </w:p>
+    <w:p>
+      <w:pPr>
+        <w:pStyle w:val="5"/>
+        <w:keepNext w:val="0"/>
+        <w:keepLines w:val="0"/>
+        <w:widowControl/>
+        <w:suppressLineNumbers w:val="0"/>
+        <w:rPr>
+          <w:rFonts w:hint="eastAsia" w:ascii="仿宋" w:hAnsi="仿宋" w:eastAsia="仿宋" w:cs="仿宋"/>
+          <w:i w:val="0"/>
+          <w:iCs w:val="0"/>
+          <w:sz w:val="24"/>
+          <w:szCs w:val="24"/>
+        </w:rPr>
+      </w:pPr>
+      <w:r>
+        <w:rPr>
+          <w:rFonts w:hint="eastAsia" w:ascii="仿宋" w:hAnsi="仿宋" w:eastAsia="仿宋" w:cs="仿宋"/>
+          <w:i w:val="0"/>
+          <w:iCs w:val="0"/>
+          <w:color w:val="000000"/>
+          <w:sz w:val="24"/>
+          <w:szCs w:val="24"/>
+        </w:rPr>
+        <w:t>3.服务说明</w:t>
+      </w:r>
+    </w:p>
+    <w:p>
+      <w:pPr>
+        <w:pStyle w:val="13"/>
+        <w:keepNext w:val="0"/>
+        <w:keepLines w:val="0"/>
+        <w:widowControl/>
+        <w:suppressLineNumbers w:val="0"/>
+        <w:rPr>
+          <w:rFonts w:hint="eastAsia" w:ascii="仿宋" w:hAnsi="仿宋" w:eastAsia="仿宋" w:cs="仿宋"/>
+          <w:sz w:val="24"/>
+          <w:szCs w:val="24"/>
+        </w:rPr>
+      </w:pPr>
+      <w:r>
+        <w:rPr>
+          <w:rFonts w:hint="eastAsia" w:ascii="仿宋" w:hAnsi="仿宋" w:eastAsia="仿宋" w:cs="仿宋"/>
+          <w:color w:val="000000"/>
+          <w:sz w:val="24"/>
+          <w:szCs w:val="24"/>
+        </w:rPr>
+        <w:t>响应时间：</w:t>
+      </w:r>
+    </w:p>
+    <w:p>
+      <w:pPr>
+        <w:keepNext w:val="0"/>
+        <w:keepLines w:val="0"/>
+        <w:widowControl/>
+        <w:numPr>
+          <w:ilvl w:val="0"/>
+          <w:numId w:val="4"/>
+        </w:numPr>
+        <w:suppressLineNumbers w:val="0"/>
+        <w:spacing w:before="0" w:beforeAutospacing="1" w:after="0" w:afterAutospacing="1"/>
+        <w:ind w:left="720" w:hanging="360"/>
+        <w:rPr>
+          <w:rFonts w:hint="eastAsia" w:ascii="仿宋" w:hAnsi="仿宋" w:eastAsia="仿宋" w:cs="仿宋"/>
+          <w:sz w:val="24"/>
+          <w:szCs w:val="24"/>
+        </w:rPr>
+      </w:pPr>
+      <w:r>
+        <w:rPr>
+          <w:rFonts w:hint="eastAsia" w:ascii="仿宋" w:hAnsi="仿宋" w:eastAsia="仿宋" w:cs="仿宋"/>
+          <w:color w:val="000000"/>
+          <w:sz w:val="24"/>
+          <w:szCs w:val="24"/>
+        </w:rPr>
+        <w:t>工作时间内，首次响应&lt;10min</w:t>
+      </w:r>
+    </w:p>
+    <w:p>
+      <w:pPr>
+        <w:pStyle w:val="13"/>
+        <w:keepNext w:val="0"/>
+        <w:keepLines w:val="0"/>
+        <w:widowControl/>
+        <w:suppressLineNumbers w:val="0"/>
+        <w:rPr>
+          <w:rFonts w:hint="eastAsia" w:ascii="仿宋" w:hAnsi="仿宋" w:eastAsia="仿宋" w:cs="仿宋"/>
+          <w:sz w:val="24"/>
+          <w:szCs w:val="24"/>
+        </w:rPr>
+      </w:pPr>
+      <w:r>
+        <w:rPr>
+          <w:rFonts w:hint="eastAsia" w:ascii="仿宋" w:hAnsi="仿宋" w:eastAsia="仿宋" w:cs="仿宋"/>
+          <w:color w:val="000000"/>
+          <w:sz w:val="24"/>
+          <w:szCs w:val="24"/>
+        </w:rPr>
+        <w:t>服务时间：</w:t>
+      </w:r>
+    </w:p>
+    <w:p>
+      <w:pPr>
+        <w:keepNext w:val="0"/>
+        <w:keepLines w:val="0"/>
+        <w:widowControl/>
+        <w:numPr>
+          <w:ilvl w:val="0"/>
+          <w:numId w:val="5"/>
+        </w:numPr>
+        <w:suppressLineNumbers w:val="0"/>
+        <w:spacing w:before="0" w:beforeAutospacing="1" w:after="0" w:afterAutospacing="1"/>
+        <w:ind w:left="720" w:hanging="360"/>
+        <w:jc w:val="left"/>
+        <w:rPr>
+          <w:rFonts w:hint="eastAsia" w:ascii="仿宋" w:hAnsi="仿宋" w:eastAsia="仿宋" w:cs="仿宋"/>
+          <w:sz w:val="24"/>
+          <w:szCs w:val="24"/>
+        </w:rPr>
+      </w:pPr>
+      <w:r>
+        <w:rPr>
+          <w:rFonts w:hint="eastAsia" w:ascii="仿宋" w:hAnsi="仿宋" w:eastAsia="仿宋" w:cs="仿宋"/>
+          <w:color w:val="000000"/>
+          <w:sz w:val="24"/>
+          <w:szCs w:val="24"/>
+        </w:rPr>
+        <w:t>工作时间（国家法定工作日）：周一~周五 9:00-12:00，13:30-17:30</w:t>
+      </w:r>
+    </w:p>
+    <w:p>
+      <w:pPr>
+        <w:keepNext w:val="0"/>
+        <w:keepLines w:val="0"/>
+        <w:widowControl/>
+        <w:numPr>
+          <w:ilvl w:val="0"/>
+          <w:numId w:val="5"/>
+        </w:numPr>
+        <w:suppressLineNumbers w:val="0"/>
+        <w:spacing w:before="0" w:beforeAutospacing="1" w:after="0" w:afterAutospacing="1"/>
+        <w:ind w:left="720" w:hanging="360"/>
+        <w:jc w:val="left"/>
+        <w:rPr>
+          <w:rFonts w:hint="eastAsia" w:ascii="仿宋" w:hAnsi="仿宋" w:eastAsia="仿宋" w:cs="仿宋"/>
+          <w:sz w:val="24"/>
+          <w:szCs w:val="24"/>
+        </w:rPr>
+      </w:pPr>
+      <w:r>
+        <w:rPr>
+          <w:rFonts w:hint="eastAsia" w:ascii="仿宋" w:hAnsi="仿宋" w:eastAsia="仿宋" w:cs="仿宋"/>
+          <w:color w:val="000000"/>
+          <w:sz w:val="24"/>
+          <w:szCs w:val="24"/>
+        </w:rPr>
+        <w:t>值班时间：法定工作日晚上 17:30-20:00，周末 10:00-12:00，13:30-17:00 （不包含法定节假日）</w:t>
+      </w:r>
+    </w:p>
+    <w:p>
+      <w:pPr>
+        <w:keepNext w:val="0"/>
+        <w:keepLines w:val="0"/>
+        <w:widowControl/>
+        <w:numPr>
+          <w:ilvl w:val="0"/>
+          <w:numId w:val="5"/>
+        </w:numPr>
+        <w:suppressLineNumbers w:val="0"/>
+        <w:spacing w:before="0" w:beforeAutospacing="1" w:after="0" w:afterAutospacing="1"/>
+        <w:ind w:left="720" w:hanging="360"/>
+        <w:jc w:val="left"/>
+        <w:rPr>
+          <w:rFonts w:hint="eastAsia" w:ascii="仿宋" w:hAnsi="仿宋" w:eastAsia="仿宋" w:cs="仿宋"/>
+          <w:sz w:val="24"/>
+          <w:szCs w:val="24"/>
+        </w:rPr>
+      </w:pPr>
+      <w:r>
+        <w:rPr>
+          <w:rFonts w:hint="eastAsia" w:ascii="仿宋" w:hAnsi="仿宋" w:eastAsia="仿宋" w:cs="仿宋"/>
+          <w:color w:val="000000"/>
+          <w:sz w:val="24"/>
+          <w:szCs w:val="24"/>
+        </w:rPr>
+        <w:t>法定节假日：暂不提供常规咨询服务，紧急问题可拨打7*24h服务热线处理（400-111-0890）</w:t>
+      </w:r>
+    </w:p>
+    <w:p>
+      <w:pPr>
+        <w:pStyle w:val="4"/>
+        <w:keepNext w:val="0"/>
+        <w:keepLines w:val="0"/>
+        <w:widowControl/>
+        <w:suppressLineNumbers w:val="0"/>
+        <w:rPr>
+          <w:rFonts w:hint="eastAsia" w:ascii="仿宋" w:hAnsi="仿宋" w:eastAsia="仿宋" w:cs="仿宋"/>
+          <w:sz w:val="24"/>
+          <w:szCs w:val="24"/>
+        </w:rPr>
+      </w:pPr>
+      <w:r>
+        <w:rPr>
+          <w:rFonts w:hint="eastAsia" w:ascii="仿宋" w:hAnsi="仿宋" w:eastAsia="仿宋" w:cs="仿宋"/>
+          <w:color w:val="000000"/>
+          <w:sz w:val="24"/>
+          <w:szCs w:val="24"/>
+        </w:rPr>
+        <w:t>（三）增值服务</w:t>
+      </w:r>
+    </w:p>
+    <w:p>
+      <w:pPr>
+        <w:pStyle w:val="5"/>
+        <w:keepNext w:val="0"/>
+        <w:keepLines w:val="0"/>
+        <w:widowControl/>
+        <w:suppressLineNumbers w:val="0"/>
+        <w:jc w:val="left"/>
+        <w:rPr>
+          <w:rFonts w:hint="eastAsia" w:ascii="仿宋" w:hAnsi="仿宋" w:eastAsia="仿宋" w:cs="仿宋"/>
+          <w:i w:val="0"/>
+          <w:iCs w:val="0"/>
+          <w:sz w:val="24"/>
+          <w:szCs w:val="24"/>
+        </w:rPr>
+      </w:pPr>
+      <w:r>
+        <w:rPr>
+          <w:rFonts w:hint="eastAsia" w:ascii="仿宋" w:hAnsi="仿宋" w:eastAsia="仿宋" w:cs="仿宋"/>
+          <w:i w:val="0"/>
+          <w:iCs w:val="0"/>
+          <w:color w:val="000000"/>
+          <w:sz w:val="24"/>
+          <w:szCs w:val="24"/>
+        </w:rPr>
+        <w:t>1.1v1业务咨询</w:t>
+      </w:r>
+    </w:p>
+    <w:p>
+      <w:pPr>
+        <w:pStyle w:val="13"/>
+        <w:keepNext w:val="0"/>
+        <w:keepLines w:val="0"/>
+        <w:widowControl/>
+        <w:suppressLineNumbers w:val="0"/>
+        <w:jc w:val="left"/>
+        <w:rPr>
+          <w:rFonts w:hint="eastAsia" w:ascii="仿宋" w:hAnsi="仿宋" w:eastAsia="仿宋" w:cs="仿宋"/>
+          <w:sz w:val="24"/>
+          <w:szCs w:val="24"/>
+        </w:rPr>
+      </w:pPr>
+      <w:r>
+        <w:rPr>
+          <w:rFonts w:hint="eastAsia" w:ascii="仿宋" w:hAnsi="仿宋" w:eastAsia="仿宋" w:cs="仿宋"/>
+          <w:color w:val="000000"/>
+          <w:sz w:val="24"/>
+          <w:szCs w:val="24"/>
+        </w:rPr>
+        <w:t>根据需求评估后的服务时长另行收费。</w:t>
+      </w:r>
+    </w:p>
+    <w:tbl>
+      <w:tblPr>
+        <w:tblStyle w:val="16"/>
+        <w:tblW w:w="8690" w:type="dxa"/>
+        <w:tblCellSpacing w:w="15" w:type="dxa"/>
+        <w:tblInd w:w="0" w:type="dxa"/>
+        <w:tblBorders>
+          <w:top w:val="none" w:color="auto" w:sz="0" w:space="0"/>
+          <w:left w:val="none" w:color="auto" w:sz="0" w:space="0"/>
+          <w:bottom w:val="none" w:color="auto" w:sz="0" w:space="0"/>
+          <w:right w:val="none" w:color="auto" w:sz="0" w:space="0"/>
+          <w:insideH w:val="none" w:color="auto" w:sz="0" w:space="0"/>
+          <w:insideV w:val="none" w:color="auto" w:sz="0" w:space="0"/>
+        </w:tblBorders>
+        <w:shd w:val="clear" w:color="auto" w:fill="auto"/>
+        <w:tblLayout w:type="autofit"/>
+        <w:tblCellMar>
+          <w:top w:w="15" w:type="dxa"/>
+          <w:left w:w="15" w:type="dxa"/>
+          <w:bottom w:w="15" w:type="dxa"/>
+          <w:right w:w="15" w:type="dxa"/>
+        </w:tblCellMar>
+      </w:tblPr>
+      <w:tblGrid>
+        <w:gridCol w:w="1188"/>
+        <w:gridCol w:w="2229"/>
+        <w:gridCol w:w="1077"/>
+        <w:gridCol w:w="1239"/>
+        <w:gridCol w:w="2957"/>
+      </w:tblGrid>
+      <w:tr>
+        <w:trPr>
+          <w:tblCellSpacing w:w="15" w:type="dxa"/>
+        </w:trPr>
+        <w:tc>
+          <w:tcPr>
+            <w:tcW w:w="1143" w:type="dxa"/>
+            <w:shd w:val="clear" w:color="auto" w:fill="auto"/>
+            <w:vAlign w:val="center"/>
+          </w:tcPr>
+          <w:p>
+            <w:pPr>
+              <w:keepNext w:val="0"/>
+              <w:keepLines w:val="0"/>
+              <w:widowControl/>
+              <w:suppressLineNumbers w:val="0"/>
+              <w:jc w:val="center"/>
+              <w:rPr>
+                <w:rFonts w:hint="eastAsia" w:ascii="仿宋" w:hAnsi="仿宋" w:eastAsia="仿宋" w:cs="仿宋"/>
+                <w:sz w:val="24"/>
+                <w:szCs w:val="24"/>
+              </w:rPr>
+            </w:pPr>
+            <w:r>
+              <w:rPr>
+                <w:rStyle w:val="19"/>
+                <w:rFonts w:hint="eastAsia" w:ascii="仿宋" w:hAnsi="仿宋" w:eastAsia="仿宋" w:cs="仿宋"/>
+                <w:color w:val="000000"/>
+                <w:kern w:val="0"/>
+                <w:sz w:val="24"/>
+                <w:szCs w:val="24"/>
+                <w:lang w:val="en-US" w:eastAsia="zh-CN" w:bidi="ar"/>
+              </w:rPr>
+              <w:t>服务内容</w:t>
+            </w:r>
+          </w:p>
+        </w:tc>
+        <w:tc>
+          <w:tcPr>
+            <w:tcW w:w="2199" w:type="dxa"/>
+            <w:shd w:val="clear" w:color="auto" w:fill="auto"/>
+            <w:vAlign w:val="center"/>
+          </w:tcPr>
+          <w:p>
+            <w:pPr>
+              <w:keepNext w:val="0"/>
+              <w:keepLines w:val="0"/>
+              <w:widowControl/>
+              <w:suppressLineNumbers w:val="0"/>
+              <w:jc w:val="left"/>
+              <w:rPr>
+                <w:rFonts w:hint="eastAsia" w:ascii="仿宋" w:hAnsi="仿宋" w:eastAsia="仿宋" w:cs="仿宋"/>
+                <w:sz w:val="24"/>
+                <w:szCs w:val="24"/>
+              </w:rPr>
+            </w:pPr>
+            <w:r>
+              <w:rPr>
+                <w:rStyle w:val="19"/>
+                <w:rFonts w:hint="eastAsia" w:ascii="仿宋" w:hAnsi="仿宋" w:eastAsia="仿宋" w:cs="仿宋"/>
+                <w:color w:val="000000"/>
+                <w:kern w:val="0"/>
+                <w:sz w:val="24"/>
+                <w:szCs w:val="24"/>
+                <w:lang w:val="en-US" w:eastAsia="zh-CN" w:bidi="ar"/>
+              </w:rPr>
+              <w:t>内容说明</w:t>
+            </w:r>
+          </w:p>
+        </w:tc>
+        <w:tc>
+          <w:tcPr>
+            <w:tcW w:w="1047" w:type="dxa"/>
+            <w:shd w:val="clear" w:color="auto" w:fill="auto"/>
+            <w:vAlign w:val="center"/>
+          </w:tcPr>
+          <w:p>
+            <w:pPr>
+              <w:keepNext w:val="0"/>
+              <w:keepLines w:val="0"/>
+              <w:widowControl/>
+              <w:suppressLineNumbers w:val="0"/>
+              <w:jc w:val="center"/>
+              <w:rPr>
+                <w:rFonts w:hint="eastAsia" w:ascii="仿宋" w:hAnsi="仿宋" w:eastAsia="仿宋" w:cs="仿宋"/>
+                <w:sz w:val="24"/>
+                <w:szCs w:val="24"/>
+              </w:rPr>
+            </w:pPr>
+            <w:r>
+              <w:rPr>
+                <w:rStyle w:val="19"/>
+                <w:rFonts w:hint="eastAsia" w:ascii="仿宋" w:hAnsi="仿宋" w:eastAsia="仿宋" w:cs="仿宋"/>
+                <w:color w:val="000000"/>
+                <w:kern w:val="0"/>
+                <w:sz w:val="24"/>
+                <w:szCs w:val="24"/>
+                <w:lang w:val="en-US" w:eastAsia="zh-CN" w:bidi="ar"/>
+              </w:rPr>
+              <w:t>专家介绍</w:t>
+            </w:r>
+          </w:p>
+        </w:tc>
+        <w:tc>
+          <w:tcPr>
+            <w:tcW w:w="1209" w:type="dxa"/>
+            <w:shd w:val="clear" w:color="auto" w:fill="auto"/>
+            <w:vAlign w:val="center"/>
+          </w:tcPr>
+          <w:p>
+            <w:pPr>
+              <w:keepNext w:val="0"/>
+              <w:keepLines w:val="0"/>
+              <w:widowControl/>
+              <w:suppressLineNumbers w:val="0"/>
+              <w:jc w:val="center"/>
+              <w:rPr>
+                <w:rFonts w:hint="eastAsia" w:ascii="仿宋" w:hAnsi="仿宋" w:eastAsia="仿宋" w:cs="仿宋"/>
+                <w:sz w:val="24"/>
+                <w:szCs w:val="24"/>
+              </w:rPr>
+            </w:pPr>
+            <w:r>
+              <w:rPr>
+                <w:rStyle w:val="19"/>
+                <w:rFonts w:hint="eastAsia" w:ascii="仿宋" w:hAnsi="仿宋" w:eastAsia="仿宋" w:cs="仿宋"/>
+                <w:color w:val="000000"/>
+                <w:kern w:val="0"/>
+                <w:sz w:val="24"/>
+                <w:szCs w:val="24"/>
+                <w:lang w:val="en-US" w:eastAsia="zh-CN" w:bidi="ar"/>
+              </w:rPr>
+              <w:t>服务形式</w:t>
+            </w:r>
+          </w:p>
+        </w:tc>
+        <w:tc>
+          <w:tcPr>
+            <w:tcW w:w="2912" w:type="dxa"/>
+            <w:shd w:val="clear" w:color="auto" w:fill="auto"/>
+            <w:vAlign w:val="center"/>
+          </w:tcPr>
+          <w:p>
+            <w:pPr>
+              <w:keepNext w:val="0"/>
+              <w:keepLines w:val="0"/>
+              <w:widowControl/>
+              <w:suppressLineNumbers w:val="0"/>
+              <w:jc w:val="center"/>
+              <w:rPr>
+                <w:rFonts w:hint="eastAsia" w:ascii="仿宋" w:hAnsi="仿宋" w:eastAsia="仿宋" w:cs="仿宋"/>
+                <w:sz w:val="24"/>
+                <w:szCs w:val="24"/>
+              </w:rPr>
+            </w:pPr>
+            <w:r>
+              <w:rPr>
+                <w:rStyle w:val="19"/>
+                <w:rFonts w:hint="eastAsia" w:ascii="仿宋" w:hAnsi="仿宋" w:eastAsia="仿宋" w:cs="仿宋"/>
+                <w:color w:val="000000"/>
+                <w:kern w:val="0"/>
+                <w:sz w:val="24"/>
+                <w:szCs w:val="24"/>
+                <w:lang w:val="en-US" w:eastAsia="zh-CN" w:bidi="ar"/>
+              </w:rPr>
+              <w:t>服务周期</w:t>
+            </w:r>
+          </w:p>
+        </w:tc>
+      </w:tr>
+      <w:tr>
+        <w:trPr>
+          <w:tblCellSpacing w:w="15" w:type="dxa"/>
+        </w:trPr>
+        <w:tc>
+          <w:tcPr>
+            <w:tcW w:w="1143" w:type="dxa"/>
+            <w:shd w:val="clear" w:color="auto" w:fill="auto"/>
+            <w:vAlign w:val="center"/>
+          </w:tcPr>
+          <w:p>
+            <w:pPr>
+              <w:keepNext w:val="0"/>
+              <w:keepLines w:val="0"/>
+              <w:widowControl/>
+              <w:suppressLineNumbers w:val="0"/>
+              <w:jc w:val="center"/>
+              <w:rPr>
+                <w:rFonts w:hint="eastAsia" w:ascii="仿宋" w:hAnsi="仿宋" w:eastAsia="仿宋" w:cs="仿宋"/>
+                <w:sz w:val="24"/>
+                <w:szCs w:val="24"/>
+              </w:rPr>
+            </w:pPr>
+            <w:r>
+              <w:rPr>
+                <w:rStyle w:val="19"/>
+                <w:rFonts w:hint="eastAsia" w:ascii="仿宋" w:hAnsi="仿宋" w:eastAsia="仿宋" w:cs="仿宋"/>
+                <w:color w:val="000000"/>
+                <w:kern w:val="0"/>
+                <w:sz w:val="24"/>
+                <w:szCs w:val="24"/>
+                <w:lang w:val="en-US" w:eastAsia="zh-CN" w:bidi="ar"/>
+              </w:rPr>
+              <w:t>需求深度诊断</w:t>
+            </w:r>
+          </w:p>
+        </w:tc>
+        <w:tc>
+          <w:tcPr>
+            <w:tcW w:w="2199" w:type="dxa"/>
+            <w:shd w:val="clear" w:color="auto" w:fill="auto"/>
+            <w:vAlign w:val="center"/>
+          </w:tcPr>
+          <w:p>
+            <w:pPr>
+              <w:keepNext w:val="0"/>
+              <w:keepLines w:val="0"/>
+              <w:widowControl/>
+              <w:suppressLineNumbers w:val="0"/>
+              <w:jc w:val="left"/>
+              <w:rPr>
+                <w:rFonts w:hint="eastAsia" w:ascii="仿宋" w:hAnsi="仿宋" w:eastAsia="仿宋" w:cs="仿宋"/>
+                <w:sz w:val="24"/>
+                <w:szCs w:val="24"/>
+              </w:rPr>
+            </w:pPr>
+            <w:r>
+              <w:rPr>
+                <w:rFonts w:hint="eastAsia" w:ascii="仿宋" w:hAnsi="仿宋" w:eastAsia="仿宋" w:cs="仿宋"/>
+                <w:color w:val="000000"/>
+                <w:kern w:val="0"/>
+                <w:sz w:val="24"/>
+                <w:szCs w:val="24"/>
+                <w:lang w:val="en-US" w:eastAsia="zh-CN" w:bidi="ar"/>
+              </w:rPr>
+              <w:t>痛点挖掘，1v1访谈梳理业务流程，精准定位需求与瓶颈</w:t>
+            </w:r>
+          </w:p>
+        </w:tc>
+        <w:tc>
+          <w:tcPr>
+            <w:tcW w:w="1047" w:type="dxa"/>
+            <w:vMerge w:val="restart"/>
+            <w:shd w:val="clear" w:color="auto" w:fill="auto"/>
+            <w:vAlign w:val="center"/>
+          </w:tcPr>
+          <w:p>
+            <w:pPr>
+              <w:keepNext w:val="0"/>
+              <w:keepLines w:val="0"/>
+              <w:widowControl/>
+              <w:suppressLineNumbers w:val="0"/>
+              <w:jc w:val="center"/>
+              <w:rPr>
+                <w:rFonts w:hint="eastAsia" w:ascii="仿宋" w:hAnsi="仿宋" w:eastAsia="仿宋" w:cs="仿宋"/>
+                <w:sz w:val="24"/>
+                <w:szCs w:val="24"/>
+              </w:rPr>
+            </w:pPr>
+            <w:r>
+              <w:rPr>
+                <w:rFonts w:hint="eastAsia" w:ascii="仿宋" w:hAnsi="仿宋" w:eastAsia="仿宋" w:cs="仿宋"/>
+                <w:color w:val="000000"/>
+                <w:kern w:val="0"/>
+                <w:sz w:val="24"/>
+                <w:szCs w:val="24"/>
+                <w:lang w:val="en-US" w:eastAsia="zh-CN" w:bidi="ar"/>
+              </w:rPr>
+              <w:t>简道云资深业务顾问专家</w:t>
+            </w:r>
+          </w:p>
+        </w:tc>
+        <w:tc>
+          <w:tcPr>
+            <w:tcW w:w="1209" w:type="dxa"/>
+            <w:vMerge w:val="restart"/>
+            <w:shd w:val="clear" w:color="auto" w:fill="auto"/>
+            <w:vAlign w:val="center"/>
+          </w:tcPr>
+          <w:p>
+            <w:pPr>
+              <w:keepNext w:val="0"/>
+              <w:keepLines w:val="0"/>
+              <w:widowControl/>
+              <w:suppressLineNumbers w:val="0"/>
+              <w:jc w:val="left"/>
+              <w:rPr>
+                <w:rFonts w:hint="eastAsia" w:ascii="仿宋" w:hAnsi="仿宋" w:eastAsia="仿宋" w:cs="仿宋"/>
+                <w:sz w:val="24"/>
+                <w:szCs w:val="24"/>
+              </w:rPr>
+            </w:pPr>
+            <w:r>
+              <w:rPr>
+                <w:rFonts w:hint="eastAsia" w:ascii="仿宋" w:hAnsi="仿宋" w:eastAsia="仿宋" w:cs="仿宋"/>
+                <w:color w:val="000000"/>
+                <w:kern w:val="0"/>
+                <w:sz w:val="24"/>
+                <w:szCs w:val="24"/>
+                <w:lang w:val="en-US" w:eastAsia="zh-CN" w:bidi="ar"/>
+              </w:rPr>
+              <w:t>在线图文、远程操作、电话、会议等方式</w:t>
+            </w:r>
+          </w:p>
+        </w:tc>
+        <w:tc>
+          <w:tcPr>
+            <w:tcW w:w="2912" w:type="dxa"/>
+            <w:vMerge w:val="restart"/>
+            <w:shd w:val="clear" w:color="auto" w:fill="auto"/>
+            <w:vAlign w:val="center"/>
+          </w:tcPr>
+          <w:p>
+            <w:pPr>
+              <w:keepNext w:val="0"/>
+              <w:keepLines w:val="0"/>
+              <w:widowControl/>
+              <w:suppressLineNumbers w:val="0"/>
+              <w:jc w:val="left"/>
+              <w:rPr>
+                <w:rFonts w:hint="eastAsia" w:ascii="仿宋" w:hAnsi="仿宋" w:eastAsia="仿宋" w:cs="仿宋"/>
+                <w:sz w:val="24"/>
+                <w:szCs w:val="24"/>
+              </w:rPr>
+            </w:pPr>
+            <w:r>
+              <w:rPr>
+                <w:rFonts w:hint="eastAsia" w:ascii="仿宋" w:hAnsi="仿宋" w:eastAsia="仿宋" w:cs="仿宋"/>
+                <w:color w:val="000000"/>
+                <w:kern w:val="0"/>
+                <w:sz w:val="24"/>
+                <w:szCs w:val="24"/>
+                <w:lang w:val="en-US" w:eastAsia="zh-CN" w:bidi="ar"/>
+              </w:rPr>
+              <w:t>国家法定工作日： 9:00-12:00，13:30-17:30，按次数核销，需提前预约，单次服务不超过1小时</w:t>
+            </w:r>
+          </w:p>
+        </w:tc>
+      </w:tr>
+      <w:tr>
+        <w:trPr>
+          <w:tblCellSpacing w:w="15" w:type="dxa"/>
+        </w:trPr>
+        <w:tc>
+          <w:tcPr>
+            <w:tcW w:w="1143" w:type="dxa"/>
+            <w:shd w:val="clear" w:color="auto" w:fill="auto"/>
+            <w:vAlign w:val="center"/>
+          </w:tcPr>
+          <w:p>
+            <w:pPr>
+              <w:pStyle w:val="13"/>
+              <w:keepNext w:val="0"/>
+              <w:keepLines w:val="0"/>
+              <w:widowControl/>
+              <w:suppressLineNumbers w:val="0"/>
+              <w:jc w:val="center"/>
+              <w:rPr>
+                <w:rFonts w:hint="eastAsia" w:ascii="仿宋" w:hAnsi="仿宋" w:eastAsia="仿宋" w:cs="仿宋"/>
+                <w:sz w:val="24"/>
+                <w:szCs w:val="24"/>
+              </w:rPr>
+            </w:pPr>
+            <w:r>
+              <w:rPr>
+                <w:rStyle w:val="19"/>
+                <w:rFonts w:hint="eastAsia" w:ascii="仿宋" w:hAnsi="仿宋" w:eastAsia="仿宋" w:cs="仿宋"/>
+                <w:color w:val="000000"/>
+                <w:sz w:val="24"/>
+                <w:szCs w:val="24"/>
+              </w:rPr>
+              <w:t>业务梳理建模</w:t>
+            </w:r>
+          </w:p>
+        </w:tc>
+        <w:tc>
+          <w:tcPr>
+            <w:tcW w:w="2199" w:type="dxa"/>
+            <w:shd w:val="clear" w:color="auto" w:fill="auto"/>
+            <w:vAlign w:val="center"/>
+          </w:tcPr>
+          <w:p>
+            <w:pPr>
+              <w:pStyle w:val="13"/>
+              <w:keepNext w:val="0"/>
+              <w:keepLines w:val="0"/>
+              <w:widowControl/>
+              <w:suppressLineNumbers w:val="0"/>
+              <w:jc w:val="left"/>
+              <w:rPr>
+                <w:rFonts w:hint="eastAsia" w:ascii="仿宋" w:hAnsi="仿宋" w:eastAsia="仿宋" w:cs="仿宋"/>
+                <w:sz w:val="24"/>
+                <w:szCs w:val="24"/>
+              </w:rPr>
+            </w:pPr>
+            <w:r>
+              <w:rPr>
+                <w:rFonts w:hint="eastAsia" w:ascii="仿宋" w:hAnsi="仿宋" w:eastAsia="仿宋" w:cs="仿宋"/>
+                <w:color w:val="000000"/>
+                <w:sz w:val="24"/>
+                <w:szCs w:val="24"/>
+              </w:rPr>
+              <w:t>从业务逻辑梳理，到精准匹配功能，再到最终输出最优方案</w:t>
+            </w:r>
+          </w:p>
+        </w:tc>
+        <w:tc>
+          <w:tcPr>
+            <w:tcW w:w="1047" w:type="dxa"/>
+            <w:vMerge w:val="continue"/>
+            <w:shd w:val="clear" w:color="auto" w:fill="auto"/>
+            <w:vAlign w:val="center"/>
+          </w:tcPr>
+          <w:p>
+            <w:pPr>
+              <w:jc w:val="center"/>
+              <w:rPr>
+                <w:rFonts w:hint="eastAsia" w:ascii="仿宋" w:hAnsi="仿宋" w:eastAsia="仿宋" w:cs="仿宋"/>
+                <w:sz w:val="24"/>
+                <w:szCs w:val="24"/>
+              </w:rPr>
+            </w:pPr>
+          </w:p>
+        </w:tc>
+        <w:tc>
+          <w:tcPr>
+            <w:tcW w:w="1209" w:type="dxa"/>
+            <w:vMerge w:val="continue"/>
+            <w:shd w:val="clear" w:color="auto" w:fill="auto"/>
+            <w:vAlign w:val="center"/>
+          </w:tcPr>
+          <w:p>
+            <w:pPr>
+              <w:jc w:val="left"/>
+              <w:rPr>
+                <w:rFonts w:hint="eastAsia" w:ascii="仿宋" w:hAnsi="仿宋" w:eastAsia="仿宋" w:cs="仿宋"/>
+                <w:sz w:val="24"/>
+                <w:szCs w:val="24"/>
+              </w:rPr>
+            </w:pPr>
+          </w:p>
+        </w:tc>
+        <w:tc>
+          <w:tcPr>
+            <w:tcW w:w="2912" w:type="dxa"/>
+            <w:vMerge w:val="continue"/>
+            <w:shd w:val="clear" w:color="auto" w:fill="auto"/>
+            <w:vAlign w:val="center"/>
+          </w:tcPr>
+          <w:p>
+            <w:pPr>
+              <w:jc w:val="left"/>
+              <w:rPr>
+                <w:rFonts w:hint="eastAsia" w:ascii="仿宋" w:hAnsi="仿宋" w:eastAsia="仿宋" w:cs="仿宋"/>
+                <w:sz w:val="24"/>
+                <w:szCs w:val="24"/>
+              </w:rPr>
+            </w:pPr>
+          </w:p>
+        </w:tc>
+      </w:tr>
+      <w:tr>
+        <w:trPr>
+          <w:tblCellSpacing w:w="15" w:type="dxa"/>
+        </w:trPr>
+        <w:tc>
+          <w:tcPr>
+            <w:tcW w:w="1143" w:type="dxa"/>
+            <w:shd w:val="clear" w:color="auto" w:fill="auto"/>
+            <w:vAlign w:val="center"/>
+          </w:tcPr>
+          <w:p>
+            <w:pPr>
+              <w:keepNext w:val="0"/>
+              <w:keepLines w:val="0"/>
+              <w:widowControl/>
+              <w:suppressLineNumbers w:val="0"/>
+              <w:jc w:val="center"/>
+              <w:rPr>
+                <w:rFonts w:hint="eastAsia" w:ascii="仿宋" w:hAnsi="仿宋" w:eastAsia="仿宋" w:cs="仿宋"/>
+                <w:sz w:val="24"/>
+                <w:szCs w:val="24"/>
+              </w:rPr>
+            </w:pPr>
+            <w:r>
+              <w:rPr>
+                <w:rStyle w:val="19"/>
+                <w:rFonts w:hint="eastAsia" w:ascii="仿宋" w:hAnsi="仿宋" w:eastAsia="仿宋" w:cs="仿宋"/>
+                <w:color w:val="000000"/>
+                <w:kern w:val="0"/>
+                <w:sz w:val="24"/>
+                <w:szCs w:val="24"/>
+                <w:lang w:val="en-US" w:eastAsia="zh-CN" w:bidi="ar"/>
+              </w:rPr>
+              <w:t>场景化培训指导</w:t>
+            </w:r>
+          </w:p>
+        </w:tc>
+        <w:tc>
+          <w:tcPr>
+            <w:tcW w:w="2199" w:type="dxa"/>
+            <w:shd w:val="clear" w:color="auto" w:fill="auto"/>
+            <w:vAlign w:val="center"/>
+          </w:tcPr>
+          <w:p>
+            <w:pPr>
+              <w:keepNext w:val="0"/>
+              <w:keepLines w:val="0"/>
+              <w:widowControl/>
+              <w:suppressLineNumbers w:val="0"/>
+              <w:jc w:val="left"/>
+              <w:rPr>
+                <w:rFonts w:hint="eastAsia" w:ascii="仿宋" w:hAnsi="仿宋" w:eastAsia="仿宋" w:cs="仿宋"/>
+                <w:sz w:val="24"/>
+                <w:szCs w:val="24"/>
+              </w:rPr>
+            </w:pPr>
+            <w:r>
+              <w:rPr>
+                <w:rFonts w:hint="eastAsia" w:ascii="仿宋" w:hAnsi="仿宋" w:eastAsia="仿宋" w:cs="仿宋"/>
+                <w:color w:val="000000"/>
+                <w:kern w:val="0"/>
+                <w:sz w:val="24"/>
+                <w:szCs w:val="24"/>
+                <w:lang w:val="en-US" w:eastAsia="zh-CN" w:bidi="ar"/>
+              </w:rPr>
+              <w:t>根据客户业务场景和技术基础，提供多样化的培训服务（模板演示、功能指导/讲解）</w:t>
+            </w:r>
+          </w:p>
+        </w:tc>
+        <w:tc>
+          <w:tcPr>
+            <w:tcW w:w="1047" w:type="dxa"/>
+            <w:vMerge w:val="continue"/>
+            <w:shd w:val="clear" w:color="auto" w:fill="auto"/>
+            <w:vAlign w:val="center"/>
+          </w:tcPr>
+          <w:p>
+            <w:pPr>
+              <w:jc w:val="center"/>
+              <w:rPr>
+                <w:rFonts w:hint="eastAsia" w:ascii="仿宋" w:hAnsi="仿宋" w:eastAsia="仿宋" w:cs="仿宋"/>
+                <w:sz w:val="24"/>
+                <w:szCs w:val="24"/>
+              </w:rPr>
+            </w:pPr>
+          </w:p>
+        </w:tc>
+        <w:tc>
+          <w:tcPr>
+            <w:tcW w:w="1209" w:type="dxa"/>
+            <w:vMerge w:val="continue"/>
+            <w:shd w:val="clear" w:color="auto" w:fill="auto"/>
+            <w:vAlign w:val="center"/>
+          </w:tcPr>
+          <w:p>
+            <w:pPr>
+              <w:jc w:val="left"/>
+              <w:rPr>
+                <w:rFonts w:hint="eastAsia" w:ascii="仿宋" w:hAnsi="仿宋" w:eastAsia="仿宋" w:cs="仿宋"/>
+                <w:sz w:val="24"/>
+                <w:szCs w:val="24"/>
+              </w:rPr>
+            </w:pPr>
+          </w:p>
+        </w:tc>
+        <w:tc>
+          <w:tcPr>
+            <w:tcW w:w="2912" w:type="dxa"/>
+            <w:vMerge w:val="continue"/>
+            <w:shd w:val="clear" w:color="auto" w:fill="auto"/>
+            <w:vAlign w:val="center"/>
+          </w:tcPr>
+          <w:p>
+            <w:pPr>
+              <w:jc w:val="left"/>
+              <w:rPr>
+                <w:rFonts w:hint="eastAsia" w:ascii="仿宋" w:hAnsi="仿宋" w:eastAsia="仿宋" w:cs="仿宋"/>
+                <w:sz w:val="24"/>
+                <w:szCs w:val="24"/>
+              </w:rPr>
+            </w:pPr>
+          </w:p>
+        </w:tc>
+      </w:tr>
+      <w:tr>
+        <w:trPr>
+          <w:tblCellSpacing w:w="15" w:type="dxa"/>
+        </w:trPr>
+        <w:tc>
+          <w:tcPr>
+            <w:tcW w:w="1143" w:type="dxa"/>
+            <w:shd w:val="clear" w:color="auto" w:fill="auto"/>
+            <w:vAlign w:val="center"/>
+          </w:tcPr>
+          <w:p>
+            <w:pPr>
+              <w:pStyle w:val="13"/>
+              <w:keepNext w:val="0"/>
+              <w:keepLines w:val="0"/>
+              <w:widowControl/>
+              <w:suppressLineNumbers w:val="0"/>
+              <w:jc w:val="center"/>
+              <w:rPr>
+                <w:rFonts w:hint="eastAsia" w:ascii="仿宋" w:hAnsi="仿宋" w:eastAsia="仿宋" w:cs="仿宋"/>
+                <w:sz w:val="24"/>
+                <w:szCs w:val="24"/>
+              </w:rPr>
+            </w:pPr>
+            <w:r>
+              <w:rPr>
+                <w:rStyle w:val="19"/>
+                <w:rFonts w:hint="eastAsia" w:ascii="仿宋" w:hAnsi="仿宋" w:eastAsia="仿宋" w:cs="仿宋"/>
+                <w:color w:val="000000"/>
+                <w:sz w:val="24"/>
+                <w:szCs w:val="24"/>
+              </w:rPr>
+              <w:t>轻量应用搭建</w:t>
+            </w:r>
+          </w:p>
+        </w:tc>
+        <w:tc>
+          <w:tcPr>
+            <w:tcW w:w="2199" w:type="dxa"/>
+            <w:shd w:val="clear" w:color="auto" w:fill="auto"/>
+            <w:vAlign w:val="center"/>
+          </w:tcPr>
+          <w:p>
+            <w:pPr>
+              <w:keepNext w:val="0"/>
+              <w:keepLines w:val="0"/>
+              <w:widowControl/>
+              <w:suppressLineNumbers w:val="0"/>
+              <w:jc w:val="left"/>
+              <w:rPr>
+                <w:rFonts w:hint="eastAsia" w:ascii="仿宋" w:hAnsi="仿宋" w:eastAsia="仿宋" w:cs="仿宋"/>
+                <w:sz w:val="24"/>
+                <w:szCs w:val="24"/>
+              </w:rPr>
+            </w:pPr>
+            <w:r>
+              <w:rPr>
+                <w:rFonts w:hint="eastAsia" w:ascii="仿宋" w:hAnsi="仿宋" w:eastAsia="仿宋" w:cs="仿宋"/>
+                <w:color w:val="000000"/>
+                <w:kern w:val="0"/>
+                <w:sz w:val="24"/>
+                <w:szCs w:val="24"/>
+                <w:lang w:val="en-US" w:eastAsia="zh-CN" w:bidi="ar"/>
+              </w:rPr>
+              <w:t>为新购用户提供轻交付服务，含业务建模、应用demo搭建、线上培训等，聚焦轻量级应用场景，助力快速上线</w:t>
+            </w:r>
+          </w:p>
+        </w:tc>
+        <w:tc>
+          <w:tcPr>
+            <w:tcW w:w="1047" w:type="dxa"/>
+            <w:vMerge w:val="continue"/>
+            <w:shd w:val="clear" w:color="auto" w:fill="auto"/>
+            <w:vAlign w:val="center"/>
+          </w:tcPr>
+          <w:p>
+            <w:pPr>
+              <w:jc w:val="center"/>
+              <w:rPr>
+                <w:rFonts w:hint="eastAsia" w:ascii="仿宋" w:hAnsi="仿宋" w:eastAsia="仿宋" w:cs="仿宋"/>
+                <w:sz w:val="24"/>
+                <w:szCs w:val="24"/>
+              </w:rPr>
+            </w:pPr>
+          </w:p>
+        </w:tc>
+        <w:tc>
+          <w:tcPr>
+            <w:tcW w:w="1209" w:type="dxa"/>
+            <w:vMerge w:val="continue"/>
+            <w:shd w:val="clear" w:color="auto" w:fill="auto"/>
+            <w:vAlign w:val="center"/>
+          </w:tcPr>
+          <w:p>
+            <w:pPr>
+              <w:jc w:val="left"/>
+              <w:rPr>
+                <w:rFonts w:hint="eastAsia" w:ascii="仿宋" w:hAnsi="仿宋" w:eastAsia="仿宋" w:cs="仿宋"/>
+                <w:sz w:val="24"/>
+                <w:szCs w:val="24"/>
+              </w:rPr>
+            </w:pPr>
+          </w:p>
+        </w:tc>
+        <w:tc>
+          <w:tcPr>
+            <w:tcW w:w="2912" w:type="dxa"/>
+            <w:vMerge w:val="continue"/>
+            <w:shd w:val="clear" w:color="auto" w:fill="auto"/>
+            <w:vAlign w:val="center"/>
+          </w:tcPr>
+          <w:p>
+            <w:pPr>
+              <w:jc w:val="left"/>
+              <w:rPr>
+                <w:rFonts w:hint="eastAsia" w:ascii="仿宋" w:hAnsi="仿宋" w:eastAsia="仿宋" w:cs="仿宋"/>
+                <w:sz w:val="24"/>
+                <w:szCs w:val="24"/>
+              </w:rPr>
+            </w:pPr>
+          </w:p>
+        </w:tc>
+      </w:tr>
+    </w:tbl>
+    <w:p>
+      <w:pPr>
+        <w:pStyle w:val="5"/>
+        <w:keepNext w:val="0"/>
+        <w:keepLines w:val="0"/>
+        <w:widowControl/>
+        <w:suppressLineNumbers w:val="0"/>
+        <w:jc w:val="left"/>
+        <w:rPr>
+          <w:rFonts w:hint="eastAsia" w:ascii="仿宋" w:hAnsi="仿宋" w:eastAsia="仿宋" w:cs="仿宋"/>
+          <w:i w:val="0"/>
+          <w:iCs w:val="0"/>
+          <w:sz w:val="24"/>
+          <w:szCs w:val="24"/>
+        </w:rPr>
+      </w:pPr>
+      <w:r>
+        <w:rPr>
+          <w:rFonts w:hint="eastAsia" w:ascii="仿宋" w:hAnsi="仿宋" w:eastAsia="仿宋" w:cs="仿宋"/>
+          <w:i w:val="0"/>
+          <w:iCs w:val="0"/>
+          <w:color w:val="000000"/>
+          <w:sz w:val="24"/>
+          <w:szCs w:val="24"/>
+        </w:rPr>
+        <w:t>2.实施定制</w:t>
+      </w:r>
+    </w:p>
+    <w:p>
+      <w:pPr>
+        <w:pStyle w:val="13"/>
+        <w:keepNext w:val="0"/>
+        <w:keepLines w:val="0"/>
+        <w:widowControl/>
+        <w:suppressLineNumbers w:val="0"/>
+        <w:jc w:val="left"/>
+        <w:rPr>
+          <w:rFonts w:hint="eastAsia" w:ascii="仿宋" w:hAnsi="仿宋" w:eastAsia="仿宋" w:cs="仿宋"/>
+          <w:color w:val="000000"/>
+          <w:sz w:val="24"/>
+          <w:szCs w:val="24"/>
+        </w:rPr>
+      </w:pPr>
+      <w:r>
+        <w:rPr>
+          <w:rFonts w:hint="eastAsia" w:ascii="仿宋" w:hAnsi="仿宋" w:eastAsia="仿宋" w:cs="仿宋"/>
+          <w:color w:val="000000"/>
+          <w:sz w:val="24"/>
+          <w:szCs w:val="24"/>
+        </w:rPr>
+        <w:t>在基于现有简道云产品的功能上，根据客户业务需求，为客户搭建系统，根据需求评估后的人天收费。</w:t>
+      </w:r>
+    </w:p>
+    <w:p>
+      <w:pPr>
+        <w:pStyle w:val="13"/>
+        <w:keepNext w:val="0"/>
+        <w:keepLines w:val="0"/>
+        <w:widowControl/>
+        <w:suppressLineNumbers w:val="0"/>
+        <w:jc w:val="left"/>
+        <w:rPr>
+          <w:rFonts w:hint="eastAsia" w:ascii="仿宋" w:hAnsi="仿宋" w:eastAsia="仿宋" w:cs="仿宋"/>
+          <w:color w:val="000000"/>
+          <w:sz w:val="24"/>
+          <w:szCs w:val="24"/>
+        </w:rPr>
+      </w:pPr>
+    </w:p>
+    <w:p>
+      <w:pPr>
+        <w:pStyle w:val="13"/>
+        <w:keepNext w:val="0"/>
+        <w:keepLines w:val="0"/>
+        <w:widowControl/>
+        <w:suppressLineNumbers w:val="0"/>
+        <w:jc w:val="left"/>
+        <w:rPr>
+          <w:rFonts w:hint="eastAsia" w:ascii="仿宋" w:hAnsi="仿宋" w:eastAsia="仿宋" w:cs="仿宋"/>
+          <w:sz w:val="24"/>
+          <w:szCs w:val="24"/>
+        </w:rPr>
+      </w:pPr>
+      <w:r>
+        <w:rPr>
+          <w:rStyle w:val="19"/>
+          <w:rFonts w:hint="eastAsia" w:ascii="仿宋" w:hAnsi="仿宋" w:eastAsia="仿宋" w:cs="仿宋"/>
+          <w:color w:val="000000"/>
+          <w:sz w:val="24"/>
+          <w:szCs w:val="24"/>
+        </w:rPr>
+        <w:t>以上服务内容最终解释权归帆软软件有限公司所有</w:t>
+      </w:r>
+    </w:p>
+    <w:p>
+      <w:pPr>
+        <w:adjustRightInd w:val="0"/>
+        <w:snapToGrid w:val="0"/>
+        <w:rPr>
+          <w:rFonts w:hint="eastAsia" w:ascii="仿宋" w:hAnsi="仿宋" w:eastAsia="仿宋" w:cs="仿宋"/>
+          <w:sz w:val="24"/>
+          <w:szCs w:val="24"/>
+          <w:shd w:val="solid" w:color="FFFFFF" w:fill="FFFFFF"/>
+        </w:rPr>
+        <w:sectPr>
+          <w:pgSz w:w="11909" w:h="16834"/>
+          <w:pgMar w:top="1440" w:right="1440" w:bottom="1440" w:left="1440" w:header="708" w:footer="708" w:gutter="0"/>
+          <w:cols w:space="708" w:num="1"/>
+          <w:docGrid w:linePitch="360" w:charSpace="0"/>
+        </w:sectPr>
+      </w:pPr>
     </w:p>
     <w:p>
       <w:pPr>
@@ -6874,8 +9130,10 @@
           <w:rFonts w:hint="eastAsia" w:ascii="仿宋" w:hAnsi="仿宋" w:eastAsia="仿宋" w:cs="仿宋"/>
           <w:b/>
           <w:bCs/>
+          <w:color w:val="333333"/>
           <w:sz w:val="21"/>
           <w:szCs w:val="21"/>
+          <w:shd w:val="solid" w:color="FFFFFF" w:fill="FFFFFF"/>
         </w:rPr>
       </w:pPr>
       <w:r>
@@ -6888,462 +9146,9 @@
           <w:szCs w:val="21"/>
           <w:shd w:val="solid" w:color="FFFFFF" w:fill="FFFFFF"/>
         </w:rPr>
-        <w:t>银牌服务明细清单</w:t>
-      </w:r>
-    </w:p>
-    <w:tbl>
-      <w:tblPr>
-        <w:tblStyle w:val="16"/>
-        <w:tblW w:w="0" w:type="auto"/>
-        <w:tblInd w:w="0" w:type="dxa"/>
-        <w:tblBorders>
-          <w:top w:val="single" w:color="auto" w:sz="4" w:space="0"/>
-          <w:left w:val="single" w:color="auto" w:sz="4" w:space="0"/>
-          <w:bottom w:val="single" w:color="auto" w:sz="4" w:space="0"/>
-          <w:right w:val="single" w:color="auto" w:sz="4" w:space="0"/>
-          <w:insideH w:val="single" w:color="auto" w:sz="4" w:space="0"/>
-          <w:insideV w:val="single" w:color="auto" w:sz="4" w:space="0"/>
-        </w:tblBorders>
-        <w:tblLayout w:type="autofit"/>
-        <w:tblCellMar>
-          <w:top w:w="0" w:type="dxa"/>
-          <w:left w:w="108" w:type="dxa"/>
-          <w:bottom w:w="0" w:type="dxa"/>
-          <w:right w:w="108" w:type="dxa"/>
-        </w:tblCellMar>
-      </w:tblPr>
-      <w:tblGrid>
-        <w:gridCol w:w="4592"/>
-        <w:gridCol w:w="4592"/>
-      </w:tblGrid>
-      <w:tr>
-        <w:trPr>
-          <w:trHeight w:val="383" w:hRule="atLeast"/>
-        </w:trPr>
-        <w:tc>
-          <w:tcPr>
-            <w:tcW w:w="4592" w:type="dxa"/>
-            <w:vAlign w:val="center"/>
-          </w:tcPr>
-          <w:p>
-            <w:pPr>
-              <w:widowControl w:val="0"/>
-              <w:adjustRightInd w:val="0"/>
-              <w:snapToGrid w:val="0"/>
-              <w:spacing w:beforeLines="50" w:afterLines="50"/>
-              <w:jc w:val="center"/>
-              <w:rPr>
-                <w:rFonts w:ascii="仿宋" w:hAnsi="仿宋" w:eastAsia="仿宋"/>
-                <w:sz w:val="20"/>
-                <w:szCs w:val="20"/>
-              </w:rPr>
-            </w:pPr>
-            <w:r>
-              <w:rPr>
-                <w:rFonts w:hint="eastAsia" w:ascii="仿宋" w:hAnsi="仿宋" w:eastAsia="仿宋"/>
-                <w:sz w:val="20"/>
-                <w:szCs w:val="20"/>
-              </w:rPr>
-              <w:t>帮助文档</w:t>
-            </w:r>
-          </w:p>
-        </w:tc>
-        <w:tc>
-          <w:tcPr>
-            <w:tcW w:w="4592" w:type="dxa"/>
-            <w:vAlign w:val="center"/>
-          </w:tcPr>
-          <w:p>
-            <w:pPr>
-              <w:widowControl w:val="0"/>
-              <w:adjustRightInd w:val="0"/>
-              <w:snapToGrid w:val="0"/>
-              <w:spacing w:beforeLines="50" w:afterLines="50"/>
-              <w:jc w:val="center"/>
-              <w:rPr>
-                <w:rFonts w:ascii="仿宋" w:hAnsi="仿宋" w:eastAsia="仿宋"/>
-                <w:sz w:val="20"/>
-                <w:szCs w:val="20"/>
-              </w:rPr>
-            </w:pPr>
-            <w:r>
-              <w:rPr>
-                <w:rFonts w:hint="eastAsia" w:ascii="仿宋" w:hAnsi="仿宋" w:eastAsia="仿宋"/>
-                <w:sz w:val="20"/>
-                <w:szCs w:val="20"/>
-              </w:rPr>
-              <w:t>√</w:t>
-            </w:r>
-          </w:p>
-        </w:tc>
-      </w:tr>
-      <w:tr>
-        <w:trPr>
-          <w:trHeight w:val="329" w:hRule="atLeast"/>
-        </w:trPr>
-        <w:tc>
-          <w:tcPr>
-            <w:tcW w:w="4592" w:type="dxa"/>
-            <w:vAlign w:val="center"/>
-          </w:tcPr>
-          <w:p>
-            <w:pPr>
-              <w:widowControl w:val="0"/>
-              <w:adjustRightInd w:val="0"/>
-              <w:snapToGrid w:val="0"/>
-              <w:spacing w:beforeLines="50" w:afterLines="50"/>
-              <w:jc w:val="center"/>
-              <w:rPr>
-                <w:rFonts w:ascii="仿宋" w:hAnsi="仿宋" w:eastAsia="仿宋"/>
-                <w:sz w:val="20"/>
-                <w:szCs w:val="20"/>
-              </w:rPr>
-            </w:pPr>
-            <w:r>
-              <w:rPr>
-                <w:rFonts w:hint="eastAsia" w:ascii="仿宋" w:hAnsi="仿宋" w:eastAsia="仿宋"/>
-                <w:sz w:val="20"/>
-                <w:szCs w:val="20"/>
-              </w:rPr>
-              <w:t>在线工单</w:t>
-            </w:r>
-          </w:p>
-        </w:tc>
-        <w:tc>
-          <w:tcPr>
-            <w:tcW w:w="4592" w:type="dxa"/>
-            <w:vAlign w:val="center"/>
-          </w:tcPr>
-          <w:p>
-            <w:pPr>
-              <w:widowControl w:val="0"/>
-              <w:adjustRightInd w:val="0"/>
-              <w:snapToGrid w:val="0"/>
-              <w:spacing w:beforeLines="50" w:afterLines="50"/>
-              <w:jc w:val="center"/>
-              <w:rPr>
-                <w:rFonts w:ascii="仿宋" w:hAnsi="仿宋" w:eastAsia="仿宋"/>
-                <w:sz w:val="20"/>
-                <w:szCs w:val="20"/>
-              </w:rPr>
-            </w:pPr>
-            <w:r>
-              <w:rPr>
-                <w:rFonts w:hint="eastAsia" w:ascii="仿宋" w:hAnsi="仿宋" w:eastAsia="仿宋"/>
-                <w:sz w:val="20"/>
-                <w:szCs w:val="20"/>
-              </w:rPr>
-              <w:t>√</w:t>
-            </w:r>
-          </w:p>
-        </w:tc>
-      </w:tr>
-      <w:tr>
-        <w:trPr>
-          <w:trHeight w:val="293" w:hRule="atLeast"/>
-        </w:trPr>
-        <w:tc>
-          <w:tcPr>
-            <w:tcW w:w="4592" w:type="dxa"/>
-            <w:vAlign w:val="center"/>
-          </w:tcPr>
-          <w:p>
-            <w:pPr>
-              <w:widowControl w:val="0"/>
-              <w:adjustRightInd w:val="0"/>
-              <w:snapToGrid w:val="0"/>
-              <w:spacing w:beforeLines="50" w:afterLines="50"/>
-              <w:jc w:val="center"/>
-              <w:rPr>
-                <w:rFonts w:ascii="仿宋" w:hAnsi="仿宋" w:eastAsia="仿宋"/>
-                <w:sz w:val="20"/>
-                <w:szCs w:val="20"/>
-              </w:rPr>
-            </w:pPr>
-            <w:r>
-              <w:rPr>
-                <w:rFonts w:hint="eastAsia" w:ascii="仿宋" w:hAnsi="仿宋" w:eastAsia="仿宋"/>
-                <w:sz w:val="20"/>
-                <w:szCs w:val="20"/>
-              </w:rPr>
-              <w:t>培训平台</w:t>
-            </w:r>
-          </w:p>
-        </w:tc>
-        <w:tc>
-          <w:tcPr>
-            <w:tcW w:w="4592" w:type="dxa"/>
-            <w:vAlign w:val="center"/>
-          </w:tcPr>
-          <w:p>
-            <w:pPr>
-              <w:widowControl w:val="0"/>
-              <w:adjustRightInd w:val="0"/>
-              <w:snapToGrid w:val="0"/>
-              <w:spacing w:beforeLines="50" w:afterLines="50"/>
-              <w:jc w:val="center"/>
-              <w:rPr>
-                <w:rFonts w:ascii="仿宋" w:hAnsi="仿宋" w:eastAsia="仿宋"/>
-                <w:sz w:val="20"/>
-                <w:szCs w:val="20"/>
-              </w:rPr>
-            </w:pPr>
-            <w:r>
-              <w:rPr>
-                <w:rFonts w:hint="eastAsia" w:ascii="仿宋" w:hAnsi="仿宋" w:eastAsia="仿宋"/>
-                <w:sz w:val="20"/>
-                <w:szCs w:val="20"/>
-              </w:rPr>
-              <w:t>√</w:t>
-            </w:r>
-          </w:p>
-        </w:tc>
-      </w:tr>
-      <w:tr>
-        <w:trPr>
-          <w:trHeight w:val="418" w:hRule="atLeast"/>
-        </w:trPr>
-        <w:tc>
-          <w:tcPr>
-            <w:tcW w:w="4592" w:type="dxa"/>
-            <w:vAlign w:val="center"/>
-          </w:tcPr>
-          <w:p>
-            <w:pPr>
-              <w:widowControl w:val="0"/>
-              <w:adjustRightInd w:val="0"/>
-              <w:snapToGrid w:val="0"/>
-              <w:spacing w:beforeLines="50" w:afterLines="50"/>
-              <w:jc w:val="center"/>
-              <w:rPr>
-                <w:rFonts w:ascii="仿宋" w:hAnsi="仿宋" w:eastAsia="仿宋"/>
-                <w:sz w:val="20"/>
-                <w:szCs w:val="20"/>
-              </w:rPr>
-            </w:pPr>
-            <w:r>
-              <w:rPr>
-                <w:rFonts w:hint="eastAsia" w:ascii="仿宋" w:hAnsi="仿宋" w:eastAsia="仿宋"/>
-                <w:sz w:val="20"/>
-                <w:szCs w:val="20"/>
-              </w:rPr>
-              <w:t>热线电话</w:t>
-            </w:r>
-          </w:p>
-        </w:tc>
-        <w:tc>
-          <w:tcPr>
-            <w:tcW w:w="4592" w:type="dxa"/>
-            <w:vAlign w:val="center"/>
-          </w:tcPr>
-          <w:p>
-            <w:pPr>
-              <w:widowControl w:val="0"/>
-              <w:adjustRightInd w:val="0"/>
-              <w:snapToGrid w:val="0"/>
-              <w:spacing w:beforeLines="50" w:afterLines="50"/>
-              <w:jc w:val="center"/>
-              <w:rPr>
-                <w:rFonts w:ascii="仿宋" w:hAnsi="仿宋" w:eastAsia="仿宋"/>
-                <w:sz w:val="20"/>
-                <w:szCs w:val="20"/>
-              </w:rPr>
-            </w:pPr>
-            <w:r>
-              <w:rPr>
-                <w:rFonts w:hint="eastAsia" w:ascii="仿宋" w:hAnsi="仿宋" w:eastAsia="仿宋"/>
-                <w:sz w:val="20"/>
-                <w:szCs w:val="20"/>
-              </w:rPr>
-              <w:t>√</w:t>
-            </w:r>
-          </w:p>
-        </w:tc>
-      </w:tr>
-      <w:tr>
-        <w:trPr>
-          <w:trHeight w:val="23" w:hRule="atLeast"/>
-        </w:trPr>
-        <w:tc>
-          <w:tcPr>
-            <w:tcW w:w="4592" w:type="dxa"/>
-            <w:vAlign w:val="center"/>
-          </w:tcPr>
-          <w:p>
-            <w:pPr>
-              <w:widowControl w:val="0"/>
-              <w:adjustRightInd w:val="0"/>
-              <w:snapToGrid w:val="0"/>
-              <w:spacing w:beforeLines="50" w:afterLines="50"/>
-              <w:jc w:val="center"/>
-              <w:rPr>
-                <w:rFonts w:ascii="仿宋" w:hAnsi="仿宋" w:eastAsia="仿宋"/>
-                <w:sz w:val="20"/>
-                <w:szCs w:val="20"/>
-              </w:rPr>
-            </w:pPr>
-            <w:r>
-              <w:rPr>
-                <w:rFonts w:hint="eastAsia" w:ascii="仿宋" w:hAnsi="仿宋" w:eastAsia="仿宋"/>
-                <w:sz w:val="20"/>
-                <w:szCs w:val="20"/>
-              </w:rPr>
-              <w:t>在线技术支持</w:t>
-            </w:r>
-          </w:p>
-        </w:tc>
-        <w:tc>
-          <w:tcPr>
-            <w:tcW w:w="4592" w:type="dxa"/>
-            <w:vAlign w:val="center"/>
-          </w:tcPr>
-          <w:p>
-            <w:pPr>
-              <w:widowControl w:val="0"/>
-              <w:adjustRightInd w:val="0"/>
-              <w:snapToGrid w:val="0"/>
-              <w:spacing w:beforeLines="50" w:afterLines="50"/>
-              <w:jc w:val="center"/>
-              <w:rPr>
-                <w:rFonts w:ascii="仿宋" w:hAnsi="仿宋" w:eastAsia="仿宋"/>
-                <w:sz w:val="20"/>
-                <w:szCs w:val="20"/>
-              </w:rPr>
-            </w:pPr>
-            <w:r>
-              <w:rPr>
-                <w:rFonts w:hint="eastAsia" w:ascii="仿宋" w:hAnsi="仿宋" w:eastAsia="仿宋"/>
-                <w:sz w:val="20"/>
-                <w:szCs w:val="20"/>
-              </w:rPr>
-              <w:t>√</w:t>
-            </w:r>
-          </w:p>
-        </w:tc>
-      </w:tr>
-      <w:tr>
-        <w:trPr>
-          <w:trHeight w:val="23" w:hRule="atLeast"/>
-        </w:trPr>
-        <w:tc>
-          <w:tcPr>
-            <w:tcW w:w="4592" w:type="dxa"/>
-            <w:vAlign w:val="center"/>
-          </w:tcPr>
-          <w:p>
-            <w:pPr>
-              <w:widowControl w:val="0"/>
-              <w:adjustRightInd w:val="0"/>
-              <w:snapToGrid w:val="0"/>
-              <w:spacing w:beforeLines="50" w:afterLines="50"/>
-              <w:jc w:val="center"/>
-              <w:rPr>
-                <w:rFonts w:hint="eastAsia" w:ascii="仿宋" w:hAnsi="仿宋" w:eastAsia="仿宋"/>
-                <w:sz w:val="20"/>
-                <w:szCs w:val="20"/>
-              </w:rPr>
-            </w:pPr>
-            <w:r>
-              <w:rPr>
-                <w:rFonts w:hint="eastAsia" w:ascii="仿宋" w:hAnsi="仿宋" w:eastAsia="仿宋"/>
-                <w:sz w:val="20"/>
-                <w:szCs w:val="20"/>
-              </w:rPr>
-              <w:t>企业专属服务群</w:t>
-            </w:r>
-          </w:p>
-        </w:tc>
-        <w:tc>
-          <w:tcPr>
-            <w:tcW w:w="4592" w:type="dxa"/>
-            <w:vAlign w:val="center"/>
-          </w:tcPr>
-          <w:p>
-            <w:pPr>
-              <w:widowControl w:val="0"/>
-              <w:adjustRightInd w:val="0"/>
-              <w:snapToGrid w:val="0"/>
-              <w:spacing w:beforeLines="50" w:afterLines="50"/>
-              <w:jc w:val="center"/>
-              <w:rPr>
-                <w:rFonts w:hint="eastAsia" w:ascii="仿宋" w:hAnsi="仿宋" w:eastAsia="仿宋"/>
-                <w:sz w:val="20"/>
-                <w:szCs w:val="20"/>
-              </w:rPr>
-            </w:pPr>
-            <w:r>
-              <w:rPr>
-                <w:rFonts w:hint="eastAsia" w:ascii="仿宋" w:hAnsi="仿宋" w:eastAsia="仿宋"/>
-                <w:sz w:val="20"/>
-                <w:szCs w:val="20"/>
-              </w:rPr>
-              <w:t>√</w:t>
-            </w:r>
-          </w:p>
-        </w:tc>
-      </w:tr>
-      <w:tr>
-        <w:trPr>
-          <w:trHeight w:val="23" w:hRule="atLeast"/>
-        </w:trPr>
-        <w:tc>
-          <w:tcPr>
-            <w:tcW w:w="4592" w:type="dxa"/>
-            <w:vAlign w:val="center"/>
-          </w:tcPr>
-          <w:p>
-            <w:pPr>
-              <w:widowControl w:val="0"/>
-              <w:adjustRightInd w:val="0"/>
-              <w:snapToGrid w:val="0"/>
-              <w:spacing w:beforeLines="50" w:afterLines="50"/>
-              <w:jc w:val="center"/>
-              <w:rPr>
-                <w:rFonts w:ascii="仿宋" w:hAnsi="仿宋" w:eastAsia="仿宋"/>
-                <w:sz w:val="20"/>
-                <w:szCs w:val="20"/>
-              </w:rPr>
-            </w:pPr>
-            <w:r>
-              <w:rPr>
-                <w:rFonts w:hint="eastAsia" w:ascii="仿宋" w:hAnsi="仿宋" w:eastAsia="仿宋"/>
-                <w:sz w:val="20"/>
-                <w:szCs w:val="20"/>
-              </w:rPr>
-              <w:t>行业案例分享</w:t>
-            </w:r>
-          </w:p>
-        </w:tc>
-        <w:tc>
-          <w:tcPr>
-            <w:tcW w:w="4592" w:type="dxa"/>
-            <w:vAlign w:val="center"/>
-          </w:tcPr>
-          <w:p>
-            <w:pPr>
-              <w:widowControl w:val="0"/>
-              <w:adjustRightInd w:val="0"/>
-              <w:snapToGrid w:val="0"/>
-              <w:spacing w:beforeLines="50" w:afterLines="50"/>
-              <w:jc w:val="center"/>
-              <w:rPr>
-                <w:rFonts w:ascii="仿宋" w:hAnsi="仿宋" w:eastAsia="仿宋"/>
-                <w:sz w:val="20"/>
-                <w:szCs w:val="20"/>
-              </w:rPr>
-            </w:pPr>
-            <w:r>
-              <w:rPr>
-                <w:rFonts w:hint="eastAsia" w:ascii="仿宋" w:hAnsi="仿宋" w:eastAsia="仿宋"/>
-                <w:sz w:val="20"/>
-                <w:szCs w:val="20"/>
-              </w:rPr>
-              <w:t>√</w:t>
-            </w:r>
-          </w:p>
-        </w:tc>
-      </w:tr>
-    </w:tbl>
+        <w:t>附件三</w:t>
+      </w:r>
+    </w:p>
     <w:p>
       <w:pPr>
         <w:keepNext w:val="0"/>
@@ -7382,19 +9187,45 @@
           <w:szCs w:val="21"/>
           <w:shd w:val="solid" w:color="FFFFFF" w:fill="FFFFFF"/>
         </w:rPr>
-        <w:t>服务内容详述：</w:t>
-      </w:r>
-    </w:p>
-    <w:p>
-      <w:pPr>
-        <w:adjustRightInd w:val="0"/>
-        <w:snapToGrid w:val="0"/>
-        <w:spacing w:beforeLines="50" w:afterLines="50"/>
+        <w:t>帆软软件有限公司郑重承诺：</w:t>
+      </w:r>
+    </w:p>
+    <w:p>
+      <w:pPr>
+        <w:spacing w:line="240" w:lineRule="auto"/>
+        <w:rPr>
+          <w:rFonts w:ascii="仿宋" w:hAnsi="仿宋" w:eastAsia="仿宋" w:cs="仿宋"/>
+          <w:sz w:val="20"/>
+          <w:szCs w:val="20"/>
+        </w:rPr>
+      </w:pPr>
+      <w:r>
         <w:rPr>
           <w:rFonts w:hint="eastAsia" w:ascii="仿宋" w:hAnsi="仿宋" w:eastAsia="仿宋" w:cs="仿宋"/>
           <w:sz w:val="20"/>
           <w:szCs w:val="20"/>
         </w:rPr>
+        <w:t>一、本单位承诺遵守《中华人民共和国计算机信息系统安全保护条例》和《计算机信息网络国际联网安全保护管理办法》及其他国家有关法律、法规和行政规章制度。</w:t>
+      </w:r>
+    </w:p>
+    <w:p>
+      <w:pPr>
+        <w:spacing w:line="240" w:lineRule="auto"/>
+        <w:rPr>
+          <w:rFonts w:ascii="仿宋" w:hAnsi="仿宋" w:eastAsia="仿宋" w:cs="仿宋"/>
+          <w:sz w:val="20"/>
+          <w:szCs w:val="20"/>
+        </w:rPr>
+      </w:pPr>
+    </w:p>
+    <w:p>
+      <w:pPr>
+        <w:spacing w:line="240" w:lineRule="auto"/>
+        <w:rPr>
+          <w:rFonts w:ascii="仿宋" w:hAnsi="仿宋" w:eastAsia="仿宋" w:cs="仿宋"/>
+          <w:sz w:val="20"/>
+          <w:szCs w:val="20"/>
+        </w:rPr>
       </w:pPr>
       <w:r>
         <w:rPr>
@@ -7402,7 +9233,15 @@
           <w:sz w:val="20"/>
           <w:szCs w:val="20"/>
         </w:rPr>
-        <w:t>1、帮助文档：24小时在线知识库，链接：https://hc.jiandaoyun.com/</w:t>
+        <w:t>二、本单位已知悉并承诺遵守《电信业务经营许可管理办法》、《互联网</w:t>
+      </w:r>
+      <w:r>
+        <w:rPr>
+          <w:rFonts w:ascii="仿宋" w:hAnsi="仿宋" w:eastAsia="仿宋" w:cs="仿宋"/>
+          <w:sz w:val="20"/>
+          <w:szCs w:val="20"/>
+        </w:rPr>
+        <w:t>ip</w:t>
       </w:r>
       <w:r>
         <w:rPr>
@@ -7410,197 +9249,479 @@
           <w:sz w:val="20"/>
           <w:szCs w:val="20"/>
         </w:rPr>
-        <w:fldChar w:fldCharType="begin"/>
-      </w:r>
+        <w:t>地址备案管理办法》、《非经营性互联网信息服务备案管理办法》、等国家相关部门有关文件的规定。</w:t>
+      </w:r>
+    </w:p>
+    <w:p>
+      <w:pPr>
+        <w:spacing w:line="240" w:lineRule="auto"/>
+        <w:rPr>
+          <w:rFonts w:ascii="仿宋" w:hAnsi="仿宋" w:eastAsia="仿宋" w:cs="仿宋"/>
+          <w:sz w:val="20"/>
+          <w:szCs w:val="20"/>
+        </w:rPr>
+      </w:pPr>
+    </w:p>
+    <w:p>
+      <w:pPr>
+        <w:spacing w:line="240" w:lineRule="auto"/>
+        <w:rPr>
+          <w:rFonts w:ascii="仿宋" w:hAnsi="仿宋" w:eastAsia="仿宋" w:cs="仿宋"/>
+          <w:sz w:val="20"/>
+          <w:szCs w:val="20"/>
+        </w:rPr>
+      </w:pPr>
       <w:r>
         <w:rPr>
           <w:rFonts w:hint="eastAsia" w:ascii="仿宋" w:hAnsi="仿宋" w:eastAsia="仿宋" w:cs="仿宋"/>
           <w:sz w:val="20"/>
           <w:szCs w:val="20"/>
         </w:rPr>
-        <w:instrText xml:space="preserve"> HYPERLINK "http://help.finereport.com/，即在线帮助文档，包含完善的产品初级教程、高级教程，99%25的帆软产品使用问题都可以在帮助文档中搜索到，帮助用户随时随地轻松找到报表问题解决方案；" </w:instrText>
-      </w:r>
+        <w:t>三、本单位保证不利用网络危害国家安全、泄露国家秘密，不侵犯国家的、社会的、集体的利益和第三方的合法权益，不从事违法犯罪活动。</w:t>
+      </w:r>
+    </w:p>
+    <w:p>
+      <w:pPr>
+        <w:spacing w:line="240" w:lineRule="auto"/>
+        <w:rPr>
+          <w:rFonts w:ascii="仿宋" w:hAnsi="仿宋" w:eastAsia="仿宋" w:cs="仿宋"/>
+          <w:sz w:val="20"/>
+          <w:szCs w:val="20"/>
+        </w:rPr>
+      </w:pPr>
+    </w:p>
+    <w:p>
+      <w:pPr>
+        <w:spacing w:line="240" w:lineRule="auto"/>
+        <w:rPr>
+          <w:rFonts w:ascii="仿宋" w:hAnsi="仿宋" w:eastAsia="仿宋" w:cs="仿宋"/>
+          <w:sz w:val="20"/>
+          <w:szCs w:val="20"/>
+        </w:rPr>
+      </w:pPr>
       <w:r>
         <w:rPr>
           <w:rFonts w:hint="eastAsia" w:ascii="仿宋" w:hAnsi="仿宋" w:eastAsia="仿宋" w:cs="仿宋"/>
           <w:sz w:val="20"/>
           <w:szCs w:val="20"/>
         </w:rPr>
-        <w:fldChar w:fldCharType="separate"/>
-      </w:r>
+        <w:t>四、本单位承诺严格按照国家相关的法律法规做好本单位网站的信息安全管理工作，按有关部门要求设立信息安全责任人和信息安全审查员。</w:t>
+      </w:r>
+    </w:p>
+    <w:p>
+      <w:pPr>
+        <w:spacing w:line="240" w:lineRule="auto"/>
+        <w:rPr>
+          <w:rFonts w:ascii="仿宋" w:hAnsi="仿宋" w:eastAsia="仿宋" w:cs="仿宋"/>
+          <w:sz w:val="20"/>
+          <w:szCs w:val="20"/>
+        </w:rPr>
+      </w:pPr>
+    </w:p>
+    <w:p>
+      <w:pPr>
+        <w:spacing w:line="240" w:lineRule="auto"/>
+        <w:rPr>
+          <w:rFonts w:ascii="仿宋" w:hAnsi="仿宋" w:eastAsia="仿宋" w:cs="仿宋"/>
+          <w:sz w:val="20"/>
+          <w:szCs w:val="20"/>
+        </w:rPr>
+      </w:pPr>
       <w:r>
         <w:rPr>
           <w:rFonts w:hint="eastAsia" w:ascii="仿宋" w:hAnsi="仿宋" w:eastAsia="仿宋" w:cs="仿宋"/>
           <w:sz w:val="20"/>
           <w:szCs w:val="20"/>
         </w:rPr>
-        <w:t>，包含完善的产品功能教程，帮助客户随时随地轻松找到简道云问题解决方案</w:t>
-      </w:r>
-      <w:r>
-        <w:rPr>
-          <w:rFonts w:hint="eastAsia" w:ascii="仿宋" w:hAnsi="仿宋" w:eastAsia="仿宋" w:cs="仿宋"/>
+        <w:t>五、本单位承诺健全各项网络安全管理制度和落实各项安全保护技术措施，如：</w:t>
+      </w:r>
+    </w:p>
+    <w:p>
+      <w:pPr>
+        <w:pStyle w:val="4"/>
+        <w:adjustRightInd w:val="0"/>
+        <w:snapToGrid w:val="0"/>
+        <w:spacing w:before="280" w:line="360" w:lineRule="auto"/>
+        <w:rPr>
+          <w:rFonts w:ascii="仿宋" w:hAnsi="仿宋" w:eastAsia="仿宋"/>
+          <w:color w:val="333333"/>
           <w:sz w:val="20"/>
           <w:szCs w:val="20"/>
-        </w:rPr>
-        <w:fldChar w:fldCharType="end"/>
-      </w:r>
-      <w:r>
-        <w:rPr>
-          <w:rFonts w:hint="eastAsia" w:ascii="仿宋" w:hAnsi="仿宋" w:eastAsia="仿宋" w:cs="仿宋"/>
+          <w:shd w:val="solid" w:color="FFFFFF" w:fill="FFFFFF"/>
+        </w:rPr>
+      </w:pPr>
+      <w:r>
+        <w:rPr>
+          <w:rFonts w:ascii="仿宋" w:hAnsi="仿宋" w:eastAsia="仿宋"/>
+          <w:color w:val="333333"/>
           <w:sz w:val="20"/>
           <w:szCs w:val="20"/>
-        </w:rPr>
-        <w:t>。</w:t>
+          <w:shd w:val="solid" w:color="FFFFFF" w:fill="FFFFFF"/>
+        </w:rPr>
+        <w:t xml:space="preserve">1. </w:t>
+      </w:r>
+      <w:r>
+        <w:rPr>
+          <w:rFonts w:hint="eastAsia" w:ascii="仿宋" w:hAnsi="仿宋" w:eastAsia="仿宋"/>
+          <w:color w:val="333333"/>
+          <w:sz w:val="20"/>
+          <w:szCs w:val="20"/>
+          <w:shd w:val="solid" w:color="FFFFFF" w:fill="FFFFFF"/>
+        </w:rPr>
+        <w:t>数据传输过程的安全性保证</w:t>
       </w:r>
     </w:p>
     <w:p>
       <w:pPr>
         <w:adjustRightInd w:val="0"/>
         <w:snapToGrid w:val="0"/>
-        <w:spacing w:beforeLines="50" w:afterLines="50"/>
-        <w:rPr>
-          <w:rFonts w:hint="eastAsia" w:ascii="仿宋" w:hAnsi="仿宋" w:eastAsia="仿宋" w:cs="仿宋"/>
+        <w:spacing w:line="360" w:lineRule="auto"/>
+        <w:rPr>
+          <w:rFonts w:ascii="仿宋" w:hAnsi="仿宋" w:eastAsia="仿宋"/>
+          <w:color w:val="333333"/>
           <w:sz w:val="20"/>
           <w:szCs w:val="20"/>
-        </w:rPr>
-      </w:pPr>
-      <w:r>
-        <w:rPr>
-          <w:rFonts w:hint="eastAsia" w:ascii="仿宋" w:hAnsi="仿宋" w:eastAsia="仿宋" w:cs="仿宋"/>
+          <w:shd w:val="solid" w:color="FFFFFF" w:fill="FFFFFF"/>
+        </w:rPr>
+      </w:pPr>
+      <w:r>
+        <w:rPr>
+          <w:rFonts w:hint="eastAsia" w:ascii="仿宋" w:hAnsi="仿宋" w:eastAsia="仿宋"/>
+          <w:color w:val="333333"/>
           <w:sz w:val="20"/>
           <w:szCs w:val="20"/>
-        </w:rPr>
-        <w:t>2、在线工单：登录简道云账号，帮助—点击技术支持，在非工作时间可提交简道云相关问题工单，技术支持工程师会在工作日2小时内回复工单。</w:t>
-      </w:r>
-    </w:p>
-    <w:p>
-      <w:pPr>
+          <w:shd w:val="solid" w:color="FFFFFF" w:fill="FFFFFF"/>
+        </w:rPr>
+        <w:t>数据管理应用采用</w:t>
+      </w:r>
+      <w:r>
+        <w:rPr>
+          <w:rFonts w:ascii="仿宋" w:hAnsi="仿宋" w:eastAsia="仿宋"/>
+          <w:color w:val="333333"/>
+          <w:sz w:val="20"/>
+          <w:szCs w:val="20"/>
+          <w:shd w:val="solid" w:color="FFFFFF" w:fill="FFFFFF"/>
+        </w:rPr>
+        <w:t>HTTPS</w:t>
+      </w:r>
+      <w:r>
+        <w:rPr>
+          <w:rFonts w:hint="eastAsia" w:ascii="仿宋" w:hAnsi="仿宋" w:eastAsia="仿宋"/>
+          <w:color w:val="333333"/>
+          <w:sz w:val="20"/>
+          <w:szCs w:val="20"/>
+          <w:shd w:val="solid" w:color="FFFFFF" w:fill="FFFFFF"/>
+        </w:rPr>
+        <w:t>技术，</w:t>
+      </w:r>
+      <w:r>
+        <w:rPr>
+          <w:rFonts w:ascii="仿宋" w:hAnsi="仿宋" w:eastAsia="仿宋"/>
+          <w:color w:val="333333"/>
+          <w:sz w:val="20"/>
+          <w:szCs w:val="20"/>
+          <w:shd w:val="solid" w:color="FFFFFF" w:fill="FFFFFF"/>
+        </w:rPr>
+        <w:t>HTTPS</w:t>
+      </w:r>
+      <w:r>
+        <w:rPr>
+          <w:rFonts w:hint="eastAsia" w:ascii="仿宋" w:hAnsi="仿宋" w:eastAsia="仿宋"/>
+          <w:color w:val="333333"/>
+          <w:sz w:val="20"/>
+          <w:szCs w:val="20"/>
+          <w:shd w:val="solid" w:color="FFFFFF" w:fill="FFFFFF"/>
+        </w:rPr>
+        <w:t>是以安全为目的的</w:t>
+      </w:r>
+      <w:r>
+        <w:rPr>
+          <w:rFonts w:ascii="仿宋" w:hAnsi="仿宋" w:eastAsia="仿宋"/>
+          <w:color w:val="333333"/>
+          <w:sz w:val="20"/>
+          <w:szCs w:val="20"/>
+          <w:shd w:val="solid" w:color="FFFFFF" w:fill="FFFFFF"/>
+        </w:rPr>
+        <w:t>SSL</w:t>
+      </w:r>
+      <w:r>
+        <w:rPr>
+          <w:rFonts w:hint="eastAsia" w:ascii="仿宋" w:hAnsi="仿宋" w:eastAsia="仿宋"/>
+          <w:color w:val="333333"/>
+          <w:sz w:val="20"/>
+          <w:szCs w:val="20"/>
+          <w:shd w:val="solid" w:color="FFFFFF" w:fill="FFFFFF"/>
+        </w:rPr>
+        <w:t>加密传输协议，即信息在互联网传输过程中是加密的，即使被其它身份人员截取，也无法获得原有明文信息，并且加密的信息他人也无法进行篡改。通过</w:t>
+      </w:r>
+      <w:r>
+        <w:rPr>
+          <w:rFonts w:ascii="仿宋" w:hAnsi="仿宋" w:eastAsia="仿宋"/>
+          <w:color w:val="333333"/>
+          <w:sz w:val="20"/>
+          <w:szCs w:val="20"/>
+          <w:shd w:val="solid" w:color="FFFFFF" w:fill="FFFFFF"/>
+        </w:rPr>
+        <w:t>HTTPS</w:t>
+      </w:r>
+      <w:r>
+        <w:rPr>
+          <w:rFonts w:hint="eastAsia" w:ascii="仿宋" w:hAnsi="仿宋" w:eastAsia="仿宋"/>
+          <w:color w:val="333333"/>
+          <w:sz w:val="20"/>
+          <w:szCs w:val="20"/>
+          <w:shd w:val="solid" w:color="FFFFFF" w:fill="FFFFFF"/>
+        </w:rPr>
+        <w:t>技术，可以有效保证信息在用户的浏览器到服务器之间传输的安全性。</w:t>
+      </w:r>
+    </w:p>
+    <w:p>
+      <w:pPr>
+        <w:pStyle w:val="4"/>
         <w:adjustRightInd w:val="0"/>
         <w:snapToGrid w:val="0"/>
-        <w:spacing w:beforeLines="50" w:afterLines="50"/>
-        <w:rPr>
-          <w:rFonts w:hint="eastAsia" w:ascii="仿宋" w:hAnsi="仿宋" w:eastAsia="仿宋" w:cs="仿宋"/>
+        <w:spacing w:before="280" w:line="360" w:lineRule="auto"/>
+        <w:rPr>
+          <w:rFonts w:ascii="仿宋" w:hAnsi="仿宋" w:eastAsia="仿宋"/>
+          <w:color w:val="333333"/>
           <w:sz w:val="20"/>
           <w:szCs w:val="20"/>
-        </w:rPr>
-      </w:pPr>
-      <w:r>
-        <w:rPr>
-          <w:rFonts w:hint="eastAsia" w:ascii="仿宋" w:hAnsi="仿宋" w:eastAsia="仿宋" w:cs="仿宋"/>
+          <w:shd w:val="solid" w:color="FFFFFF" w:fill="FFFFFF"/>
+        </w:rPr>
+      </w:pPr>
+      <w:r>
+        <w:rPr>
+          <w:rFonts w:ascii="仿宋" w:hAnsi="仿宋" w:eastAsia="仿宋"/>
+          <w:color w:val="333333"/>
           <w:sz w:val="20"/>
           <w:szCs w:val="20"/>
-        </w:rPr>
-        <w:t>3、培训平台：提供官方系统培训平台—帆软社区，提供基础功能、高阶功能、业务场景案例讲解等多种学习课程，客户可自行在培训平台上学习。</w:t>
+          <w:shd w:val="solid" w:color="FFFFFF" w:fill="FFFFFF"/>
+        </w:rPr>
+        <w:t xml:space="preserve">2. </w:t>
+      </w:r>
+      <w:r>
+        <w:rPr>
+          <w:rFonts w:hint="eastAsia" w:ascii="仿宋" w:hAnsi="仿宋" w:eastAsia="仿宋"/>
+          <w:color w:val="333333"/>
+          <w:sz w:val="20"/>
+          <w:szCs w:val="20"/>
+          <w:shd w:val="solid" w:color="FFFFFF" w:fill="FFFFFF"/>
+        </w:rPr>
+        <w:t>服务器的安全性</w:t>
       </w:r>
     </w:p>
     <w:p>
       <w:pPr>
         <w:adjustRightInd w:val="0"/>
         <w:snapToGrid w:val="0"/>
-        <w:spacing w:beforeLines="50" w:afterLines="50"/>
-        <w:rPr>
-          <w:rFonts w:hint="eastAsia" w:ascii="仿宋" w:hAnsi="仿宋" w:eastAsia="仿宋" w:cs="仿宋"/>
+        <w:spacing w:line="360" w:lineRule="auto"/>
+        <w:rPr>
+          <w:rFonts w:ascii="仿宋" w:hAnsi="仿宋" w:eastAsia="仿宋"/>
+          <w:color w:val="333333"/>
           <w:sz w:val="20"/>
           <w:szCs w:val="20"/>
-        </w:rPr>
-      </w:pPr>
-      <w:r>
-        <w:rPr>
-          <w:rFonts w:hint="eastAsia" w:ascii="仿宋" w:hAnsi="仿宋" w:eastAsia="仿宋" w:cs="仿宋"/>
+          <w:shd w:val="solid" w:color="FFFFFF" w:fill="FFFFFF"/>
+        </w:rPr>
+      </w:pPr>
+      <w:r>
+        <w:rPr>
+          <w:rFonts w:hint="eastAsia" w:ascii="仿宋" w:hAnsi="仿宋" w:eastAsia="仿宋"/>
+          <w:color w:val="333333"/>
           <w:sz w:val="20"/>
           <w:szCs w:val="20"/>
-        </w:rPr>
-        <w:t>4、热线电话（400-111-0890），对客户的问题答疑，如判断短时间内无法解决，将引导客户接入在线服务平台，由技术人员对接，直至帮助客户解决问题。工作时间为国家法定工作日（上午9:00--12:00，下午13:30--17:30）。</w:t>
-      </w:r>
-    </w:p>
-    <w:p>
-      <w:pPr>
+          <w:shd w:val="solid" w:color="FFFFFF" w:fill="FFFFFF"/>
+        </w:rPr>
+        <w:t>数据管理应用的云计算服务器采用的是阿里云的服务。阿里云是国内最安全的云计算服务提供商之一，其采用大数据分析等技术提供</w:t>
+      </w:r>
+      <w:r>
+        <w:rPr>
+          <w:rFonts w:ascii="仿宋" w:hAnsi="仿宋" w:eastAsia="仿宋"/>
+          <w:color w:val="333333"/>
+          <w:sz w:val="20"/>
+          <w:szCs w:val="20"/>
+          <w:shd w:val="solid" w:color="FFFFFF" w:fill="FFFFFF"/>
+        </w:rPr>
+        <w:t>DDoS</w:t>
+      </w:r>
+      <w:r>
+        <w:rPr>
+          <w:rFonts w:hint="eastAsia" w:ascii="仿宋" w:hAnsi="仿宋" w:eastAsia="仿宋"/>
+          <w:color w:val="333333"/>
+          <w:sz w:val="20"/>
+          <w:szCs w:val="20"/>
+          <w:shd w:val="solid" w:color="FFFFFF" w:fill="FFFFFF"/>
+        </w:rPr>
+        <w:t>防护，主机入侵防护，以及漏洞检测、木马检测等一整套安全服务。从发展的角度而言，黑客等攻击技术一直在不断发展，以开放和持续发展为特点的云计算平台肯定会比应变缓慢的私有云平台</w:t>
+      </w:r>
+      <w:r>
+        <w:rPr>
+          <w:rFonts w:ascii="仿宋" w:hAnsi="仿宋" w:eastAsia="仿宋"/>
+          <w:color w:val="333333"/>
+          <w:sz w:val="20"/>
+          <w:szCs w:val="20"/>
+          <w:shd w:val="solid" w:color="FFFFFF" w:fill="FFFFFF"/>
+        </w:rPr>
+        <w:t>(</w:t>
+      </w:r>
+      <w:r>
+        <w:rPr>
+          <w:rFonts w:hint="eastAsia" w:ascii="仿宋" w:hAnsi="仿宋" w:eastAsia="仿宋"/>
+          <w:color w:val="333333"/>
+          <w:sz w:val="20"/>
+          <w:szCs w:val="20"/>
+          <w:shd w:val="solid" w:color="FFFFFF" w:fill="FFFFFF"/>
+        </w:rPr>
+        <w:t>这里指在外网公开的</w:t>
+      </w:r>
+      <w:r>
+        <w:rPr>
+          <w:rFonts w:ascii="仿宋" w:hAnsi="仿宋" w:eastAsia="仿宋"/>
+          <w:color w:val="333333"/>
+          <w:sz w:val="20"/>
+          <w:szCs w:val="20"/>
+          <w:shd w:val="solid" w:color="FFFFFF" w:fill="FFFFFF"/>
+        </w:rPr>
+        <w:t>)</w:t>
+      </w:r>
+      <w:r>
+        <w:rPr>
+          <w:rFonts w:hint="eastAsia" w:ascii="仿宋" w:hAnsi="仿宋" w:eastAsia="仿宋"/>
+          <w:color w:val="333333"/>
+          <w:sz w:val="20"/>
+          <w:szCs w:val="20"/>
+          <w:shd w:val="solid" w:color="FFFFFF" w:fill="FFFFFF"/>
+        </w:rPr>
+        <w:t>在服务器安全性上更有保证。</w:t>
+      </w:r>
+    </w:p>
+    <w:p>
+      <w:pPr>
+        <w:pStyle w:val="4"/>
         <w:adjustRightInd w:val="0"/>
         <w:snapToGrid w:val="0"/>
-        <w:spacing w:beforeLines="50" w:afterLines="50"/>
-        <w:rPr>
-          <w:rFonts w:hint="eastAsia" w:ascii="仿宋" w:hAnsi="仿宋" w:eastAsia="仿宋" w:cs="仿宋"/>
+        <w:spacing w:before="280" w:line="360" w:lineRule="auto"/>
+        <w:rPr>
+          <w:rFonts w:ascii="仿宋" w:hAnsi="仿宋" w:eastAsia="仿宋"/>
+          <w:color w:val="333333"/>
           <w:sz w:val="20"/>
           <w:szCs w:val="20"/>
-        </w:rPr>
-      </w:pPr>
-      <w:r>
-        <w:rPr>
-          <w:rFonts w:hint="eastAsia" w:ascii="仿宋" w:hAnsi="仿宋" w:eastAsia="仿宋" w:cs="仿宋"/>
+          <w:shd w:val="solid" w:color="FFFFFF" w:fill="FFFFFF"/>
+        </w:rPr>
+      </w:pPr>
+      <w:r>
+        <w:rPr>
+          <w:rFonts w:ascii="仿宋" w:hAnsi="仿宋" w:eastAsia="仿宋"/>
+          <w:color w:val="333333"/>
           <w:sz w:val="20"/>
           <w:szCs w:val="20"/>
-        </w:rPr>
-        <w:t>5、在线技术支持：登录简道云账号，页面帮助—点击技术支持，技术支持工程师将与客户在线沟通使用简道云出现的相关技术问题，并提供技术指导，协助客户排查并处理问题。技术支持以在线指导为主，如出现bug、疑似bug问题时乙方可根据实际情况安排为甲方提供远程排查服务，双方可协商具体处理方式。工作时间为国家法定工作日（上午9:00--12:00，下午13:30--20:00），周末（上午10:00--12:00，下午13:30--17:00）。</w:t>
+          <w:shd w:val="solid" w:color="FFFFFF" w:fill="FFFFFF"/>
+        </w:rPr>
+        <w:t xml:space="preserve">3. </w:t>
+      </w:r>
+      <w:r>
+        <w:rPr>
+          <w:rFonts w:hint="eastAsia" w:ascii="仿宋" w:hAnsi="仿宋" w:eastAsia="仿宋"/>
+          <w:color w:val="333333"/>
+          <w:sz w:val="20"/>
+          <w:szCs w:val="20"/>
+          <w:shd w:val="solid" w:color="FFFFFF" w:fill="FFFFFF"/>
+        </w:rPr>
+        <w:t>存储数据防窃取及丢失</w:t>
       </w:r>
     </w:p>
     <w:p>
       <w:pPr>
         <w:adjustRightInd w:val="0"/>
         <w:snapToGrid w:val="0"/>
-        <w:spacing w:beforeLines="50" w:afterLines="50"/>
-        <w:rPr>
-          <w:rFonts w:hint="eastAsia" w:ascii="仿宋" w:hAnsi="仿宋" w:eastAsia="仿宋" w:cs="仿宋"/>
+        <w:spacing w:line="360" w:lineRule="auto"/>
+        <w:rPr>
+          <w:rFonts w:ascii="仿宋" w:hAnsi="仿宋" w:eastAsia="仿宋"/>
+          <w:color w:val="333333"/>
           <w:sz w:val="20"/>
           <w:szCs w:val="20"/>
-        </w:rPr>
-      </w:pPr>
-      <w:r>
-        <w:rPr>
-          <w:rFonts w:hint="eastAsia" w:ascii="仿宋" w:hAnsi="仿宋" w:eastAsia="仿宋" w:cs="仿宋"/>
-          <w:color w:val="auto"/>
+          <w:shd w:val="solid" w:color="FFFFFF" w:fill="FFFFFF"/>
+        </w:rPr>
+      </w:pPr>
+      <w:r>
+        <w:rPr>
+          <w:rFonts w:hint="eastAsia" w:ascii="仿宋" w:hAnsi="仿宋" w:eastAsia="仿宋"/>
+          <w:color w:val="333333"/>
           <w:sz w:val="20"/>
           <w:szCs w:val="20"/>
-        </w:rPr>
-        <w:t>{{ tax_rate }}、企业专属服务群：为企业提供专属的服务群，群内安排专属技术顾问，与客户在群内沟通使用简道云出现的相关技术问题，并提供技术指导，协助客户排查并处理问题。技术顾问以群内在线指导为主，</w:t>
-      </w:r>
-      <w:r>
-        <w:rPr>
-          <w:rFonts w:hint="eastAsia" w:ascii="仿宋" w:hAnsi="仿宋" w:eastAsia="仿宋" w:cs="仿宋"/>
+          <w:shd w:val="solid" w:color="FFFFFF" w:fill="FFFFFF"/>
+        </w:rPr>
+        <w:t>后台的数据存储采用数据加密方式存储，即使在微小概率情况下数据库被攻破，被加密过的信息也能有效保证数据的保密性，并且防止被篡改。并且后台数据库定时会进行数据备份，防止在灾难情况下数据的不完整性，防止数据的丢失。</w:t>
+      </w:r>
+    </w:p>
+    <w:p>
+      <w:pPr>
+        <w:pStyle w:val="4"/>
+        <w:adjustRightInd w:val="0"/>
+        <w:snapToGrid w:val="0"/>
+        <w:spacing w:before="280" w:line="360" w:lineRule="auto"/>
+        <w:rPr>
+          <w:rFonts w:ascii="仿宋" w:hAnsi="仿宋" w:eastAsia="仿宋"/>
+          <w:color w:val="333333"/>
           <w:sz w:val="20"/>
           <w:szCs w:val="20"/>
-        </w:rPr>
-        <w:t>如出现bug、疑似bug问题时乙方可根据实际情况安排为甲方提供远程排查服务，双方可协商具体处理方式</w:t>
-      </w:r>
-      <w:r>
-        <w:rPr>
-          <w:rFonts w:hint="eastAsia" w:ascii="仿宋" w:hAnsi="仿宋" w:eastAsia="仿宋" w:cs="仿宋"/>
-          <w:color w:val="auto"/>
+          <w:shd w:val="solid" w:color="FFFFFF" w:fill="FFFFFF"/>
+        </w:rPr>
+      </w:pPr>
+      <w:r>
+        <w:rPr>
+          <w:rFonts w:ascii="仿宋" w:hAnsi="仿宋" w:eastAsia="仿宋"/>
+          <w:color w:val="333333"/>
           <w:sz w:val="20"/>
           <w:szCs w:val="20"/>
-        </w:rPr>
-        <w:t>。工作时间为国家法定工作日（上午9:00--12:00，下午13:30--20:00），周末（上午10:00--12:00，下午13:30--17:00）。</w:t>
+          <w:shd w:val="solid" w:color="FFFFFF" w:fill="FFFFFF"/>
+        </w:rPr>
+        <w:t xml:space="preserve">4. </w:t>
+      </w:r>
+      <w:r>
+        <w:rPr>
+          <w:rFonts w:hint="eastAsia" w:ascii="仿宋" w:hAnsi="仿宋" w:eastAsia="仿宋"/>
+          <w:color w:val="333333"/>
+          <w:sz w:val="20"/>
+          <w:szCs w:val="20"/>
+          <w:shd w:val="solid" w:color="FFFFFF" w:fill="FFFFFF"/>
+        </w:rPr>
+        <w:t>我公司对数据保密性的保证</w:t>
       </w:r>
     </w:p>
     <w:p>
       <w:pPr>
         <w:adjustRightInd w:val="0"/>
         <w:snapToGrid w:val="0"/>
-        <w:spacing w:beforeLines="50" w:afterLines="50"/>
-        <w:rPr>
-          <w:rFonts w:hint="eastAsia" w:ascii="仿宋" w:hAnsi="仿宋" w:eastAsia="仿宋" w:cs="仿宋"/>
+        <w:spacing w:line="360" w:lineRule="auto"/>
+        <w:rPr>
+          <w:rFonts w:ascii="仿宋" w:hAnsi="仿宋" w:eastAsia="仿宋"/>
+          <w:color w:val="333333"/>
           <w:sz w:val="20"/>
           <w:szCs w:val="20"/>
-        </w:rPr>
-      </w:pPr>
-      <w:r>
-        <w:rPr>
-          <w:rFonts w:hint="eastAsia" w:ascii="仿宋" w:hAnsi="仿宋" w:eastAsia="仿宋" w:cs="仿宋"/>
+          <w:shd w:val="solid" w:color="FFFFFF" w:fill="FFFFFF"/>
+        </w:rPr>
+      </w:pPr>
+      <w:r>
+        <w:rPr>
+          <w:rFonts w:hint="eastAsia" w:ascii="仿宋" w:hAnsi="仿宋" w:eastAsia="仿宋"/>
+          <w:color w:val="333333"/>
           <w:sz w:val="20"/>
           <w:szCs w:val="20"/>
-        </w:rPr>
-        <w:t>7、实施定制：在基于现有简道云产品的功能上，根据客户业务需求，为客户搭建系统，根据需求评估后的人天收费。</w:t>
+          <w:shd w:val="solid" w:color="FFFFFF" w:fill="FFFFFF"/>
+        </w:rPr>
+        <w:t>数据的保密性是云服务公司生存的基础，也是我方对客户的第一保证。我们承诺不会查看、盗取或篡改用户数据，并且愿意签订保密协议，从法律层面保障用户的数据安全。从宏观来看，云服务以其效率高、速度快、价格低、服务器安全性高、统一维护等特点逐渐成为主流，我司也坚信云服务可以走出一条路，坚决为客户的信息安全负责。</w:t>
       </w:r>
     </w:p>
     <w:p>
       <w:pPr>
         <w:adjustRightInd w:val="0"/>
         <w:snapToGrid w:val="0"/>
-        <w:rPr>
-          <w:rFonts w:hint="eastAsia" w:ascii="仿宋" w:hAnsi="仿宋" w:eastAsia="仿宋" w:cs="仿宋"/>
+        <w:spacing w:before="120" w:beforeLines="50" w:after="120" w:afterLines="50" w:line="360" w:lineRule="auto"/>
+        <w:rPr>
+          <w:rFonts w:ascii="仿宋" w:hAnsi="仿宋" w:eastAsia="仿宋"/>
           <w:sz w:val="20"/>
           <w:szCs w:val="20"/>
           <w:shd w:val="solid" w:color="FFFFFF" w:fill="FFFFFF"/>
-          <w:lang w:eastAsia="zh-CN"/>
         </w:rPr>
         <w:sectPr>
           <w:pgSz w:w="11909" w:h="16834"/>
@@ -7609,23 +9730,6 @@
           <w:docGrid w:linePitch="360" w:charSpace="0"/>
         </w:sectPr>
       </w:pPr>
-      <w:r>
-        <w:rPr>
-          <w:rFonts w:hint="eastAsia" w:ascii="仿宋" w:hAnsi="仿宋" w:eastAsia="仿宋" w:cs="仿宋"/>
-          <w:sz w:val="20"/>
-          <w:szCs w:val="20"/>
-        </w:rPr>
-        <w:t>8、服务内容最终解释权归帆软软件有限公司所有</w:t>
-      </w:r>
-      <w:r>
-        <w:rPr>
-          <w:rFonts w:hint="eastAsia" w:ascii="仿宋" w:hAnsi="仿宋" w:eastAsia="仿宋" w:cs="仿宋"/>
-          <w:sz w:val="20"/>
-          <w:szCs w:val="20"/>
-          <w:lang w:eastAsia="zh-CN"/>
-        </w:rPr>
-        <w:t>。</w:t>
-      </w:r>
     </w:p>
     <w:p>
       <w:pPr>
@@ -7665,635 +9769,12 @@
           <w:szCs w:val="21"/>
           <w:shd w:val="solid" w:color="FFFFFF" w:fill="FFFFFF"/>
         </w:rPr>
-        <w:t>附件三</w:t>
-      </w:r>
-    </w:p>
-    <w:p>
-      <w:pPr>
-        <w:keepNext w:val="0"/>
-        <w:keepLines w:val="0"/>
-        <w:pageBreakBefore w:val="0"/>
-        <w:kinsoku/>
-        <w:wordWrap/>
-        <w:overflowPunct/>
-        <w:topLinePunct w:val="0"/>
-        <w:autoSpaceDE/>
-        <w:autoSpaceDN/>
-        <w:bidi w:val="0"/>
-        <w:adjustRightInd w:val="0"/>
-        <w:snapToGrid w:val="0"/>
-        <w:spacing w:after="0" w:line="360" w:lineRule="auto"/>
-        <w:jc w:val="left"/>
-        <w:textAlignment w:val="auto"/>
-        <w:outlineLvl w:val="9"/>
-        <w:rPr>
-          <w:rFonts w:hint="eastAsia" w:ascii="仿宋" w:hAnsi="仿宋" w:eastAsia="仿宋" w:cs="仿宋"/>
-          <w:b/>
-          <w:bCs/>
-          <w:color w:val="333333"/>
-          <w:sz w:val="21"/>
-          <w:szCs w:val="21"/>
-          <w:shd w:val="solid" w:color="FFFFFF" w:fill="FFFFFF"/>
-        </w:rPr>
-      </w:pPr>
-      <w:r>
-        <w:rPr>
-          <w:rFonts w:hint="eastAsia" w:ascii="仿宋" w:hAnsi="仿宋" w:eastAsia="仿宋" w:cs="仿宋"/>
-          <w:b/>
-          <w:bCs/>
-          <w:color w:val="333333"/>
-          <w:sz w:val="21"/>
-          <w:szCs w:val="21"/>
-          <w:shd w:val="solid" w:color="FFFFFF" w:fill="FFFFFF"/>
-        </w:rPr>
-        <w:t>帆软软件有限公司郑重承诺：</w:t>
-      </w:r>
-    </w:p>
-    <w:p>
-      <w:pPr>
-        <w:spacing w:line="240" w:lineRule="auto"/>
-        <w:rPr>
-          <w:rFonts w:ascii="仿宋" w:hAnsi="仿宋" w:eastAsia="仿宋" w:cs="仿宋"/>
-          <w:sz w:val="20"/>
-          <w:szCs w:val="20"/>
-        </w:rPr>
-      </w:pPr>
-      <w:r>
-        <w:rPr>
-          <w:rFonts w:hint="eastAsia" w:ascii="仿宋" w:hAnsi="仿宋" w:eastAsia="仿宋" w:cs="仿宋"/>
-          <w:sz w:val="20"/>
-          <w:szCs w:val="20"/>
-        </w:rPr>
-        <w:t>一、本单位承诺遵守《中华人民共和国计算机信息系统安全保护条例》和《计算机信息网络国际联网安全保护管理办法》及其他国家有关法律、法规和行政规章制度。</w:t>
-      </w:r>
-    </w:p>
-    <w:p>
-      <w:pPr>
-        <w:spacing w:line="240" w:lineRule="auto"/>
-        <w:rPr>
-          <w:rFonts w:ascii="仿宋" w:hAnsi="仿宋" w:eastAsia="仿宋" w:cs="仿宋"/>
-          <w:sz w:val="20"/>
-          <w:szCs w:val="20"/>
-        </w:rPr>
-      </w:pPr>
-    </w:p>
-    <w:p>
-      <w:pPr>
-        <w:spacing w:line="240" w:lineRule="auto"/>
-        <w:rPr>
-          <w:rFonts w:ascii="仿宋" w:hAnsi="仿宋" w:eastAsia="仿宋" w:cs="仿宋"/>
-          <w:sz w:val="20"/>
-          <w:szCs w:val="20"/>
-        </w:rPr>
-      </w:pPr>
-      <w:r>
-        <w:rPr>
-          <w:rFonts w:hint="eastAsia" w:ascii="仿宋" w:hAnsi="仿宋" w:eastAsia="仿宋" w:cs="仿宋"/>
-          <w:sz w:val="20"/>
-          <w:szCs w:val="20"/>
-        </w:rPr>
-        <w:t>二、本单位已知悉并承诺遵守《电信业务经营许可管理办法》、《互联网</w:t>
-      </w:r>
-      <w:r>
-        <w:rPr>
-          <w:rFonts w:ascii="仿宋" w:hAnsi="仿宋" w:eastAsia="仿宋" w:cs="仿宋"/>
-          <w:sz w:val="20"/>
-          <w:szCs w:val="20"/>
-        </w:rPr>
-        <w:t>ip</w:t>
-      </w:r>
-      <w:r>
-        <w:rPr>
-          <w:rFonts w:hint="eastAsia" w:ascii="仿宋" w:hAnsi="仿宋" w:eastAsia="仿宋" w:cs="仿宋"/>
-          <w:sz w:val="20"/>
-          <w:szCs w:val="20"/>
-        </w:rPr>
-        <w:t>地址备案管理办法》、《非经营性互联网信息服务备案管理办法》、等国家相关部门有关文件的规定。</w:t>
-      </w:r>
-    </w:p>
-    <w:p>
-      <w:pPr>
-        <w:spacing w:line="240" w:lineRule="auto"/>
-        <w:rPr>
-          <w:rFonts w:ascii="仿宋" w:hAnsi="仿宋" w:eastAsia="仿宋" w:cs="仿宋"/>
-          <w:sz w:val="20"/>
-          <w:szCs w:val="20"/>
-        </w:rPr>
-      </w:pPr>
-    </w:p>
-    <w:p>
-      <w:pPr>
-        <w:spacing w:line="240" w:lineRule="auto"/>
-        <w:rPr>
-          <w:rFonts w:ascii="仿宋" w:hAnsi="仿宋" w:eastAsia="仿宋" w:cs="仿宋"/>
-          <w:sz w:val="20"/>
-          <w:szCs w:val="20"/>
-        </w:rPr>
-      </w:pPr>
-      <w:r>
-        <w:rPr>
-          <w:rFonts w:hint="eastAsia" w:ascii="仿宋" w:hAnsi="仿宋" w:eastAsia="仿宋" w:cs="仿宋"/>
-          <w:sz w:val="20"/>
-          <w:szCs w:val="20"/>
-        </w:rPr>
-        <w:t>三、本单位保证不利用网络危害国家安全、泄露国家秘密，不侵犯国家的、社会的、集体的利益和第三方的合法权益，不从事违法犯罪活动。</w:t>
-      </w:r>
-    </w:p>
-    <w:p>
-      <w:pPr>
-        <w:spacing w:line="240" w:lineRule="auto"/>
-        <w:rPr>
-          <w:rFonts w:ascii="仿宋" w:hAnsi="仿宋" w:eastAsia="仿宋" w:cs="仿宋"/>
-          <w:sz w:val="20"/>
-          <w:szCs w:val="20"/>
-        </w:rPr>
-      </w:pPr>
-    </w:p>
-    <w:p>
-      <w:pPr>
-        <w:spacing w:line="240" w:lineRule="auto"/>
-        <w:rPr>
-          <w:rFonts w:ascii="仿宋" w:hAnsi="仿宋" w:eastAsia="仿宋" w:cs="仿宋"/>
-          <w:sz w:val="20"/>
-          <w:szCs w:val="20"/>
-        </w:rPr>
-      </w:pPr>
-      <w:r>
-        <w:rPr>
-          <w:rFonts w:hint="eastAsia" w:ascii="仿宋" w:hAnsi="仿宋" w:eastAsia="仿宋" w:cs="仿宋"/>
-          <w:sz w:val="20"/>
-          <w:szCs w:val="20"/>
-        </w:rPr>
-        <w:t>四、本单位承诺严格按照国家相关的法律法规做好本单位网站的信息安全管理工作，按有关部门要求设立信息安全责任人和信息安全审查员。</w:t>
-      </w:r>
-    </w:p>
-    <w:p>
-      <w:pPr>
-        <w:spacing w:line="240" w:lineRule="auto"/>
-        <w:rPr>
-          <w:rFonts w:ascii="仿宋" w:hAnsi="仿宋" w:eastAsia="仿宋" w:cs="仿宋"/>
-          <w:sz w:val="20"/>
-          <w:szCs w:val="20"/>
-        </w:rPr>
-      </w:pPr>
-    </w:p>
-    <w:p>
-      <w:pPr>
-        <w:spacing w:line="240" w:lineRule="auto"/>
-        <w:rPr>
-          <w:rFonts w:ascii="仿宋" w:hAnsi="仿宋" w:eastAsia="仿宋" w:cs="仿宋"/>
-          <w:sz w:val="20"/>
-          <w:szCs w:val="20"/>
-        </w:rPr>
-      </w:pPr>
-      <w:r>
-        <w:rPr>
-          <w:rFonts w:hint="eastAsia" w:ascii="仿宋" w:hAnsi="仿宋" w:eastAsia="仿宋" w:cs="仿宋"/>
-          <w:sz w:val="20"/>
-          <w:szCs w:val="20"/>
-        </w:rPr>
-        <w:t>五、本单位承诺健全各项网络安全管理制度和落实各项安全保护技术措施，如：</w:t>
-      </w:r>
-    </w:p>
-    <w:p>
-      <w:pPr>
-        <w:pStyle w:val="6"/>
-        <w:adjustRightInd w:val="0"/>
-        <w:snapToGrid w:val="0"/>
-        <w:spacing w:before="280" w:line="360" w:lineRule="auto"/>
-        <w:rPr>
-          <w:rFonts w:ascii="仿宋" w:hAnsi="仿宋" w:eastAsia="仿宋"/>
-          <w:color w:val="333333"/>
-          <w:sz w:val="20"/>
-          <w:szCs w:val="20"/>
-          <w:shd w:val="solid" w:color="FFFFFF" w:fill="FFFFFF"/>
-        </w:rPr>
-      </w:pPr>
-      <w:r>
-        <w:rPr>
-          <w:rFonts w:ascii="仿宋" w:hAnsi="仿宋" w:eastAsia="仿宋"/>
-          <w:color w:val="333333"/>
-          <w:sz w:val="20"/>
-          <w:szCs w:val="20"/>
-          <w:shd w:val="solid" w:color="FFFFFF" w:fill="FFFFFF"/>
-        </w:rPr>
-        <w:t xml:space="preserve">1. </w:t>
-      </w:r>
-      <w:r>
-        <w:rPr>
-          <w:rFonts w:hint="eastAsia" w:ascii="仿宋" w:hAnsi="仿宋" w:eastAsia="仿宋"/>
-          <w:color w:val="333333"/>
-          <w:sz w:val="20"/>
-          <w:szCs w:val="20"/>
-          <w:shd w:val="solid" w:color="FFFFFF" w:fill="FFFFFF"/>
-        </w:rPr>
-        <w:t>数据传输过程的安全性保证</w:t>
-      </w:r>
-    </w:p>
-    <w:p>
-      <w:pPr>
-        <w:adjustRightInd w:val="0"/>
-        <w:snapToGrid w:val="0"/>
-        <w:spacing w:line="360" w:lineRule="auto"/>
-        <w:rPr>
-          <w:rFonts w:ascii="仿宋" w:hAnsi="仿宋" w:eastAsia="仿宋"/>
-          <w:color w:val="333333"/>
-          <w:sz w:val="20"/>
-          <w:szCs w:val="20"/>
-          <w:shd w:val="solid" w:color="FFFFFF" w:fill="FFFFFF"/>
-        </w:rPr>
-      </w:pPr>
-      <w:r>
-        <w:rPr>
-          <w:rFonts w:hint="eastAsia" w:ascii="仿宋" w:hAnsi="仿宋" w:eastAsia="仿宋"/>
-          <w:color w:val="333333"/>
-          <w:sz w:val="20"/>
-          <w:szCs w:val="20"/>
-          <w:shd w:val="solid" w:color="FFFFFF" w:fill="FFFFFF"/>
-        </w:rPr>
-        <w:t>数据管理应用采用</w:t>
-      </w:r>
-      <w:r>
-        <w:rPr>
-          <w:rFonts w:ascii="仿宋" w:hAnsi="仿宋" w:eastAsia="仿宋"/>
-          <w:color w:val="333333"/>
-          <w:sz w:val="20"/>
-          <w:szCs w:val="20"/>
-          <w:shd w:val="solid" w:color="FFFFFF" w:fill="FFFFFF"/>
-        </w:rPr>
-        <w:t>HTTPS</w:t>
-      </w:r>
-      <w:r>
-        <w:rPr>
-          <w:rFonts w:hint="eastAsia" w:ascii="仿宋" w:hAnsi="仿宋" w:eastAsia="仿宋"/>
-          <w:color w:val="333333"/>
-          <w:sz w:val="20"/>
-          <w:szCs w:val="20"/>
-          <w:shd w:val="solid" w:color="FFFFFF" w:fill="FFFFFF"/>
-        </w:rPr>
-        <w:t>技术，</w:t>
-      </w:r>
-      <w:r>
-        <w:rPr>
-          <w:rFonts w:ascii="仿宋" w:hAnsi="仿宋" w:eastAsia="仿宋"/>
-          <w:color w:val="333333"/>
-          <w:sz w:val="20"/>
-          <w:szCs w:val="20"/>
-          <w:shd w:val="solid" w:color="FFFFFF" w:fill="FFFFFF"/>
-        </w:rPr>
-        <w:t>HTTPS</w:t>
-      </w:r>
-      <w:r>
-        <w:rPr>
-          <w:rFonts w:hint="eastAsia" w:ascii="仿宋" w:hAnsi="仿宋" w:eastAsia="仿宋"/>
-          <w:color w:val="333333"/>
-          <w:sz w:val="20"/>
-          <w:szCs w:val="20"/>
-          <w:shd w:val="solid" w:color="FFFFFF" w:fill="FFFFFF"/>
-        </w:rPr>
-        <w:t>是以安全为目的的</w:t>
-      </w:r>
-      <w:r>
-        <w:rPr>
-          <w:rFonts w:ascii="仿宋" w:hAnsi="仿宋" w:eastAsia="仿宋"/>
-          <w:color w:val="333333"/>
-          <w:sz w:val="20"/>
-          <w:szCs w:val="20"/>
-          <w:shd w:val="solid" w:color="FFFFFF" w:fill="FFFFFF"/>
-        </w:rPr>
-        <w:t>SSL</w:t>
-      </w:r>
-      <w:r>
-        <w:rPr>
-          <w:rFonts w:hint="eastAsia" w:ascii="仿宋" w:hAnsi="仿宋" w:eastAsia="仿宋"/>
-          <w:color w:val="333333"/>
-          <w:sz w:val="20"/>
-          <w:szCs w:val="20"/>
-          <w:shd w:val="solid" w:color="FFFFFF" w:fill="FFFFFF"/>
-        </w:rPr>
-        <w:t>加密传输协议，即信息在互联网传输过程中是加密的，即使被其它身份人员截取，也无法获得原有明文信息，并且加密的信息他人也无法进行篡改。通过</w:t>
-      </w:r>
-      <w:r>
-        <w:rPr>
-          <w:rFonts w:ascii="仿宋" w:hAnsi="仿宋" w:eastAsia="仿宋"/>
-          <w:color w:val="333333"/>
-          <w:sz w:val="20"/>
-          <w:szCs w:val="20"/>
-          <w:shd w:val="solid" w:color="FFFFFF" w:fill="FFFFFF"/>
-        </w:rPr>
-        <w:t>HTTPS</w:t>
-      </w:r>
-      <w:r>
-        <w:rPr>
-          <w:rFonts w:hint="eastAsia" w:ascii="仿宋" w:hAnsi="仿宋" w:eastAsia="仿宋"/>
-          <w:color w:val="333333"/>
-          <w:sz w:val="20"/>
-          <w:szCs w:val="20"/>
-          <w:shd w:val="solid" w:color="FFFFFF" w:fill="FFFFFF"/>
-        </w:rPr>
-        <w:t>技术，可以有效保证信息在用户的浏览器到服务器之间传输的安全性。</w:t>
-      </w:r>
-    </w:p>
-    <w:p>
-      <w:pPr>
-        <w:pStyle w:val="6"/>
-        <w:adjustRightInd w:val="0"/>
-        <w:snapToGrid w:val="0"/>
-        <w:spacing w:before="280" w:line="360" w:lineRule="auto"/>
-        <w:rPr>
-          <w:rFonts w:ascii="仿宋" w:hAnsi="仿宋" w:eastAsia="仿宋"/>
-          <w:color w:val="333333"/>
-          <w:sz w:val="20"/>
-          <w:szCs w:val="20"/>
-          <w:shd w:val="solid" w:color="FFFFFF" w:fill="FFFFFF"/>
-        </w:rPr>
-      </w:pPr>
-      <w:r>
-        <w:rPr>
-          <w:rFonts w:ascii="仿宋" w:hAnsi="仿宋" w:eastAsia="仿宋"/>
-          <w:color w:val="333333"/>
-          <w:sz w:val="20"/>
-          <w:szCs w:val="20"/>
-          <w:shd w:val="solid" w:color="FFFFFF" w:fill="FFFFFF"/>
-        </w:rPr>
-        <w:t xml:space="preserve">2. </w:t>
-      </w:r>
-      <w:r>
-        <w:rPr>
-          <w:rFonts w:hint="eastAsia" w:ascii="仿宋" w:hAnsi="仿宋" w:eastAsia="仿宋"/>
-          <w:color w:val="333333"/>
-          <w:sz w:val="20"/>
-          <w:szCs w:val="20"/>
-          <w:shd w:val="solid" w:color="FFFFFF" w:fill="FFFFFF"/>
-        </w:rPr>
-        <w:t>服务器的安全性</w:t>
-      </w:r>
-    </w:p>
-    <w:p>
-      <w:pPr>
-        <w:adjustRightInd w:val="0"/>
-        <w:snapToGrid w:val="0"/>
-        <w:spacing w:line="360" w:lineRule="auto"/>
-        <w:rPr>
-          <w:rFonts w:ascii="仿宋" w:hAnsi="仿宋" w:eastAsia="仿宋"/>
-          <w:color w:val="333333"/>
-          <w:sz w:val="20"/>
-          <w:szCs w:val="20"/>
-          <w:shd w:val="solid" w:color="FFFFFF" w:fill="FFFFFF"/>
-        </w:rPr>
-      </w:pPr>
-      <w:r>
-        <w:rPr>
-          <w:rFonts w:hint="eastAsia" w:ascii="仿宋" w:hAnsi="仿宋" w:eastAsia="仿宋"/>
-          <w:color w:val="333333"/>
-          <w:sz w:val="20"/>
-          <w:szCs w:val="20"/>
-          <w:shd w:val="solid" w:color="FFFFFF" w:fill="FFFFFF"/>
-        </w:rPr>
-        <w:t>数据管理应用的云计算服务器采用的是阿里云的服务。阿里云是国内最安全的云计算服务提供商之一，其采用大数据分析等技术提供</w:t>
-      </w:r>
-      <w:r>
-        <w:rPr>
-          <w:rFonts w:ascii="仿宋" w:hAnsi="仿宋" w:eastAsia="仿宋"/>
-          <w:color w:val="333333"/>
-          <w:sz w:val="20"/>
-          <w:szCs w:val="20"/>
-          <w:shd w:val="solid" w:color="FFFFFF" w:fill="FFFFFF"/>
-        </w:rPr>
-        <w:t>DDoS</w:t>
-      </w:r>
-      <w:r>
-        <w:rPr>
-          <w:rFonts w:hint="eastAsia" w:ascii="仿宋" w:hAnsi="仿宋" w:eastAsia="仿宋"/>
-          <w:color w:val="333333"/>
-          <w:sz w:val="20"/>
-          <w:szCs w:val="20"/>
-          <w:shd w:val="solid" w:color="FFFFFF" w:fill="FFFFFF"/>
-        </w:rPr>
-        <w:t>防护，主机入侵防护，以及漏洞检测、木马检测等一整套安全服务。从发展的角度而言，黑客等攻击技术一直在不断发展，以开放和持续发展为特点的云计算平台肯定会比应变缓慢的私有云平台</w:t>
-      </w:r>
-      <w:r>
-        <w:rPr>
-          <w:rFonts w:ascii="仿宋" w:hAnsi="仿宋" w:eastAsia="仿宋"/>
-          <w:color w:val="333333"/>
-          <w:sz w:val="20"/>
-          <w:szCs w:val="20"/>
-          <w:shd w:val="solid" w:color="FFFFFF" w:fill="FFFFFF"/>
-        </w:rPr>
-        <w:t>(</w:t>
-      </w:r>
-      <w:r>
-        <w:rPr>
-          <w:rFonts w:hint="eastAsia" w:ascii="仿宋" w:hAnsi="仿宋" w:eastAsia="仿宋"/>
-          <w:color w:val="333333"/>
-          <w:sz w:val="20"/>
-          <w:szCs w:val="20"/>
-          <w:shd w:val="solid" w:color="FFFFFF" w:fill="FFFFFF"/>
-        </w:rPr>
-        <w:t>这里指在外网公开的</w:t>
-      </w:r>
-      <w:r>
-        <w:rPr>
-          <w:rFonts w:ascii="仿宋" w:hAnsi="仿宋" w:eastAsia="仿宋"/>
-          <w:color w:val="333333"/>
-          <w:sz w:val="20"/>
-          <w:szCs w:val="20"/>
-          <w:shd w:val="solid" w:color="FFFFFF" w:fill="FFFFFF"/>
-        </w:rPr>
-        <w:t>)</w:t>
-      </w:r>
-      <w:r>
-        <w:rPr>
-          <w:rFonts w:hint="eastAsia" w:ascii="仿宋" w:hAnsi="仿宋" w:eastAsia="仿宋"/>
-          <w:color w:val="333333"/>
-          <w:sz w:val="20"/>
-          <w:szCs w:val="20"/>
-          <w:shd w:val="solid" w:color="FFFFFF" w:fill="FFFFFF"/>
-        </w:rPr>
-        <w:t>在服务器安全性上更有保证。</w:t>
-      </w:r>
-    </w:p>
-    <w:p>
-      <w:pPr>
-        <w:pStyle w:val="6"/>
-        <w:adjustRightInd w:val="0"/>
-        <w:snapToGrid w:val="0"/>
-        <w:spacing w:before="280" w:line="360" w:lineRule="auto"/>
-        <w:rPr>
-          <w:rFonts w:ascii="仿宋" w:hAnsi="仿宋" w:eastAsia="仿宋"/>
-          <w:color w:val="333333"/>
-          <w:sz w:val="20"/>
-          <w:szCs w:val="20"/>
-          <w:shd w:val="solid" w:color="FFFFFF" w:fill="FFFFFF"/>
-        </w:rPr>
-      </w:pPr>
-      <w:r>
-        <w:rPr>
-          <w:rFonts w:ascii="仿宋" w:hAnsi="仿宋" w:eastAsia="仿宋"/>
-          <w:color w:val="333333"/>
-          <w:sz w:val="20"/>
-          <w:szCs w:val="20"/>
-          <w:shd w:val="solid" w:color="FFFFFF" w:fill="FFFFFF"/>
-        </w:rPr>
-        <w:t xml:space="preserve">3. </w:t>
-      </w:r>
-      <w:r>
-        <w:rPr>
-          <w:rFonts w:hint="eastAsia" w:ascii="仿宋" w:hAnsi="仿宋" w:eastAsia="仿宋"/>
-          <w:color w:val="333333"/>
-          <w:sz w:val="20"/>
-          <w:szCs w:val="20"/>
-          <w:shd w:val="solid" w:color="FFFFFF" w:fill="FFFFFF"/>
-        </w:rPr>
-        <w:t>存储数据防窃取及丢失</w:t>
-      </w:r>
-    </w:p>
-    <w:p>
-      <w:pPr>
-        <w:adjustRightInd w:val="0"/>
-        <w:snapToGrid w:val="0"/>
-        <w:spacing w:line="360" w:lineRule="auto"/>
-        <w:rPr>
-          <w:rFonts w:ascii="仿宋" w:hAnsi="仿宋" w:eastAsia="仿宋"/>
-          <w:color w:val="333333"/>
-          <w:sz w:val="20"/>
-          <w:szCs w:val="20"/>
-          <w:shd w:val="solid" w:color="FFFFFF" w:fill="FFFFFF"/>
-        </w:rPr>
-      </w:pPr>
-      <w:r>
-        <w:rPr>
-          <w:rFonts w:hint="eastAsia" w:ascii="仿宋" w:hAnsi="仿宋" w:eastAsia="仿宋"/>
-          <w:color w:val="333333"/>
-          <w:sz w:val="20"/>
-          <w:szCs w:val="20"/>
-          <w:shd w:val="solid" w:color="FFFFFF" w:fill="FFFFFF"/>
-        </w:rPr>
-        <w:t>后台的数据存储采用数据加密方式存储，即使在微小概率情况下数据库被攻破，被加密过的信息也能有效保证数据的保密性，并且防止被篡改。并且后台数据库定时会进行数据备份，防止在灾难情况下数据的不完整性，防止数据的丢失。</w:t>
-      </w:r>
-    </w:p>
-    <w:p>
-      <w:pPr>
-        <w:pStyle w:val="6"/>
-        <w:adjustRightInd w:val="0"/>
-        <w:snapToGrid w:val="0"/>
-        <w:spacing w:before="280" w:line="360" w:lineRule="auto"/>
-        <w:rPr>
-          <w:rFonts w:ascii="仿宋" w:hAnsi="仿宋" w:eastAsia="仿宋"/>
-          <w:color w:val="333333"/>
-          <w:sz w:val="20"/>
-          <w:szCs w:val="20"/>
-          <w:shd w:val="solid" w:color="FFFFFF" w:fill="FFFFFF"/>
-        </w:rPr>
-      </w:pPr>
-      <w:r>
-        <w:rPr>
-          <w:rFonts w:ascii="仿宋" w:hAnsi="仿宋" w:eastAsia="仿宋"/>
-          <w:color w:val="333333"/>
-          <w:sz w:val="20"/>
-          <w:szCs w:val="20"/>
-          <w:shd w:val="solid" w:color="FFFFFF" w:fill="FFFFFF"/>
-        </w:rPr>
-        <w:t xml:space="preserve">4. </w:t>
-      </w:r>
-      <w:r>
-        <w:rPr>
-          <w:rFonts w:hint="eastAsia" w:ascii="仿宋" w:hAnsi="仿宋" w:eastAsia="仿宋"/>
-          <w:color w:val="333333"/>
-          <w:sz w:val="20"/>
-          <w:szCs w:val="20"/>
-          <w:shd w:val="solid" w:color="FFFFFF" w:fill="FFFFFF"/>
-        </w:rPr>
-        <w:t>我公司对数据保密性的保证</w:t>
-      </w:r>
-    </w:p>
-    <w:p>
-      <w:pPr>
-        <w:adjustRightInd w:val="0"/>
-        <w:snapToGrid w:val="0"/>
-        <w:spacing w:line="360" w:lineRule="auto"/>
-        <w:rPr>
-          <w:rFonts w:ascii="仿宋" w:hAnsi="仿宋" w:eastAsia="仿宋"/>
-          <w:color w:val="333333"/>
-          <w:sz w:val="20"/>
-          <w:szCs w:val="20"/>
-          <w:shd w:val="solid" w:color="FFFFFF" w:fill="FFFFFF"/>
-        </w:rPr>
-      </w:pPr>
-      <w:r>
-        <w:rPr>
-          <w:rFonts w:hint="eastAsia" w:ascii="仿宋" w:hAnsi="仿宋" w:eastAsia="仿宋"/>
-          <w:color w:val="333333"/>
-          <w:sz w:val="20"/>
-          <w:szCs w:val="20"/>
-          <w:shd w:val="solid" w:color="FFFFFF" w:fill="FFFFFF"/>
-        </w:rPr>
-        <w:t>数据的保密性是云服务公司生存的基础，也是我方对客户的第一保证。我们承诺不会查看、盗取或篡改用户数据，并且愿意签订保密协议，从法律层面保障用户的数据安全。从宏观来看，云服务以其效率高、速度快、价格低、服务器安全性高、统一维护等特点逐渐成为主流，我司也坚信云服务可以走出一条路，坚决为客户的信息安全负责。</w:t>
-      </w:r>
-    </w:p>
-    <w:p>
-      <w:pPr>
-        <w:adjustRightInd w:val="0"/>
-        <w:snapToGrid w:val="0"/>
-        <w:spacing w:before="120" w:beforeLines="50" w:after="120" w:afterLines="50" w:line="360" w:lineRule="auto"/>
-        <w:rPr>
-          <w:rFonts w:ascii="仿宋" w:hAnsi="仿宋" w:eastAsia="仿宋"/>
-          <w:sz w:val="20"/>
-          <w:szCs w:val="20"/>
-          <w:shd w:val="solid" w:color="FFFFFF" w:fill="FFFFFF"/>
-        </w:rPr>
-        <w:sectPr>
-          <w:pgSz w:w="11909" w:h="16834"/>
-          <w:pgMar w:top="1440" w:right="1440" w:bottom="1440" w:left="1440" w:header="708" w:footer="708" w:gutter="0"/>
-          <w:cols w:space="708" w:num="1"/>
-          <w:docGrid w:linePitch="360" w:charSpace="0"/>
-        </w:sectPr>
-      </w:pPr>
-    </w:p>
-    <w:p>
-      <w:pPr>
-        <w:keepNext w:val="0"/>
-        <w:keepLines w:val="0"/>
-        <w:pageBreakBefore w:val="0"/>
-        <w:kinsoku/>
-        <w:wordWrap/>
-        <w:overflowPunct/>
-        <w:topLinePunct w:val="0"/>
-        <w:autoSpaceDE/>
-        <w:autoSpaceDN/>
-        <w:bidi w:val="0"/>
-        <w:adjustRightInd w:val="0"/>
-        <w:snapToGrid w:val="0"/>
-        <w:spacing w:after="0" w:line="360" w:lineRule="auto"/>
-        <w:jc w:val="left"/>
-        <w:textAlignment w:val="auto"/>
-        <w:outlineLvl w:val="9"/>
-        <w:rPr>
-          <w:rFonts w:hint="eastAsia" w:ascii="仿宋" w:hAnsi="仿宋" w:eastAsia="仿宋" w:cs="仿宋"/>
-          <w:b/>
-          <w:bCs/>
-          <w:color w:val="333333"/>
-          <w:sz w:val="21"/>
-          <w:szCs w:val="21"/>
-          <w:shd w:val="solid" w:color="FFFFFF" w:fill="FFFFFF"/>
-        </w:rPr>
-      </w:pPr>
-      <w:r>
-        <w:rPr>
-          <w:rFonts w:hint="eastAsia" w:ascii="仿宋" w:hAnsi="仿宋" w:eastAsia="仿宋" w:cs="仿宋"/>
-          <w:b/>
-          <w:bCs/>
-          <w:color w:val="333333"/>
-          <w:sz w:val="21"/>
-          <w:szCs w:val="21"/>
-          <w:shd w:val="solid" w:color="FFFFFF" w:fill="FFFFFF"/>
-        </w:rPr>
         <w:t>附件四</w:t>
       </w:r>
     </w:p>
     <w:p>
       <w:pPr>
-        <w:pStyle w:val="6"/>
+        <w:pStyle w:val="4"/>
         <w:adjustRightInd w:val="0"/>
         <w:snapToGrid w:val="0"/>
         <w:spacing w:before="280" w:line="360" w:lineRule="auto"/>
@@ -8392,7 +9873,7 @@
     </w:p>
     <w:p>
       <w:pPr>
-        <w:pStyle w:val="6"/>
+        <w:pStyle w:val="4"/>
         <w:adjustRightInd w:val="0"/>
         <w:snapToGrid w:val="0"/>
         <w:spacing w:before="280" w:line="360" w:lineRule="auto"/>
@@ -8417,7 +9898,7 @@
     </w:p>
     <w:p>
       <w:pPr>
-        <w:pStyle w:val="22"/>
+        <w:pStyle w:val="24"/>
         <w:adjustRightInd w:val="0"/>
         <w:snapToGrid w:val="0"/>
         <w:spacing w:line="360" w:lineRule="auto"/>
@@ -8463,7 +9944,7 @@
     </w:p>
     <w:p>
       <w:pPr>
-        <w:pStyle w:val="22"/>
+        <w:pStyle w:val="24"/>
         <w:adjustRightInd w:val="0"/>
         <w:snapToGrid w:val="0"/>
         <w:spacing w:line="360" w:lineRule="auto"/>
@@ -8509,7 +9990,7 @@
     </w:p>
     <w:p>
       <w:pPr>
-        <w:pStyle w:val="22"/>
+        <w:pStyle w:val="24"/>
         <w:adjustRightInd w:val="0"/>
         <w:snapToGrid w:val="0"/>
         <w:spacing w:line="360" w:lineRule="auto"/>
@@ -8555,7 +10036,7 @@
     </w:p>
     <w:p>
       <w:pPr>
-        <w:pStyle w:val="22"/>
+        <w:pStyle w:val="24"/>
         <w:adjustRightInd w:val="0"/>
         <w:snapToGrid w:val="0"/>
         <w:spacing w:line="360" w:lineRule="auto"/>
@@ -8601,7 +10082,7 @@
     </w:p>
     <w:p>
       <w:pPr>
-        <w:pStyle w:val="22"/>
+        <w:pStyle w:val="24"/>
         <w:adjustRightInd w:val="0"/>
         <w:snapToGrid w:val="0"/>
         <w:spacing w:line="360" w:lineRule="auto"/>
@@ -8647,7 +10128,7 @@
     </w:p>
     <w:p>
       <w:pPr>
-        <w:pStyle w:val="22"/>
+        <w:pStyle w:val="24"/>
         <w:adjustRightInd w:val="0"/>
         <w:snapToGrid w:val="0"/>
         <w:spacing w:line="360" w:lineRule="auto"/>
@@ -8678,7 +10159,7 @@
           <w:sz w:val="20"/>
           <w:szCs w:val="20"/>
         </w:rPr>
-        <w:t>{{ tax_rate }}</w:t>
+        <w:t>6%</w:t>
       </w:r>
       <w:r>
         <w:rPr>
@@ -8693,7 +10174,7 @@
     </w:p>
     <w:p>
       <w:pPr>
-        <w:pStyle w:val="22"/>
+        <w:pStyle w:val="24"/>
         <w:adjustRightInd w:val="0"/>
         <w:snapToGrid w:val="0"/>
         <w:spacing w:line="360" w:lineRule="auto"/>
@@ -8739,7 +10220,7 @@
     </w:p>
     <w:p>
       <w:pPr>
-        <w:pStyle w:val="22"/>
+        <w:pStyle w:val="24"/>
         <w:adjustRightInd w:val="0"/>
         <w:snapToGrid w:val="0"/>
         <w:spacing w:line="360" w:lineRule="auto"/>
@@ -8785,7 +10266,7 @@
     </w:p>
     <w:p>
       <w:pPr>
-        <w:pStyle w:val="22"/>
+        <w:pStyle w:val="24"/>
         <w:adjustRightInd w:val="0"/>
         <w:snapToGrid w:val="0"/>
         <w:spacing w:line="360" w:lineRule="auto"/>
@@ -8831,7 +10312,7 @@
     </w:p>
     <w:p>
       <w:pPr>
-        <w:pStyle w:val="6"/>
+        <w:pStyle w:val="4"/>
         <w:adjustRightInd w:val="0"/>
         <w:snapToGrid w:val="0"/>
         <w:spacing w:before="280" w:line="360" w:lineRule="auto"/>
@@ -8856,7 +10337,7 @@
     </w:p>
     <w:p>
       <w:pPr>
-        <w:pStyle w:val="22"/>
+        <w:pStyle w:val="24"/>
         <w:adjustRightInd w:val="0"/>
         <w:snapToGrid w:val="0"/>
         <w:spacing w:line="360" w:lineRule="auto"/>
@@ -8902,7 +10383,7 @@
     </w:p>
     <w:p>
       <w:pPr>
-        <w:pStyle w:val="22"/>
+        <w:pStyle w:val="24"/>
         <w:adjustRightInd w:val="0"/>
         <w:snapToGrid w:val="0"/>
         <w:spacing w:line="360" w:lineRule="auto"/>
@@ -8948,7 +10429,7 @@
     </w:p>
     <w:p>
       <w:pPr>
-        <w:pStyle w:val="22"/>
+        <w:pStyle w:val="24"/>
         <w:adjustRightInd w:val="0"/>
         <w:snapToGrid w:val="0"/>
         <w:spacing w:line="360" w:lineRule="auto"/>
@@ -8994,7 +10475,7 @@
     </w:p>
     <w:p>
       <w:pPr>
-        <w:pStyle w:val="22"/>
+        <w:pStyle w:val="24"/>
         <w:adjustRightInd w:val="0"/>
         <w:snapToGrid w:val="0"/>
         <w:spacing w:line="360" w:lineRule="auto"/>
@@ -9040,7 +10521,7 @@
     </w:p>
     <w:p>
       <w:pPr>
-        <w:pStyle w:val="22"/>
+        <w:pStyle w:val="24"/>
         <w:keepNext w:val="0"/>
         <w:keepLines w:val="0"/>
         <w:pageBreakBefore w:val="0"/>
@@ -9068,7 +10549,23 @@
     </w:p>
     <w:p>
       <w:pPr>
-        <w:pStyle w:val="22"/>
+        <w:pStyle w:val="24"/>
+        <w:adjustRightInd w:val="0"/>
+        <w:snapToGrid w:val="0"/>
+        <w:spacing w:line="360" w:lineRule="auto"/>
+        <w:jc w:val="left"/>
+        <w:rPr>
+          <w:rFonts w:ascii="仿宋" w:hAnsi="仿宋" w:eastAsia="仿宋" w:cstheme="minorEastAsia"/>
+          <w:color w:val="333333"/>
+          <w:sz w:val="21"/>
+          <w:szCs w:val="21"/>
+          <w:shd w:val="solid" w:color="FFFFFF" w:fill="FFFFFF"/>
+        </w:rPr>
+      </w:pPr>
+    </w:p>
+    <w:p>
+      <w:pPr>
+        <w:pStyle w:val="24"/>
         <w:adjustRightInd w:val="0"/>
         <w:snapToGrid w:val="0"/>
         <w:spacing w:line="360" w:lineRule="auto"/>
@@ -9131,7 +10628,7 @@
         <w:sdtContent>
           <w:p>
             <w:pPr>
-              <w:pStyle w:val="12"/>
+              <w:pStyle w:val="11"/>
               <w:jc w:val="center"/>
             </w:pPr>
             <w:r>
@@ -9237,7 +10734,7 @@
   </w:sdt>
   <w:p>
     <w:pPr>
-      <w:pStyle w:val="12"/>
+      <w:pStyle w:val="11"/>
     </w:pPr>
   </w:p>
 </w:ftr>
@@ -9257,7 +10754,7 @@
         <w:sdtContent>
           <w:p>
             <w:pPr>
-              <w:pStyle w:val="12"/>
+              <w:pStyle w:val="11"/>
               <w:jc w:val="center"/>
             </w:pPr>
             <w:r>
@@ -9363,7 +10860,7 @@
   </w:sdt>
   <w:p>
     <w:pPr>
-      <w:pStyle w:val="12"/>
+      <w:pStyle w:val="11"/>
     </w:pPr>
   </w:p>
 </w:ftr>
@@ -9442,6 +10939,771 @@
     </w:r>
   </w:p>
 </w:hdr>
+</file>
+
+<file path=word/numbering.xml><?xml version="1.0" encoding="utf-8"?>
+<w:numbering xmlns:wpc="http://schemas.microsoft.com/office/word/2010/wordprocessingCanvas" xmlns:mc="http://schemas.openxmlformats.org/markup-compatibility/2006" xmlns:o="urn:schemas-microsoft-com:office:office" xmlns:r="http://schemas.openxmlformats.org/officeDocument/2006/relationships" xmlns:m="http://schemas.openxmlformats.org/officeDocument/2006/math" xmlns:v="urn:schemas-microsoft-com:vml" xmlns:wp14="http://schemas.microsoft.com/office/word/2010/wordprocessingDrawing" xmlns:wp="http://schemas.openxmlformats.org/drawingml/2006/wordprocessingDrawing" xmlns:w10="urn:schemas-microsoft-com:office:word" xmlns:w="http://schemas.openxmlformats.org/wordprocessingml/2006/main" xmlns:w14="http://schemas.microsoft.com/office/word/2010/wordml" xmlns:wpg="http://schemas.microsoft.com/office/word/2010/wordprocessingGroup" xmlns:wpi="http://schemas.microsoft.com/office/word/2010/wordprocessingInk" xmlns:wne="http://schemas.microsoft.com/office/word/2006/wordml" xmlns:wps="http://schemas.microsoft.com/office/word/2010/wordprocessingShape" xmlns:wpsCustomData="http://www.wps.cn/officeDocument/2013/wpsCustomData" mc:Ignorable="w14 wp14">
+  <w:abstractNum w:abstractNumId="0">
+    <w:nsid w:val="87967006"/>
+    <w:multiLevelType w:val="multilevel"/>
+    <w:tmpl w:val="87967006"/>
+    <w:lvl w:ilvl="0" w:tentative="0">
+      <w:start w:val="1"/>
+      <w:numFmt w:val="bullet"/>
+      <w:lvlText w:val=""/>
+      <w:lvlJc w:val="left"/>
+      <w:pPr>
+        <w:tabs>
+          <w:tab w:val="left" w:pos="720"/>
+        </w:tabs>
+        <w:ind w:left="720" w:hanging="360"/>
+      </w:pPr>
+      <w:rPr>
+        <w:rFonts w:hint="default" w:ascii="Symbol" w:hAnsi="Symbol" w:cs="Symbol"/>
+        <w:sz w:val="20"/>
+      </w:rPr>
+    </w:lvl>
+    <w:lvl w:ilvl="1" w:tentative="0">
+      <w:start w:val="1"/>
+      <w:numFmt w:val="bullet"/>
+      <w:lvlText w:val="o"/>
+      <w:lvlJc w:val="left"/>
+      <w:pPr>
+        <w:tabs>
+          <w:tab w:val="left" w:pos="1440"/>
+        </w:tabs>
+        <w:ind w:left="1440" w:hanging="360"/>
+      </w:pPr>
+      <w:rPr>
+        <w:rFonts w:hint="default" w:ascii="Courier New" w:hAnsi="Courier New" w:cs="Courier New"/>
+        <w:sz w:val="20"/>
+      </w:rPr>
+    </w:lvl>
+    <w:lvl w:ilvl="2" w:tentative="0">
+      <w:start w:val="1"/>
+      <w:numFmt w:val="bullet"/>
+      <w:lvlText w:val=""/>
+      <w:lvlJc w:val="left"/>
+      <w:pPr>
+        <w:tabs>
+          <w:tab w:val="left" w:pos="2160"/>
+        </w:tabs>
+        <w:ind w:left="2160" w:hanging="360"/>
+      </w:pPr>
+      <w:rPr>
+        <w:rFonts w:hint="default" w:ascii="Wingdings" w:hAnsi="Wingdings" w:cs="Wingdings"/>
+        <w:sz w:val="20"/>
+      </w:rPr>
+    </w:lvl>
+    <w:lvl w:ilvl="3" w:tentative="0">
+      <w:start w:val="1"/>
+      <w:numFmt w:val="bullet"/>
+      <w:lvlText w:val=""/>
+      <w:lvlJc w:val="left"/>
+      <w:pPr>
+        <w:tabs>
+          <w:tab w:val="left" w:pos="2880"/>
+        </w:tabs>
+        <w:ind w:left="2880" w:hanging="360"/>
+      </w:pPr>
+      <w:rPr>
+        <w:rFonts w:hint="default" w:ascii="Wingdings" w:hAnsi="Wingdings" w:cs="Wingdings"/>
+        <w:sz w:val="20"/>
+      </w:rPr>
+    </w:lvl>
+    <w:lvl w:ilvl="4" w:tentative="0">
+      <w:start w:val="1"/>
+      <w:numFmt w:val="bullet"/>
+      <w:lvlText w:val=""/>
+      <w:lvlJc w:val="left"/>
+      <w:pPr>
+        <w:tabs>
+          <w:tab w:val="left" w:pos="3600"/>
+        </w:tabs>
+        <w:ind w:left="3600" w:hanging="360"/>
+      </w:pPr>
+      <w:rPr>
+        <w:rFonts w:hint="default" w:ascii="Wingdings" w:hAnsi="Wingdings" w:cs="Wingdings"/>
+        <w:sz w:val="20"/>
+      </w:rPr>
+    </w:lvl>
+    <w:lvl w:ilvl="5" w:tentative="0">
+      <w:start w:val="1"/>
+      <w:numFmt w:val="bullet"/>
+      <w:lvlText w:val=""/>
+      <w:lvlJc w:val="left"/>
+      <w:pPr>
+        <w:tabs>
+          <w:tab w:val="left" w:pos="4320"/>
+        </w:tabs>
+        <w:ind w:left="4320" w:hanging="360"/>
+      </w:pPr>
+      <w:rPr>
+        <w:rFonts w:hint="default" w:ascii="Wingdings" w:hAnsi="Wingdings" w:cs="Wingdings"/>
+        <w:sz w:val="20"/>
+      </w:rPr>
+    </w:lvl>
+    <w:lvl w:ilvl="6" w:tentative="0">
+      <w:start w:val="1"/>
+      <w:numFmt w:val="bullet"/>
+      <w:lvlText w:val=""/>
+      <w:lvlJc w:val="left"/>
+      <w:pPr>
+        <w:tabs>
+          <w:tab w:val="left" w:pos="5040"/>
+        </w:tabs>
+        <w:ind w:left="5040" w:hanging="360"/>
+      </w:pPr>
+      <w:rPr>
+        <w:rFonts w:hint="default" w:ascii="Wingdings" w:hAnsi="Wingdings" w:cs="Wingdings"/>
+        <w:sz w:val="20"/>
+      </w:rPr>
+    </w:lvl>
+    <w:lvl w:ilvl="7" w:tentative="0">
+      <w:start w:val="1"/>
+      <w:numFmt w:val="bullet"/>
+      <w:lvlText w:val=""/>
+      <w:lvlJc w:val="left"/>
+      <w:pPr>
+        <w:tabs>
+          <w:tab w:val="left" w:pos="5760"/>
+        </w:tabs>
+        <w:ind w:left="5760" w:hanging="360"/>
+      </w:pPr>
+      <w:rPr>
+        <w:rFonts w:hint="default" w:ascii="Wingdings" w:hAnsi="Wingdings" w:cs="Wingdings"/>
+        <w:sz w:val="20"/>
+      </w:rPr>
+    </w:lvl>
+    <w:lvl w:ilvl="8" w:tentative="0">
+      <w:start w:val="1"/>
+      <w:numFmt w:val="bullet"/>
+      <w:lvlText w:val=""/>
+      <w:lvlJc w:val="left"/>
+      <w:pPr>
+        <w:tabs>
+          <w:tab w:val="left" w:pos="6480"/>
+        </w:tabs>
+        <w:ind w:left="6480" w:hanging="360"/>
+      </w:pPr>
+      <w:rPr>
+        <w:rFonts w:hint="default" w:ascii="Wingdings" w:hAnsi="Wingdings" w:cs="Wingdings"/>
+        <w:sz w:val="20"/>
+      </w:rPr>
+    </w:lvl>
+  </w:abstractNum>
+  <w:abstractNum w:abstractNumId="1">
+    <w:nsid w:val="8EEC882B"/>
+    <w:multiLevelType w:val="multilevel"/>
+    <w:tmpl w:val="8EEC882B"/>
+    <w:lvl w:ilvl="0" w:tentative="0">
+      <w:start w:val="1"/>
+      <w:numFmt w:val="bullet"/>
+      <w:lvlText w:val=""/>
+      <w:lvlJc w:val="left"/>
+      <w:pPr>
+        <w:tabs>
+          <w:tab w:val="left" w:pos="720"/>
+        </w:tabs>
+        <w:ind w:left="720" w:hanging="360"/>
+      </w:pPr>
+      <w:rPr>
+        <w:rFonts w:hint="default" w:ascii="Symbol" w:hAnsi="Symbol" w:cs="Symbol"/>
+        <w:sz w:val="20"/>
+      </w:rPr>
+    </w:lvl>
+    <w:lvl w:ilvl="1" w:tentative="0">
+      <w:start w:val="1"/>
+      <w:numFmt w:val="bullet"/>
+      <w:lvlText w:val="o"/>
+      <w:lvlJc w:val="left"/>
+      <w:pPr>
+        <w:tabs>
+          <w:tab w:val="left" w:pos="1440"/>
+        </w:tabs>
+        <w:ind w:left="1440" w:hanging="360"/>
+      </w:pPr>
+      <w:rPr>
+        <w:rFonts w:hint="default" w:ascii="Courier New" w:hAnsi="Courier New" w:cs="Courier New"/>
+        <w:sz w:val="20"/>
+      </w:rPr>
+    </w:lvl>
+    <w:lvl w:ilvl="2" w:tentative="0">
+      <w:start w:val="1"/>
+      <w:numFmt w:val="bullet"/>
+      <w:lvlText w:val=""/>
+      <w:lvlJc w:val="left"/>
+      <w:pPr>
+        <w:tabs>
+          <w:tab w:val="left" w:pos="2160"/>
+        </w:tabs>
+        <w:ind w:left="2160" w:hanging="360"/>
+      </w:pPr>
+      <w:rPr>
+        <w:rFonts w:hint="default" w:ascii="Wingdings" w:hAnsi="Wingdings" w:cs="Wingdings"/>
+        <w:sz w:val="20"/>
+      </w:rPr>
+    </w:lvl>
+    <w:lvl w:ilvl="3" w:tentative="0">
+      <w:start w:val="1"/>
+      <w:numFmt w:val="bullet"/>
+      <w:lvlText w:val=""/>
+      <w:lvlJc w:val="left"/>
+      <w:pPr>
+        <w:tabs>
+          <w:tab w:val="left" w:pos="2880"/>
+        </w:tabs>
+        <w:ind w:left="2880" w:hanging="360"/>
+      </w:pPr>
+      <w:rPr>
+        <w:rFonts w:hint="default" w:ascii="Wingdings" w:hAnsi="Wingdings" w:cs="Wingdings"/>
+        <w:sz w:val="20"/>
+      </w:rPr>
+    </w:lvl>
+    <w:lvl w:ilvl="4" w:tentative="0">
+      <w:start w:val="1"/>
+      <w:numFmt w:val="bullet"/>
+      <w:lvlText w:val=""/>
+      <w:lvlJc w:val="left"/>
+      <w:pPr>
+        <w:tabs>
+          <w:tab w:val="left" w:pos="3600"/>
+        </w:tabs>
+        <w:ind w:left="3600" w:hanging="360"/>
+      </w:pPr>
+      <w:rPr>
+        <w:rFonts w:hint="default" w:ascii="Wingdings" w:hAnsi="Wingdings" w:cs="Wingdings"/>
+        <w:sz w:val="20"/>
+      </w:rPr>
+    </w:lvl>
+    <w:lvl w:ilvl="5" w:tentative="0">
+      <w:start w:val="1"/>
+      <w:numFmt w:val="bullet"/>
+      <w:lvlText w:val=""/>
+      <w:lvlJc w:val="left"/>
+      <w:pPr>
+        <w:tabs>
+          <w:tab w:val="left" w:pos="4320"/>
+        </w:tabs>
+        <w:ind w:left="4320" w:hanging="360"/>
+      </w:pPr>
+      <w:rPr>
+        <w:rFonts w:hint="default" w:ascii="Wingdings" w:hAnsi="Wingdings" w:cs="Wingdings"/>
+        <w:sz w:val="20"/>
+      </w:rPr>
+    </w:lvl>
+    <w:lvl w:ilvl="6" w:tentative="0">
+      <w:start w:val="1"/>
+      <w:numFmt w:val="bullet"/>
+      <w:lvlText w:val=""/>
+      <w:lvlJc w:val="left"/>
+      <w:pPr>
+        <w:tabs>
+          <w:tab w:val="left" w:pos="5040"/>
+        </w:tabs>
+        <w:ind w:left="5040" w:hanging="360"/>
+      </w:pPr>
+      <w:rPr>
+        <w:rFonts w:hint="default" w:ascii="Wingdings" w:hAnsi="Wingdings" w:cs="Wingdings"/>
+        <w:sz w:val="20"/>
+      </w:rPr>
+    </w:lvl>
+    <w:lvl w:ilvl="7" w:tentative="0">
+      <w:start w:val="1"/>
+      <w:numFmt w:val="bullet"/>
+      <w:lvlText w:val=""/>
+      <w:lvlJc w:val="left"/>
+      <w:pPr>
+        <w:tabs>
+          <w:tab w:val="left" w:pos="5760"/>
+        </w:tabs>
+        <w:ind w:left="5760" w:hanging="360"/>
+      </w:pPr>
+      <w:rPr>
+        <w:rFonts w:hint="default" w:ascii="Wingdings" w:hAnsi="Wingdings" w:cs="Wingdings"/>
+        <w:sz w:val="20"/>
+      </w:rPr>
+    </w:lvl>
+    <w:lvl w:ilvl="8" w:tentative="0">
+      <w:start w:val="1"/>
+      <w:numFmt w:val="bullet"/>
+      <w:lvlText w:val=""/>
+      <w:lvlJc w:val="left"/>
+      <w:pPr>
+        <w:tabs>
+          <w:tab w:val="left" w:pos="6480"/>
+        </w:tabs>
+        <w:ind w:left="6480" w:hanging="360"/>
+      </w:pPr>
+      <w:rPr>
+        <w:rFonts w:hint="default" w:ascii="Wingdings" w:hAnsi="Wingdings" w:cs="Wingdings"/>
+        <w:sz w:val="20"/>
+      </w:rPr>
+    </w:lvl>
+  </w:abstractNum>
+  <w:abstractNum w:abstractNumId="2">
+    <w:nsid w:val="9FE9C0E0"/>
+    <w:multiLevelType w:val="multilevel"/>
+    <w:tmpl w:val="9FE9C0E0"/>
+    <w:lvl w:ilvl="0" w:tentative="0">
+      <w:start w:val="1"/>
+      <w:numFmt w:val="bullet"/>
+      <w:lvlText w:val=""/>
+      <w:lvlJc w:val="left"/>
+      <w:pPr>
+        <w:tabs>
+          <w:tab w:val="left" w:pos="720"/>
+        </w:tabs>
+        <w:ind w:left="720" w:hanging="360"/>
+      </w:pPr>
+      <w:rPr>
+        <w:rFonts w:ascii="Symbol" w:hAnsi="Symbol" w:cs="Symbol"/>
+        <w:sz w:val="20"/>
+      </w:rPr>
+    </w:lvl>
+    <w:lvl w:ilvl="1" w:tentative="0">
+      <w:start w:val="1"/>
+      <w:numFmt w:val="bullet"/>
+      <w:lvlText w:val="o"/>
+      <w:lvlJc w:val="left"/>
+      <w:pPr>
+        <w:tabs>
+          <w:tab w:val="left" w:pos="1440"/>
+        </w:tabs>
+        <w:ind w:left="1440" w:hanging="360"/>
+      </w:pPr>
+      <w:rPr>
+        <w:rFonts w:ascii="Courier New" w:hAnsi="Courier New" w:cs="Courier New"/>
+        <w:sz w:val="20"/>
+      </w:rPr>
+    </w:lvl>
+    <w:lvl w:ilvl="2" w:tentative="0">
+      <w:start w:val="1"/>
+      <w:numFmt w:val="bullet"/>
+      <w:lvlText w:val=""/>
+      <w:lvlJc w:val="left"/>
+      <w:pPr>
+        <w:tabs>
+          <w:tab w:val="left" w:pos="2160"/>
+        </w:tabs>
+        <w:ind w:left="2160" w:hanging="360"/>
+      </w:pPr>
+      <w:rPr>
+        <w:rFonts w:ascii="Wingdings" w:hAnsi="Wingdings" w:cs="Wingdings"/>
+        <w:sz w:val="20"/>
+      </w:rPr>
+    </w:lvl>
+    <w:lvl w:ilvl="3" w:tentative="0">
+      <w:start w:val="1"/>
+      <w:numFmt w:val="bullet"/>
+      <w:lvlText w:val=""/>
+      <w:lvlJc w:val="left"/>
+      <w:pPr>
+        <w:tabs>
+          <w:tab w:val="left" w:pos="2880"/>
+        </w:tabs>
+        <w:ind w:left="2880" w:hanging="360"/>
+      </w:pPr>
+      <w:rPr>
+        <w:rFonts w:hint="default" w:ascii="Wingdings" w:hAnsi="Wingdings" w:cs="Wingdings"/>
+        <w:sz w:val="20"/>
+      </w:rPr>
+    </w:lvl>
+    <w:lvl w:ilvl="4" w:tentative="0">
+      <w:start w:val="1"/>
+      <w:numFmt w:val="bullet"/>
+      <w:lvlText w:val=""/>
+      <w:lvlJc w:val="left"/>
+      <w:pPr>
+        <w:tabs>
+          <w:tab w:val="left" w:pos="3600"/>
+        </w:tabs>
+        <w:ind w:left="3600" w:hanging="360"/>
+      </w:pPr>
+      <w:rPr>
+        <w:rFonts w:hint="default" w:ascii="Wingdings" w:hAnsi="Wingdings" w:cs="Wingdings"/>
+        <w:sz w:val="20"/>
+      </w:rPr>
+    </w:lvl>
+    <w:lvl w:ilvl="5" w:tentative="0">
+      <w:start w:val="1"/>
+      <w:numFmt w:val="bullet"/>
+      <w:lvlText w:val=""/>
+      <w:lvlJc w:val="left"/>
+      <w:pPr>
+        <w:tabs>
+          <w:tab w:val="left" w:pos="4320"/>
+        </w:tabs>
+        <w:ind w:left="4320" w:hanging="360"/>
+      </w:pPr>
+      <w:rPr>
+        <w:rFonts w:hint="default" w:ascii="Wingdings" w:hAnsi="Wingdings" w:cs="Wingdings"/>
+        <w:sz w:val="20"/>
+      </w:rPr>
+    </w:lvl>
+    <w:lvl w:ilvl="6" w:tentative="0">
+      <w:start w:val="1"/>
+      <w:numFmt w:val="bullet"/>
+      <w:lvlText w:val=""/>
+      <w:lvlJc w:val="left"/>
+      <w:pPr>
+        <w:tabs>
+          <w:tab w:val="left" w:pos="5040"/>
+        </w:tabs>
+        <w:ind w:left="5040" w:hanging="360"/>
+      </w:pPr>
+      <w:rPr>
+        <w:rFonts w:hint="default" w:ascii="Wingdings" w:hAnsi="Wingdings" w:cs="Wingdings"/>
+        <w:sz w:val="20"/>
+      </w:rPr>
+    </w:lvl>
+    <w:lvl w:ilvl="7" w:tentative="0">
+      <w:start w:val="1"/>
+      <w:numFmt w:val="bullet"/>
+      <w:lvlText w:val=""/>
+      <w:lvlJc w:val="left"/>
+      <w:pPr>
+        <w:tabs>
+          <w:tab w:val="left" w:pos="5760"/>
+        </w:tabs>
+        <w:ind w:left="5760" w:hanging="360"/>
+      </w:pPr>
+      <w:rPr>
+        <w:rFonts w:hint="default" w:ascii="Wingdings" w:hAnsi="Wingdings" w:cs="Wingdings"/>
+        <w:sz w:val="20"/>
+      </w:rPr>
+    </w:lvl>
+    <w:lvl w:ilvl="8" w:tentative="0">
+      <w:start w:val="1"/>
+      <w:numFmt w:val="bullet"/>
+      <w:lvlText w:val=""/>
+      <w:lvlJc w:val="left"/>
+      <w:pPr>
+        <w:tabs>
+          <w:tab w:val="left" w:pos="6480"/>
+        </w:tabs>
+        <w:ind w:left="6480" w:hanging="360"/>
+      </w:pPr>
+      <w:rPr>
+        <w:rFonts w:hint="default" w:ascii="Wingdings" w:hAnsi="Wingdings" w:cs="Wingdings"/>
+        <w:sz w:val="20"/>
+      </w:rPr>
+    </w:lvl>
+  </w:abstractNum>
+  <w:abstractNum w:abstractNumId="3">
+    <w:nsid w:val="B5CE7180"/>
+    <w:multiLevelType w:val="multilevel"/>
+    <w:tmpl w:val="B5CE7180"/>
+    <w:lvl w:ilvl="0" w:tentative="0">
+      <w:start w:val="1"/>
+      <w:numFmt w:val="bullet"/>
+      <w:lvlText w:val=""/>
+      <w:lvlJc w:val="left"/>
+      <w:pPr>
+        <w:tabs>
+          <w:tab w:val="left" w:pos="720"/>
+        </w:tabs>
+        <w:ind w:left="720" w:hanging="360"/>
+      </w:pPr>
+      <w:rPr>
+        <w:rFonts w:hint="default" w:ascii="Symbol" w:hAnsi="Symbol" w:cs="Symbol"/>
+        <w:sz w:val="20"/>
+      </w:rPr>
+    </w:lvl>
+    <w:lvl w:ilvl="1" w:tentative="0">
+      <w:start w:val="1"/>
+      <w:numFmt w:val="bullet"/>
+      <w:lvlText w:val="o"/>
+      <w:lvlJc w:val="left"/>
+      <w:pPr>
+        <w:tabs>
+          <w:tab w:val="left" w:pos="1440"/>
+        </w:tabs>
+        <w:ind w:left="1440" w:hanging="360"/>
+      </w:pPr>
+      <w:rPr>
+        <w:rFonts w:hint="default" w:ascii="Courier New" w:hAnsi="Courier New" w:cs="Courier New"/>
+        <w:sz w:val="20"/>
+      </w:rPr>
+    </w:lvl>
+    <w:lvl w:ilvl="2" w:tentative="0">
+      <w:start w:val="1"/>
+      <w:numFmt w:val="bullet"/>
+      <w:lvlText w:val=""/>
+      <w:lvlJc w:val="left"/>
+      <w:pPr>
+        <w:tabs>
+          <w:tab w:val="left" w:pos="2160"/>
+        </w:tabs>
+        <w:ind w:left="2160" w:hanging="360"/>
+      </w:pPr>
+      <w:rPr>
+        <w:rFonts w:hint="default" w:ascii="Wingdings" w:hAnsi="Wingdings" w:cs="Wingdings"/>
+        <w:sz w:val="20"/>
+      </w:rPr>
+    </w:lvl>
+    <w:lvl w:ilvl="3" w:tentative="0">
+      <w:start w:val="1"/>
+      <w:numFmt w:val="bullet"/>
+      <w:lvlText w:val=""/>
+      <w:lvlJc w:val="left"/>
+      <w:pPr>
+        <w:tabs>
+          <w:tab w:val="left" w:pos="2880"/>
+        </w:tabs>
+        <w:ind w:left="2880" w:hanging="360"/>
+      </w:pPr>
+      <w:rPr>
+        <w:rFonts w:hint="default" w:ascii="Wingdings" w:hAnsi="Wingdings" w:cs="Wingdings"/>
+        <w:sz w:val="20"/>
+      </w:rPr>
+    </w:lvl>
+    <w:lvl w:ilvl="4" w:tentative="0">
+      <w:start w:val="1"/>
+      <w:numFmt w:val="bullet"/>
+      <w:lvlText w:val=""/>
+      <w:lvlJc w:val="left"/>
+      <w:pPr>
+        <w:tabs>
+          <w:tab w:val="left" w:pos="3600"/>
+        </w:tabs>
+        <w:ind w:left="3600" w:hanging="360"/>
+      </w:pPr>
+      <w:rPr>
+        <w:rFonts w:hint="default" w:ascii="Wingdings" w:hAnsi="Wingdings" w:cs="Wingdings"/>
+        <w:sz w:val="20"/>
+      </w:rPr>
+    </w:lvl>
+    <w:lvl w:ilvl="5" w:tentative="0">
+      <w:start w:val="1"/>
+      <w:numFmt w:val="bullet"/>
+      <w:lvlText w:val=""/>
+      <w:lvlJc w:val="left"/>
+      <w:pPr>
+        <w:tabs>
+          <w:tab w:val="left" w:pos="4320"/>
+        </w:tabs>
+        <w:ind w:left="4320" w:hanging="360"/>
+      </w:pPr>
+      <w:rPr>
+        <w:rFonts w:hint="default" w:ascii="Wingdings" w:hAnsi="Wingdings" w:cs="Wingdings"/>
+        <w:sz w:val="20"/>
+      </w:rPr>
+    </w:lvl>
+    <w:lvl w:ilvl="6" w:tentative="0">
+      <w:start w:val="1"/>
+      <w:numFmt w:val="bullet"/>
+      <w:lvlText w:val=""/>
+      <w:lvlJc w:val="left"/>
+      <w:pPr>
+        <w:tabs>
+          <w:tab w:val="left" w:pos="5040"/>
+        </w:tabs>
+        <w:ind w:left="5040" w:hanging="360"/>
+      </w:pPr>
+      <w:rPr>
+        <w:rFonts w:hint="default" w:ascii="Wingdings" w:hAnsi="Wingdings" w:cs="Wingdings"/>
+        <w:sz w:val="20"/>
+      </w:rPr>
+    </w:lvl>
+    <w:lvl w:ilvl="7" w:tentative="0">
+      <w:start w:val="1"/>
+      <w:numFmt w:val="bullet"/>
+      <w:lvlText w:val=""/>
+      <w:lvlJc w:val="left"/>
+      <w:pPr>
+        <w:tabs>
+          <w:tab w:val="left" w:pos="5760"/>
+        </w:tabs>
+        <w:ind w:left="5760" w:hanging="360"/>
+      </w:pPr>
+      <w:rPr>
+        <w:rFonts w:hint="default" w:ascii="Wingdings" w:hAnsi="Wingdings" w:cs="Wingdings"/>
+        <w:sz w:val="20"/>
+      </w:rPr>
+    </w:lvl>
+    <w:lvl w:ilvl="8" w:tentative="0">
+      <w:start w:val="1"/>
+      <w:numFmt w:val="bullet"/>
+      <w:lvlText w:val=""/>
+      <w:lvlJc w:val="left"/>
+      <w:pPr>
+        <w:tabs>
+          <w:tab w:val="left" w:pos="6480"/>
+        </w:tabs>
+        <w:ind w:left="6480" w:hanging="360"/>
+      </w:pPr>
+      <w:rPr>
+        <w:rFonts w:hint="default" w:ascii="Wingdings" w:hAnsi="Wingdings" w:cs="Wingdings"/>
+        <w:sz w:val="20"/>
+      </w:rPr>
+    </w:lvl>
+  </w:abstractNum>
+  <w:abstractNum w:abstractNumId="4">
+    <w:nsid w:val="D341C5EA"/>
+    <w:multiLevelType w:val="multilevel"/>
+    <w:tmpl w:val="D341C5EA"/>
+    <w:lvl w:ilvl="0" w:tentative="0">
+      <w:start w:val="1"/>
+      <w:numFmt w:val="bullet"/>
+      <w:lvlText w:val=""/>
+      <w:lvlJc w:val="left"/>
+      <w:pPr>
+        <w:tabs>
+          <w:tab w:val="left" w:pos="720"/>
+        </w:tabs>
+        <w:ind w:left="720" w:hanging="360"/>
+      </w:pPr>
+      <w:rPr>
+        <w:rFonts w:hint="default" w:ascii="Symbol" w:hAnsi="Symbol" w:cs="Symbol"/>
+        <w:sz w:val="20"/>
+      </w:rPr>
+    </w:lvl>
+    <w:lvl w:ilvl="1" w:tentative="0">
+      <w:start w:val="1"/>
+      <w:numFmt w:val="bullet"/>
+      <w:lvlText w:val="o"/>
+      <w:lvlJc w:val="left"/>
+      <w:pPr>
+        <w:tabs>
+          <w:tab w:val="left" w:pos="1440"/>
+        </w:tabs>
+        <w:ind w:left="1440" w:hanging="360"/>
+      </w:pPr>
+      <w:rPr>
+        <w:rFonts w:hint="default" w:ascii="Courier New" w:hAnsi="Courier New" w:cs="Courier New"/>
+        <w:sz w:val="20"/>
+      </w:rPr>
+    </w:lvl>
+    <w:lvl w:ilvl="2" w:tentative="0">
+      <w:start w:val="1"/>
+      <w:numFmt w:val="bullet"/>
+      <w:lvlText w:val=""/>
+      <w:lvlJc w:val="left"/>
+      <w:pPr>
+        <w:tabs>
+          <w:tab w:val="left" w:pos="2160"/>
+        </w:tabs>
+        <w:ind w:left="2160" w:hanging="360"/>
+      </w:pPr>
+      <w:rPr>
+        <w:rFonts w:hint="default" w:ascii="Wingdings" w:hAnsi="Wingdings" w:cs="Wingdings"/>
+        <w:sz w:val="20"/>
+      </w:rPr>
+    </w:lvl>
+    <w:lvl w:ilvl="3" w:tentative="0">
+      <w:start w:val="1"/>
+      <w:numFmt w:val="bullet"/>
+      <w:lvlText w:val=""/>
+      <w:lvlJc w:val="left"/>
+      <w:pPr>
+        <w:tabs>
+          <w:tab w:val="left" w:pos="2880"/>
+        </w:tabs>
+        <w:ind w:left="2880" w:hanging="360"/>
+      </w:pPr>
+      <w:rPr>
+        <w:rFonts w:hint="default" w:ascii="Wingdings" w:hAnsi="Wingdings" w:cs="Wingdings"/>
+        <w:sz w:val="20"/>
+      </w:rPr>
+    </w:lvl>
+    <w:lvl w:ilvl="4" w:tentative="0">
+      <w:start w:val="1"/>
+      <w:numFmt w:val="bullet"/>
+      <w:lvlText w:val=""/>
+      <w:lvlJc w:val="left"/>
+      <w:pPr>
+        <w:tabs>
+          <w:tab w:val="left" w:pos="3600"/>
+        </w:tabs>
+        <w:ind w:left="3600" w:hanging="360"/>
+      </w:pPr>
+      <w:rPr>
+        <w:rFonts w:hint="default" w:ascii="Wingdings" w:hAnsi="Wingdings" w:cs="Wingdings"/>
+        <w:sz w:val="20"/>
+      </w:rPr>
+    </w:lvl>
+    <w:lvl w:ilvl="5" w:tentative="0">
+      <w:start w:val="1"/>
+      <w:numFmt w:val="bullet"/>
+      <w:lvlText w:val=""/>
+      <w:lvlJc w:val="left"/>
+      <w:pPr>
+        <w:tabs>
+          <w:tab w:val="left" w:pos="4320"/>
+        </w:tabs>
+        <w:ind w:left="4320" w:hanging="360"/>
+      </w:pPr>
+      <w:rPr>
+        <w:rFonts w:hint="default" w:ascii="Wingdings" w:hAnsi="Wingdings" w:cs="Wingdings"/>
+        <w:sz w:val="20"/>
+      </w:rPr>
+    </w:lvl>
+    <w:lvl w:ilvl="6" w:tentative="0">
+      <w:start w:val="1"/>
+      <w:numFmt w:val="bullet"/>
+      <w:lvlText w:val=""/>
+      <w:lvlJc w:val="left"/>
+      <w:pPr>
+        <w:tabs>
+          <w:tab w:val="left" w:pos="5040"/>
+        </w:tabs>
+        <w:ind w:left="5040" w:hanging="360"/>
+      </w:pPr>
+      <w:rPr>
+        <w:rFonts w:hint="default" w:ascii="Wingdings" w:hAnsi="Wingdings" w:cs="Wingdings"/>
+        <w:sz w:val="20"/>
+      </w:rPr>
+    </w:lvl>
+    <w:lvl w:ilvl="7" w:tentative="0">
+      <w:start w:val="1"/>
+      <w:numFmt w:val="bullet"/>
+      <w:lvlText w:val=""/>
+      <w:lvlJc w:val="left"/>
+      <w:pPr>
+        <w:tabs>
+          <w:tab w:val="left" w:pos="5760"/>
+        </w:tabs>
+        <w:ind w:left="5760" w:hanging="360"/>
+      </w:pPr>
+      <w:rPr>
+        <w:rFonts w:hint="default" w:ascii="Wingdings" w:hAnsi="Wingdings" w:cs="Wingdings"/>
+        <w:sz w:val="20"/>
+      </w:rPr>
+    </w:lvl>
+    <w:lvl w:ilvl="8" w:tentative="0">
+      <w:start w:val="1"/>
+      <w:numFmt w:val="bullet"/>
+      <w:lvlText w:val=""/>
+      <w:lvlJc w:val="left"/>
+      <w:pPr>
+        <w:tabs>
+          <w:tab w:val="left" w:pos="6480"/>
+        </w:tabs>
+        <w:ind w:left="6480" w:hanging="360"/>
+      </w:pPr>
+      <w:rPr>
+        <w:rFonts w:hint="default" w:ascii="Wingdings" w:hAnsi="Wingdings" w:cs="Wingdings"/>
+        <w:sz w:val="20"/>
+      </w:rPr>
+    </w:lvl>
+  </w:abstractNum>
+  <w:num w:numId="1">
+    <w:abstractNumId w:val="2"/>
+  </w:num>
+  <w:num w:numId="2">
+    <w:abstractNumId w:val="4"/>
+  </w:num>
+  <w:num w:numId="3">
+    <w:abstractNumId w:val="1"/>
+  </w:num>
+  <w:num w:numId="4">
+    <w:abstractNumId w:val="3"/>
+  </w:num>
+  <w:num w:numId="5">
+    <w:abstractNumId w:val="0"/>
+  </w:num>
+</w:numbering>
 </file>
 
 <file path=word/styles.xml><?xml version="1.0" encoding="utf-8"?>
@@ -9547,7 +11809,7 @@
     <w:lsdException w:uiPriority="0" w:name="Document Map"/>
     <w:lsdException w:uiPriority="0" w:name="Plain Text"/>
     <w:lsdException w:uiPriority="0" w:name="E-mail Signature"/>
-    <w:lsdException w:uiPriority="0" w:name="Normal (Web)"/>
+    <w:lsdException w:qFormat="1" w:unhideWhenUsed="0" w:uiPriority="0" w:semiHidden="0" w:name="Normal (Web)"/>
     <w:lsdException w:uiPriority="0" w:name="HTML Acronym"/>
     <w:lsdException w:uiPriority="0" w:name="HTML Address"/>
     <w:lsdException w:uiPriority="0" w:name="HTML Cite"/>
@@ -9706,7 +11968,6 @@
   </w:latentStyles>
   <w:style w:type="paragraph" w:default="1" w:styleId="1">
     <w:name w:val="Normal"/>
-    <w:next w:val="2"/>
     <w:autoRedefine/>
     <w:qFormat/>
     <w:uiPriority w:val="0"/>
@@ -9721,7 +11982,7 @@
       <w:lang w:val="en-US" w:eastAsia="zh-CN" w:bidi="ar-SA"/>
     </w:rPr>
   </w:style>
-  <w:style w:type="paragraph" w:styleId="4">
+  <w:style w:type="paragraph" w:styleId="2">
     <w:name w:val="heading 1"/>
     <w:basedOn w:val="1"/>
     <w:next w:val="1"/>
@@ -9738,7 +11999,7 @@
       <w:szCs w:val="36"/>
     </w:rPr>
   </w:style>
-  <w:style w:type="paragraph" w:styleId="5">
+  <w:style w:type="paragraph" w:styleId="3">
     <w:name w:val="heading 2"/>
     <w:basedOn w:val="1"/>
     <w:next w:val="1"/>
@@ -9755,7 +12016,7 @@
       <w:szCs w:val="28"/>
     </w:rPr>
   </w:style>
-  <w:style w:type="paragraph" w:styleId="6">
+  <w:style w:type="paragraph" w:styleId="4">
     <w:name w:val="heading 3"/>
     <w:basedOn w:val="1"/>
     <w:next w:val="1"/>
@@ -9772,7 +12033,7 @@
       <w:szCs w:val="24"/>
     </w:rPr>
   </w:style>
-  <w:style w:type="paragraph" w:styleId="7">
+  <w:style w:type="paragraph" w:styleId="5">
     <w:name w:val="heading 4"/>
     <w:basedOn w:val="1"/>
     <w:next w:val="1"/>
@@ -9787,7 +12048,7 @@
       <w:iCs/>
     </w:rPr>
   </w:style>
-  <w:style w:type="paragraph" w:styleId="8">
+  <w:style w:type="paragraph" w:styleId="6">
     <w:name w:val="heading 5"/>
     <w:basedOn w:val="1"/>
     <w:next w:val="1"/>
@@ -9804,7 +12065,7 @@
       <w:szCs w:val="20"/>
     </w:rPr>
   </w:style>
-  <w:style w:type="paragraph" w:styleId="9">
+  <w:style w:type="paragraph" w:styleId="7">
     <w:name w:val="heading 6"/>
     <w:basedOn w:val="1"/>
     <w:next w:val="1"/>
@@ -9821,14 +12082,14 @@
       <w:szCs w:val="20"/>
     </w:rPr>
   </w:style>
-  <w:style w:type="character" w:default="1" w:styleId="17">
+  <w:style w:type="character" w:default="1" w:styleId="18">
     <w:name w:val="Default Paragraph Font"/>
     <w:semiHidden/>
     <w:unhideWhenUsed/>
     <w:qFormat/>
     <w:uiPriority w:val="1"/>
   </w:style>
-  <w:style w:type="table" w:default="1" w:styleId="15">
+  <w:style w:type="table" w:default="1" w:styleId="16">
     <w:name w:val="Normal Table"/>
     <w:semiHidden/>
     <w:unhideWhenUsed/>
@@ -9843,18 +12104,15 @@
       </w:tblCellMar>
     </w:tblPr>
   </w:style>
-  <w:style w:type="paragraph" w:styleId="2">
-    <w:name w:val="Body Text First Indent 2"/>
-    <w:basedOn w:val="3"/>
-    <w:semiHidden/>
+  <w:style w:type="paragraph" w:styleId="8">
+    <w:name w:val="annotation text"/>
+    <w:basedOn w:val="1"/>
+    <w:link w:val="26"/>
     <w:unhideWhenUsed/>
     <w:qFormat/>
     <w:uiPriority w:val="0"/>
-    <w:pPr>
-      <w:ind w:firstLine="420" w:firstLineChars="200"/>
-    </w:pPr>
   </w:style>
-  <w:style w:type="paragraph" w:styleId="3">
+  <w:style w:type="paragraph" w:styleId="9">
     <w:name w:val="Body Text Indent"/>
     <w:basedOn w:val="1"/>
     <w:semiHidden/>
@@ -9867,17 +12125,9 @@
     </w:pPr>
   </w:style>
   <w:style w:type="paragraph" w:styleId="10">
-    <w:name w:val="annotation text"/>
-    <w:basedOn w:val="1"/>
-    <w:link w:val="24"/>
-    <w:unhideWhenUsed/>
-    <w:qFormat/>
-    <w:uiPriority w:val="0"/>
-  </w:style>
-  <w:style w:type="paragraph" w:styleId="11">
     <w:name w:val="Balloon Text"/>
     <w:basedOn w:val="1"/>
-    <w:link w:val="23"/>
+    <w:link w:val="25"/>
     <w:unhideWhenUsed/>
     <w:qFormat/>
     <w:uiPriority w:val="0"/>
@@ -9889,10 +12139,10 @@
       <w:szCs w:val="18"/>
     </w:rPr>
   </w:style>
-  <w:style w:type="paragraph" w:styleId="12">
+  <w:style w:type="paragraph" w:styleId="11">
     <w:name w:val="footer"/>
     <w:basedOn w:val="1"/>
-    <w:link w:val="21"/>
+    <w:link w:val="23"/>
     <w:autoRedefine/>
     <w:qFormat/>
     <w:uiPriority w:val="99"/>
@@ -9909,10 +12159,10 @@
       <w:szCs w:val="18"/>
     </w:rPr>
   </w:style>
-  <w:style w:type="paragraph" w:styleId="13">
+  <w:style w:type="paragraph" w:styleId="12">
     <w:name w:val="header"/>
     <w:basedOn w:val="1"/>
-    <w:link w:val="20"/>
+    <w:link w:val="22"/>
     <w:qFormat/>
     <w:uiPriority w:val="0"/>
     <w:pPr>
@@ -9932,11 +12182,27 @@
       <w:szCs w:val="18"/>
     </w:rPr>
   </w:style>
+  <w:style w:type="paragraph" w:styleId="13">
+    <w:name w:val="Normal (Web)"/>
+    <w:basedOn w:val="1"/>
+    <w:qFormat/>
+    <w:uiPriority w:val="0"/>
+    <w:pPr>
+      <w:spacing w:before="0" w:beforeAutospacing="1" w:after="0" w:afterAutospacing="1"/>
+      <w:ind w:left="0" w:right="0"/>
+      <w:jc w:val="left"/>
+    </w:pPr>
+    <w:rPr>
+      <w:kern w:val="0"/>
+      <w:sz w:val="24"/>
+      <w:lang w:val="en-US" w:eastAsia="zh-CN" w:bidi="ar"/>
+    </w:rPr>
+  </w:style>
   <w:style w:type="paragraph" w:styleId="14">
     <w:name w:val="annotation subject"/>
-    <w:basedOn w:val="10"/>
-    <w:next w:val="10"/>
-    <w:link w:val="25"/>
+    <w:basedOn w:val="8"/>
+    <w:next w:val="8"/>
+    <w:link w:val="27"/>
     <w:unhideWhenUsed/>
     <w:qFormat/>
     <w:uiPriority w:val="0"/>
@@ -9945,9 +12211,20 @@
       <w:bCs/>
     </w:rPr>
   </w:style>
-  <w:style w:type="table" w:styleId="16">
+  <w:style w:type="paragraph" w:styleId="15">
+    <w:name w:val="Body Text First Indent 2"/>
+    <w:basedOn w:val="9"/>
+    <w:semiHidden/>
+    <w:unhideWhenUsed/>
+    <w:qFormat/>
+    <w:uiPriority w:val="0"/>
+    <w:pPr>
+      <w:ind w:firstLine="420" w:firstLineChars="200"/>
+    </w:pPr>
+  </w:style>
+  <w:style w:type="table" w:styleId="17">
     <w:name w:val="Table Grid"/>
-    <w:basedOn w:val="15"/>
+    <w:basedOn w:val="16"/>
     <w:autoRedefine/>
     <w:qFormat/>
     <w:uiPriority w:val="0"/>
@@ -9966,7 +12243,16 @@
       </w:tblBorders>
     </w:tblPr>
   </w:style>
-  <w:style w:type="character" w:styleId="18">
+  <w:style w:type="character" w:styleId="19">
+    <w:name w:val="Strong"/>
+    <w:basedOn w:val="18"/>
+    <w:qFormat/>
+    <w:uiPriority w:val="0"/>
+    <w:rPr>
+      <w:b/>
+    </w:rPr>
+  </w:style>
+  <w:style w:type="character" w:styleId="20">
     <w:name w:val="Hyperlink"/>
     <w:autoRedefine/>
     <w:unhideWhenUsed/>
@@ -9977,9 +12263,9 @@
       <w:u w:val="single"/>
     </w:rPr>
   </w:style>
-  <w:style w:type="character" w:styleId="19">
+  <w:style w:type="character" w:styleId="21">
     <w:name w:val="annotation reference"/>
-    <w:basedOn w:val="17"/>
+    <w:basedOn w:val="18"/>
     <w:unhideWhenUsed/>
     <w:qFormat/>
     <w:uiPriority w:val="0"/>
@@ -9988,10 +12274,10 @@
       <w:szCs w:val="21"/>
     </w:rPr>
   </w:style>
-  <w:style w:type="character" w:customStyle="1" w:styleId="20">
+  <w:style w:type="character" w:customStyle="1" w:styleId="22">
     <w:name w:val="页眉 字符"/>
-    <w:basedOn w:val="17"/>
-    <w:link w:val="13"/>
+    <w:basedOn w:val="18"/>
+    <w:link w:val="12"/>
     <w:qFormat/>
     <w:uiPriority w:val="0"/>
     <w:rPr>
@@ -10001,10 +12287,10 @@
       <w:szCs w:val="18"/>
     </w:rPr>
   </w:style>
-  <w:style w:type="character" w:customStyle="1" w:styleId="21">
+  <w:style w:type="character" w:customStyle="1" w:styleId="23">
     <w:name w:val="页脚 字符"/>
-    <w:basedOn w:val="17"/>
-    <w:link w:val="12"/>
+    <w:basedOn w:val="18"/>
+    <w:link w:val="11"/>
     <w:qFormat/>
     <w:uiPriority w:val="99"/>
     <w:rPr>
@@ -10014,7 +12300,7 @@
       <w:szCs w:val="18"/>
     </w:rPr>
   </w:style>
-  <w:style w:type="paragraph" w:customStyle="1" w:styleId="22">
+  <w:style w:type="paragraph" w:customStyle="1" w:styleId="24">
     <w:name w:val="列出段落1"/>
     <w:basedOn w:val="1"/>
     <w:qFormat/>
@@ -10032,10 +12318,10 @@
       <w:sz w:val="21"/>
     </w:rPr>
   </w:style>
-  <w:style w:type="character" w:customStyle="1" w:styleId="23">
+  <w:style w:type="character" w:customStyle="1" w:styleId="25">
     <w:name w:val="批注框文本 字符"/>
-    <w:basedOn w:val="17"/>
-    <w:link w:val="11"/>
+    <w:basedOn w:val="18"/>
+    <w:link w:val="10"/>
     <w:semiHidden/>
     <w:qFormat/>
     <w:uiPriority w:val="0"/>
@@ -10046,10 +12332,10 @@
       <w:szCs w:val="18"/>
     </w:rPr>
   </w:style>
-  <w:style w:type="character" w:customStyle="1" w:styleId="24">
+  <w:style w:type="character" w:customStyle="1" w:styleId="26">
     <w:name w:val="批注文字 字符"/>
-    <w:basedOn w:val="17"/>
-    <w:link w:val="10"/>
+    <w:basedOn w:val="18"/>
+    <w:link w:val="8"/>
     <w:qFormat/>
     <w:uiPriority w:val="0"/>
     <w:rPr>
@@ -10059,9 +12345,9 @@
       <w:szCs w:val="22"/>
     </w:rPr>
   </w:style>
-  <w:style w:type="character" w:customStyle="1" w:styleId="25">
+  <w:style w:type="character" w:customStyle="1" w:styleId="27">
     <w:name w:val="批注主题 字符"/>
-    <w:basedOn w:val="24"/>
+    <w:basedOn w:val="26"/>
     <w:link w:val="14"/>
     <w:semiHidden/>
     <w:qFormat/>
@@ -10075,7 +12361,7 @@
       <w:szCs w:val="22"/>
     </w:rPr>
   </w:style>
-  <w:style w:type="paragraph" w:customStyle="1" w:styleId="26">
+  <w:style w:type="paragraph" w:customStyle="1" w:styleId="28">
     <w:name w:val="列表段落1"/>
     <w:basedOn w:val="1"/>
     <w:unhideWhenUsed/>
@@ -10092,7 +12378,7 @@
       <w:color w:val="auto"/>
     </w:rPr>
   </w:style>
-  <w:style w:type="paragraph" w:customStyle="1" w:styleId="27">
+  <w:style w:type="paragraph" w:customStyle="1" w:styleId="29">
     <w:name w:val="List Paragraph"/>
     <w:basedOn w:val="1"/>
     <w:autoRedefine/>

--- a/templates/docx_templates/企业版合同模板_带变量.docx
+++ b/templates/docx_templates/企业版合同模板_带变量.docx
@@ -5156,14 +5156,16 @@
             <w:r>
               <w:rPr>
                 <w:rFonts w:hint="eastAsia" w:ascii="仿宋" w:hAnsi="仿宋" w:eastAsia="仿宋" w:cs="仿宋"/>
-                <w:b w:val="0"/>
-                <w:bCs w:val="0"/>
-                <w:sz w:val="24"/>
-                <w:szCs w:val="24"/>
+                <w:color w:val="333333"/>
+                <w:sz w:val="24"/>
+                <w:szCs w:val="24"/>
+                <w:shd w:val="solid" w:color="FFFFFF" w:fill="FFFFFF"/>
                 <w:lang w:val="en-US" w:eastAsia="zh-CN"/>
               </w:rPr>
-              <w:t>无</w:t>
-            </w:r>
+              <w:t>有，云币充值</w:t>
+            </w:r>
+            <w:bookmarkStart w:id="12" w:name="_GoBack"/>
+            <w:bookmarkEnd w:id="12"/>
           </w:p>
         </w:tc>
       </w:tr>

--- a/templates/docx_templates/企业版合同模板_带变量.docx
+++ b/templates/docx_templates/企业版合同模板_带变量.docx
@@ -2102,7 +2102,38 @@
           <w:u w:val="single"/>
           <w:shd w:val="solid" w:color="FFFFFF" w:fill="FFFFFF"/>
         </w:rPr>
-        <w:t xml:space="preserve">   </w:t>
+        <w:t xml:space="preserve"> </w:t>
+      </w:r>
+      <w:r>
+        <w:rPr>
+          <w:rFonts w:hint="eastAsia" w:ascii="仿宋" w:hAnsi="仿宋" w:eastAsia="仿宋"/>
+          <w:sz w:val="24"/>
+          <w:szCs w:val="24"/>
+          <w:u w:val="single"/>
+        </w:rPr>
+        <w:t>{{ start_month }}</w:t>
+      </w:r>
+      <w:r>
+        <w:rPr>
+          <w:rFonts w:ascii="仿宋" w:hAnsi="仿宋" w:eastAsia="仿宋"/>
+          <w:sz w:val="24"/>
+          <w:szCs w:val="24"/>
+          <w:u w:val="single"/>
+        </w:rPr>
+        <w:t xml:space="preserve"> </w:t>
+      </w:r>
+      <w:bookmarkStart w:id="12" w:name="_GoBack"/>
+      <w:bookmarkEnd w:id="12"/>
+      <w:r>
+        <w:rPr>
+          <w:rFonts w:ascii="仿宋" w:hAnsi="仿宋" w:eastAsia="仿宋"/>
+          <w:color w:val="333333"/>
+          <w:sz w:val="24"/>
+          <w:szCs w:val="24"/>
+          <w:u w:val="single"/>
+          <w:shd w:val="solid" w:color="FFFFFF" w:fill="FFFFFF"/>
+        </w:rPr>
+        <w:t xml:space="preserve"> </w:t>
       </w:r>
       <w:r>
         <w:rPr>
@@ -3225,9 +3256,9 @@
           <w:shd w:val="solid" w:color="FFFFFF" w:fill="FFFFFF"/>
         </w:rPr>
       </w:pPr>
-      <w:bookmarkStart w:id="3" w:name="h.uqzvqlan9ma"/>
+      <w:bookmarkStart w:id="3" w:name="h.fm1olciy1qq4"/>
       <w:bookmarkEnd w:id="3"/>
-      <w:bookmarkStart w:id="4" w:name="h.fm1olciy1qq4"/>
+      <w:bookmarkStart w:id="4" w:name="h.uqzvqlan9ma"/>
       <w:bookmarkEnd w:id="4"/>
       <w:r>
         <w:rPr>
@@ -5164,8 +5195,6 @@
               </w:rPr>
               <w:t>有，云币充值</w:t>
             </w:r>
-            <w:bookmarkStart w:id="12" w:name="_GoBack"/>
-            <w:bookmarkEnd w:id="12"/>
           </w:p>
         </w:tc>
       </w:tr>
